--- a/downloads/workbook/ai-1-week-07.docx
+++ b/downloads/workbook/ai-1-week-07.docx
@@ -1297,6 +1297,178 @@
         <w:t>Project connection: Write a sorter label guide with examples of complete, invalid and unresolved inputs before comparing labels.</w:t>
       </w:r>
     </w:p>
+    <w:p>
+      <w:pPr>
+        <w:pStyle w:val="Heading1"/>
+      </w:pPr>
+      <w:r>
+        <w:t>19. Project portfolio milestone</w:t>
+      </w:r>
+    </w:p>
+    <w:p>
+      <w:r>
+        <w:t>Project: Helpful Classroom Sorter</w:t>
+      </w:r>
+    </w:p>
+    <w:p>
+      <w:r>
+        <w:t>Current milestone: Make a transparent first version. Keep a trace of how one input becomes an output; explain the rule or learned component.</w:t>
+      </w:r>
+    </w:p>
+    <w:p>
+      <w:r>
+        <w:t>Write a sorter label guide with examples of complete, invalid and unresolved inputs before comparing labels.</w:t>
+      </w:r>
+    </w:p>
+    <w:tbl>
+      <w:tblPr>
+        <w:tblStyle w:val="LightShading-Accent1"/>
+        <w:tblW w:type="auto" w:w="0"/>
+        <w:tblLook w:firstColumn="1" w:firstRow="1" w:lastColumn="0" w:lastRow="0" w:noHBand="0" w:noVBand="1" w:val="04A0"/>
+      </w:tblPr>
+      <w:tblGrid>
+        <w:gridCol w:w="5112"/>
+        <w:gridCol w:w="5112"/>
+      </w:tblGrid>
+      <w:tr>
+        <w:trPr>
+          <w:tblHeader/>
+        </w:trPr>
+        <w:tc>
+          <w:tcPr>
+            <w:tcW w:type="dxa" w:w="5112"/>
+          </w:tcPr>
+          <w:p>
+            <w:r>
+              <w:t>Evidence to keep</w:t>
+            </w:r>
+          </w:p>
+        </w:tc>
+        <w:tc>
+          <w:tcPr>
+            <w:tcW w:type="dxa" w:w="5112"/>
+          </w:tcPr>
+          <w:p>
+            <w:r>
+              <w:t>My record</w:t>
+            </w:r>
+          </w:p>
+        </w:tc>
+      </w:tr>
+      <w:tr>
+        <w:tc>
+          <w:tcPr>
+            <w:tcW w:type="dxa" w:w="5112"/>
+          </w:tcPr>
+          <w:p>
+            <w:r>
+              <w:t>This week’s input and deciding step</w:t>
+            </w:r>
+          </w:p>
+        </w:tc>
+        <w:tc>
+          <w:tcPr>
+            <w:tcW w:type="dxa" w:w="5112"/>
+          </w:tcPr>
+          <w:p>
+            <w:r/>
+          </w:p>
+        </w:tc>
+      </w:tr>
+      <w:tr>
+        <w:tc>
+          <w:tcPr>
+            <w:tcW w:type="dxa" w:w="5112"/>
+          </w:tcPr>
+          <w:p>
+            <w:r>
+              <w:t>Prediction and actual result (or labelled paper trace)</w:t>
+            </w:r>
+          </w:p>
+        </w:tc>
+        <w:tc>
+          <w:tcPr>
+            <w:tcW w:type="dxa" w:w="5112"/>
+          </w:tcPr>
+          <w:p>
+            <w:r/>
+          </w:p>
+        </w:tc>
+      </w:tr>
+      <w:tr>
+        <w:tc>
+          <w:tcPr>
+            <w:tcW w:type="dxa" w:w="5112"/>
+          </w:tcPr>
+          <w:p>
+            <w:r>
+              <w:t>One change since the previous checkpoint and why</w:t>
+            </w:r>
+          </w:p>
+        </w:tc>
+        <w:tc>
+          <w:tcPr>
+            <w:tcW w:type="dxa" w:w="5112"/>
+          </w:tcPr>
+          <w:p>
+            <w:r/>
+          </w:p>
+        </w:tc>
+      </w:tr>
+      <w:tr>
+        <w:tc>
+          <w:tcPr>
+            <w:tcW w:type="dxa" w:w="5112"/>
+          </w:tcPr>
+          <w:p>
+            <w:r>
+              <w:t>One error or limit and the next test</w:t>
+            </w:r>
+          </w:p>
+        </w:tc>
+        <w:tc>
+          <w:tcPr>
+            <w:tcW w:type="dxa" w:w="5112"/>
+          </w:tcPr>
+          <w:p>
+            <w:r/>
+          </w:p>
+        </w:tc>
+      </w:tr>
+    </w:tbl>
+    <w:p>
+      <w:pPr>
+        <w:pStyle w:val="Heading3"/>
+      </w:pPr>
+      <w:r>
+        <w:t>Explain what this week adds to your project. Reuse last week’s record rather than starting again.</w:t>
+      </w:r>
+    </w:p>
+    <w:p>
+      <w:r>
+        <w:t>________________________________________________________________</w:t>
+      </w:r>
+    </w:p>
+    <w:p>
+      <w:r>
+        <w:t>________________________________________________________________</w:t>
+      </w:r>
+    </w:p>
+    <w:p>
+      <w:r>
+        <w:t>________________________________________________________________</w:t>
+      </w:r>
+    </w:p>
+    <w:p>
+      <w:r>
+        <w:t>________________________________________________________________</w:t>
+      </w:r>
+    </w:p>
+    <w:p>
+      <w:r>
+        <w:t>________________________________________________________________</w:t>
+      </w:r>
+    </w:p>
     <w:sectPr>
       <w:pgSz w:w="12240" w:h="15840"/>
       <w:pgMar w:top="936" w:right="1008" w:bottom="936" w:left="1008" w:header="720" w:footer="720" w:gutter="0"/>

--- a/downloads/workbook/ai-1-week-07.docx
+++ b/downloads/workbook/ai-1-week-07.docx
@@ -1469,6 +1469,240 @@
         <w:t>________________________________________________________________</w:t>
       </w:r>
     </w:p>
+    <w:p>
+      <w:pPr>
+        <w:pStyle w:val="Heading1"/>
+      </w:pPr>
+      <w:r>
+        <w:t>20. Supported practice and learning evidence</w:t>
+      </w:r>
+    </w:p>
+    <w:p>
+      <w:r>
+        <w:t>Use this supported practice once, in the browser or on paper. Keep the reserved independent assessment for a separate first attempt before teacher feedback.</w:t>
+      </w:r>
+    </w:p>
+    <w:p>
+      <w:r>
+        <w:t>A fictional craft club labels cardboard-order cards ready, review or revise.</w:t>
+      </w:r>
+    </w:p>
+    <w:p>
+      <w:pPr>
+        <w:pStyle w:val="Heading3"/>
+      </w:pPr>
+      <w:r>
+        <w:t>Practice 1: explain the deciding evidence</w:t>
+      </w:r>
+    </w:p>
+    <w:p>
+      <w:r>
+        <w:t>Which labelled step matches this detail? 2 is valid but colour is blank: review.</w:t>
+      </w:r>
+    </w:p>
+    <w:p>
+      <w:r>
+        <w:t>1. Read policy</w:t>
+      </w:r>
+    </w:p>
+    <w:p>
+      <w:r>
+        <w:t>2. Card B</w:t>
+      </w:r>
+    </w:p>
+    <w:p>
+      <w:r>
+        <w:t>3. Card A</w:t>
+      </w:r>
+    </w:p>
+    <w:p>
+      <w:r>
+        <w:t>4. Card C</w:t>
+      </w:r>
+    </w:p>
+    <w:p>
+      <w:pPr>
+        <w:pStyle w:val="Heading3"/>
+      </w:pPr>
+      <w:r>
+        <w:t>My selected conclusion, deciding fact and explanation</w:t>
+      </w:r>
+    </w:p>
+    <w:p>
+      <w:r>
+        <w:t>________________________________________________________________</w:t>
+      </w:r>
+    </w:p>
+    <w:p>
+      <w:r>
+        <w:t>________________________________________________________________</w:t>
+      </w:r>
+    </w:p>
+    <w:p>
+      <w:r>
+        <w:t>________________________________________________________________</w:t>
+      </w:r>
+    </w:p>
+    <w:p>
+      <w:r>
+        <w:t>________________________________________________________________</w:t>
+      </w:r>
+    </w:p>
+    <w:p>
+      <w:r>
+        <w:t>________________________________________________________________</w:t>
+      </w:r>
+    </w:p>
+    <w:p>
+      <w:r>
+        <w:t>Hint if needed: Read the steps in the pictorial case. Match the supplied detail to the stage that performs or records it.</w:t>
+      </w:r>
+    </w:p>
+    <w:p>
+      <w:r>
+        <w:t>After your attempt, compare with the supported explanation: Card C 2 is valid but colour is blank: review. Operational labels specify what a word means for this task. Two labellers using the same priority should agree on these cards. Review describes missing evidence, not a hidden assumption that the card is wrong. Revise is supported by a known failure.</w:t>
+      </w:r>
+    </w:p>
+    <w:p>
+      <w:pPr>
+        <w:pStyle w:val="Heading3"/>
+      </w:pPr>
+      <w:r>
+        <w:t>Practice 2: explain the deciding evidence</w:t>
+      </w:r>
+    </w:p>
+    <w:p>
+      <w:r>
+        <w:t>Changed-case practice: Change B’s quantity from 5 to 4; leave colour blank. Which conclusion is supported by the supplied facts?</w:t>
+      </w:r>
+    </w:p>
+    <w:p>
+      <w:r>
+        <w:t>1. B becomes review.</w:t>
+      </w:r>
+    </w:p>
+    <w:p>
+      <w:r>
+        <w:t>2. We can decide the result without examining the changed input or the procedure.</w:t>
+      </w:r>
+    </w:p>
+    <w:p>
+      <w:r>
+        <w:t>3. This one example guarantees correct results for every future input.</w:t>
+      </w:r>
+    </w:p>
+    <w:p>
+      <w:pPr>
+        <w:pStyle w:val="Heading3"/>
+      </w:pPr>
+      <w:r>
+        <w:t>My selected conclusion, deciding fact and explanation</w:t>
+      </w:r>
+    </w:p>
+    <w:p>
+      <w:r>
+        <w:t>________________________________________________________________</w:t>
+      </w:r>
+    </w:p>
+    <w:p>
+      <w:r>
+        <w:t>________________________________________________________________</w:t>
+      </w:r>
+    </w:p>
+    <w:p>
+      <w:r>
+        <w:t>________________________________________________________________</w:t>
+      </w:r>
+    </w:p>
+    <w:p>
+      <w:r>
+        <w:t>________________________________________________________________</w:t>
+      </w:r>
+    </w:p>
+    <w:p>
+      <w:r>
+        <w:t>________________________________________________________________</w:t>
+      </w:r>
+    </w:p>
+    <w:p>
+      <w:r>
+        <w:t>Hint if needed: Use the changed condition and the deciding step in the pictorial trace. The answer must say what follows from those facts.</w:t>
+      </w:r>
+    </w:p>
+    <w:p>
+      <w:r>
+        <w:t>After your attempt, compare with the supported explanation: B becomes review. The known failure is removed, but a required field is still missing.</w:t>
+      </w:r>
+    </w:p>
+    <w:p>
+      <w:pPr>
+        <w:pStyle w:val="Heading3"/>
+      </w:pPr>
+      <w:r>
+        <w:t>Repair a missing building block</w:t>
+      </w:r>
+    </w:p>
+    <w:p>
+      <w:r>
+        <w:t>Review Sound Becomes a Signal (ai-1/6). Goal: Interpret an ordered sequence of sound-signal samples with a stated time interval. Short practice: Does the all-zero retained record prove the full signal was silent? Use the picture.. Return to this week and explain what you changed.</w:t>
+      </w:r>
+    </w:p>
+    <w:p>
+      <w:r>
+        <w:t>Review Rules or Learned Patterns? (ai-1/4). Goal: Execute a stated rule including its boundary. Short practice: Show which stage used labels and which stage used only the new measurement.. Return to this week and explain what you changed.</w:t>
+      </w:r>
+    </w:p>
+    <w:p>
+      <w:r>
+        <w:t>Review AI or Not? (ai-1/1). Goal: Distinguish an observed result from an explanation of how it was produced. Short practice: Point to the learned stage. Does the changed display prove the weather forecast changed?. Return to this week and explain what you changed.</w:t>
+      </w:r>
+    </w:p>
+    <w:p>
+      <w:pPr>
+        <w:pStyle w:val="Heading3"/>
+      </w:pPr>
+      <w:r>
+        <w:t>Keep your completed work</w:t>
+      </w:r>
+    </w:p>
+    <w:p>
+      <w:r>
+        <w:t>Use Download completed work in the hosted lesson to export your answers, reflections, practice feedback and code-run evidence. Open the HTML copy to read or print it. Drafts stay in this browser when storage is available; clear drafts on a shared device.</w:t>
+      </w:r>
+    </w:p>
+    <w:p>
+      <w:pPr>
+        <w:pStyle w:val="Heading3"/>
+      </w:pPr>
+      <w:r>
+        <w:t>What I repaired, the evidence I kept and the next test</w:t>
+      </w:r>
+    </w:p>
+    <w:p>
+      <w:r>
+        <w:t>________________________________________________________________</w:t>
+      </w:r>
+    </w:p>
+    <w:p>
+      <w:r>
+        <w:t>________________________________________________________________</w:t>
+      </w:r>
+    </w:p>
+    <w:p>
+      <w:r>
+        <w:t>________________________________________________________________</w:t>
+      </w:r>
+    </w:p>
+    <w:p>
+      <w:r>
+        <w:t>________________________________________________________________</w:t>
+      </w:r>
+    </w:p>
+    <w:p>
+      <w:r>
+        <w:t>________________________________________________________________</w:t>
+      </w:r>
+    </w:p>
     <w:sectPr>
       <w:pgSz w:w="12240" w:h="15840"/>
       <w:pgMar w:top="936" w:right="1008" w:bottom="936" w:left="1008" w:header="720" w:footer="720" w:gutter="0"/>

--- a/downloads/workbook/ai-1-week-07.docx
+++ b/downloads/workbook/ai-1-week-07.docx
@@ -30,7 +30,30 @@
     </w:p>
     <w:p>
       <w:r>
-        <w:t>Try the recall before opening notes. Then use a different colour or a labelled second line to correct your explanation.</w:t>
+        <w:t>Record your starting explanation for Categories and Labels before opening notes. Show any later correction separately.</w:t>
+      </w:r>
+    </w:p>
+    <w:p>
+      <w:pPr>
+        <w:spacing w:line="336" w:lineRule="auto" w:after="180"/>
+      </w:pPr>
+      <w:r>
+        <w:rPr>
+          <w:b w:val="0"/>
+        </w:rPr>
+        <w:t xml:space="preserve">Try the recall before opening notes. Then use a different colour or a </w:t>
+      </w:r>
+      <w:r>
+        <w:rPr>
+          <w:b/>
+        </w:rPr>
+        <w:t>label</w:t>
+      </w:r>
+      <w:r>
+        <w:rPr>
+          <w:b w:val="0"/>
+        </w:rPr>
+        <w:t>led second line to correct your explanation.</w:t>
       </w:r>
     </w:p>
     <w:p>
@@ -42,7 +65,13 @@
       </w:r>
     </w:p>
     <w:p>
-      <w:r>
+      <w:pPr>
+        <w:spacing w:line="336" w:lineRule="auto" w:after="180"/>
+      </w:pPr>
+      <w:r>
+        <w:rPr>
+          <w:b w:val="0"/>
+        </w:rPr>
         <w:t>Without opening the old lesson, explain one key idea from Sound Becomes a Signal. Give an example and a mistake that the idea helps you avoid.</w:t>
       </w:r>
     </w:p>
@@ -78,7 +107,13 @@
       </w:r>
     </w:p>
     <w:p>
-      <w:r>
+      <w:pPr>
+        <w:spacing w:line="336" w:lineRule="auto" w:after="180"/>
+      </w:pPr>
+      <w:r>
+        <w:rPr>
+          <w:b w:val="0"/>
+        </w:rPr>
         <w:t>Without opening the old lesson, explain one key idea from Rules or Learned Patterns?. Give an example and a mistake that the idea helps you avoid.</w:t>
       </w:r>
     </w:p>
@@ -114,7 +149,13 @@
       </w:r>
     </w:p>
     <w:p>
-      <w:r>
+      <w:pPr>
+        <w:spacing w:line="336" w:lineRule="auto" w:after="180"/>
+      </w:pPr>
+      <w:r>
+        <w:rPr>
+          <w:b w:val="0"/>
+        </w:rPr>
         <w:t>Without opening the old lesson, explain one key idea from AI or Not?. Give an example and a mistake that the idea helps you avoid.</w:t>
       </w:r>
     </w:p>
@@ -151,7 +192,30 @@
     </w:p>
     <w:p>
       <w:r>
-        <w:t>Use W2: Replace a vague instruction for Categories and operational labels. Record the answer once; the lesson and workbook refer to the same attempt.</w:t>
+        <w:t>Complete the supported Categories and Labels trace and record the first step you can explain without help.</w:t>
+      </w:r>
+    </w:p>
+    <w:p>
+      <w:pPr>
+        <w:spacing w:line="336" w:lineRule="auto" w:after="180"/>
+      </w:pPr>
+      <w:r>
+        <w:rPr>
+          <w:b w:val="0"/>
+        </w:rPr>
+        <w:t xml:space="preserve">Use W2: Replace a vague instruction for Categories and operational </w:t>
+      </w:r>
+      <w:r>
+        <w:rPr>
+          <w:b/>
+        </w:rPr>
+        <w:t>label</w:t>
+      </w:r>
+      <w:r>
+        <w:rPr>
+          <w:b w:val="0"/>
+        </w:rPr>
+        <w:t>s. Record the answer once; the lesson and workbook refer to the same attempt.</w:t>
       </w:r>
     </w:p>
     <w:tbl>
@@ -279,7 +343,41 @@
     </w:p>
     <w:p>
       <w:r>
-        <w:t>Use the worked case for Categories and operational labels. Proposed explanation: “A blank is the same as a failing value”. Decide whether this explanation is supported. Point to the step or supplied fact that decides; explain your repair if needed.</w:t>
+        <w:t>Check the proposed Categories and Labels explanation against the supplied facts before discussing it.</w:t>
+      </w:r>
+    </w:p>
+    <w:p>
+      <w:pPr>
+        <w:spacing w:line="336" w:lineRule="auto" w:after="180"/>
+      </w:pPr>
+      <w:r>
+        <w:rPr>
+          <w:b w:val="0"/>
+        </w:rPr>
+        <w:t xml:space="preserve">Use the worked case for Categories and operational </w:t>
+      </w:r>
+      <w:r>
+        <w:rPr>
+          <w:b/>
+        </w:rPr>
+        <w:t>label</w:t>
+      </w:r>
+      <w:r>
+        <w:rPr>
+          <w:b w:val="0"/>
+        </w:rPr>
+        <w:t>s. Proposed explanation: “A blank is the same as a failing value”. Decide whether this explanation is supported.</w:t>
+      </w:r>
+    </w:p>
+    <w:p>
+      <w:pPr>
+        <w:spacing w:line="336" w:lineRule="auto" w:after="180"/>
+      </w:pPr>
+      <w:r>
+        <w:rPr>
+          <w:b w:val="0"/>
+        </w:rPr>
+        <w:t>Point to the step or supplied fact that decides; explain your repair if needed.</w:t>
       </w:r>
     </w:p>
     <w:p>
@@ -319,6 +417,11 @@
       </w:r>
     </w:p>
     <w:p>
+      <w:r>
+        <w:t>Write one first attempt at the reserved independent case before feedback. Repeated copies of that case refer to the same recorded attempt.</w:t>
+      </w:r>
+    </w:p>
+    <w:p>
       <w:pPr>
         <w:pStyle w:val="Heading3"/>
       </w:pPr>
@@ -327,8 +430,66 @@
       </w:r>
     </w:p>
     <w:p>
-      <w:r>
-        <w:t>A fictional equipment-request form accepts a whole-number borrowing duration of 1 through 7 days inclusive and one item code X or Y. Label revise if any known field fails; otherwise label review if a field is blank or unreadable; otherwise label ready. Classify these forms and justify each: 7 days X; 8 days Y; unreadable duration X; 8 days blank code. Explain whether ready alone grants permission to borrow.</w:t>
+      <w:pPr>
+        <w:spacing w:line="336" w:lineRule="auto" w:after="180"/>
+      </w:pPr>
+      <w:r>
+        <w:rPr>
+          <w:b w:val="0"/>
+        </w:rPr>
+        <w:t>A fictional equipment-request form accepts a whole-number borrowing duration of 1 through 7 days inclusive and one item code X or Y.</w:t>
+      </w:r>
+    </w:p>
+    <w:p>
+      <w:pPr>
+        <w:spacing w:line="336" w:lineRule="auto" w:after="180"/>
+      </w:pPr>
+      <w:r>
+        <w:rPr>
+          <w:b/>
+        </w:rPr>
+        <w:t>Label</w:t>
+      </w:r>
+      <w:r>
+        <w:rPr>
+          <w:b w:val="0"/>
+        </w:rPr>
+        <w:t xml:space="preserve"> revise if any known field fails; otherwise </w:t>
+      </w:r>
+      <w:r>
+        <w:rPr>
+          <w:b/>
+        </w:rPr>
+        <w:t>label</w:t>
+      </w:r>
+      <w:r>
+        <w:rPr>
+          <w:b w:val="0"/>
+        </w:rPr>
+        <w:t xml:space="preserve"> review if a field is blank or unreadable; otherwise </w:t>
+      </w:r>
+      <w:r>
+        <w:rPr>
+          <w:b/>
+        </w:rPr>
+        <w:t>label</w:t>
+      </w:r>
+      <w:r>
+        <w:rPr>
+          <w:b w:val="0"/>
+        </w:rPr>
+        <w:t xml:space="preserve"> ready. Classify these forms and justify each: 7 days X; 8 days Y; unreadable duration X; 8 days blank code.</w:t>
+      </w:r>
+    </w:p>
+    <w:p>
+      <w:pPr>
+        <w:spacing w:line="336" w:lineRule="auto" w:after="180"/>
+      </w:pPr>
+      <w:r>
+        <w:rPr>
+          <w:b w:val="0"/>
+        </w:rPr>
+        <w:t>Explain whether ready alone grants permission to borrow.</w:t>
       </w:r>
     </w:p>
     <w:p>
@@ -375,7 +536,13 @@
       </w:r>
     </w:p>
     <w:p>
-      <w:r>
+      <w:pPr>
+        <w:spacing w:line="336" w:lineRule="auto" w:after="180"/>
+      </w:pPr>
+      <w:r>
+        <w:rPr>
+          <w:b w:val="0"/>
+        </w:rPr>
         <w:t>Attempt this case before feedback. Record any help. Earlier examples below are further practice; a case already practised with feedback cannot establish fresh transfer.</w:t>
       </w:r>
     </w:p>
@@ -389,7 +556,53 @@
     </w:p>
     <w:p>
       <w:r>
-        <w:t>Your dataset labels 'reusable containers'. One team includes a disposable bottle reused once; another excludes it. Give an operational label rule and classify this boundary case under that rule. Explain why a different rule could be defensible.</w:t>
+        <w:t>Connect the Categories and Labels target to a trace and a justified conclusion.</w:t>
+      </w:r>
+    </w:p>
+    <w:p>
+      <w:pPr>
+        <w:spacing w:line="336" w:lineRule="auto" w:after="180"/>
+      </w:pPr>
+      <w:r>
+        <w:rPr>
+          <w:b w:val="0"/>
+        </w:rPr>
+        <w:t xml:space="preserve">Your dataset </w:t>
+      </w:r>
+      <w:r>
+        <w:rPr>
+          <w:b/>
+        </w:rPr>
+        <w:t>label</w:t>
+      </w:r>
+      <w:r>
+        <w:rPr>
+          <w:b w:val="0"/>
+        </w:rPr>
+        <w:t xml:space="preserve">s 'reusable containers'. One team includes a disposable bottle reused once; another excludes it. Give an operational </w:t>
+      </w:r>
+      <w:r>
+        <w:rPr>
+          <w:b/>
+        </w:rPr>
+        <w:t>label</w:t>
+      </w:r>
+      <w:r>
+        <w:rPr>
+          <w:b w:val="0"/>
+        </w:rPr>
+        <w:t xml:space="preserve"> rule and classify this boundary case under that rule.</w:t>
+      </w:r>
+    </w:p>
+    <w:p>
+      <w:pPr>
+        <w:spacing w:line="336" w:lineRule="auto" w:after="180"/>
+      </w:pPr>
+      <w:r>
+        <w:rPr>
+          <w:b w:val="0"/>
+        </w:rPr>
+        <w:t>Explain why a different rule could be defensible.</w:t>
       </w:r>
     </w:p>
     <w:p>
@@ -402,17 +615,59 @@
     </w:p>
     <w:p>
       <w:r>
+        <w:t>Solve the supplied Categories and Labels case and show the deciding evidence.</w:t>
+      </w:r>
+    </w:p>
+    <w:p>
+      <w:pPr>
+        <w:spacing w:line="336" w:lineRule="auto" w:after="180"/>
+      </w:pPr>
+      <w:r>
+        <w:rPr>
+          <w:b w:val="0"/>
+        </w:rPr>
         <w:t>Six cards show two circles, two triangles and two squares. Sort by shape.</w:t>
       </w:r>
     </w:p>
     <w:p>
-      <w:r>
-        <w:t>Why can red and blue circles share a label?</w:t>
-      </w:r>
-    </w:p>
-    <w:p>
-      <w:r>
-        <w:t>Show your trace, calculation or evidence</w:t>
+      <w:pPr>
+        <w:spacing w:line="336" w:lineRule="auto" w:after="180"/>
+        <w:shd w:fill="F5F1FB"/>
+      </w:pPr>
+      <w:r>
+        <w:rPr>
+          <w:b w:val="0"/>
+        </w:rPr>
+        <w:t xml:space="preserve">Why can red and blue circles share a </w:t>
+      </w:r>
+      <w:r>
+        <w:rPr>
+          <w:b/>
+        </w:rPr>
+        <w:t>label</w:t>
+      </w:r>
+      <w:r>
+        <w:rPr>
+          <w:b w:val="0"/>
+        </w:rPr>
+        <w:t>?</w:t>
+      </w:r>
+    </w:p>
+    <w:p>
+      <w:pPr>
+        <w:spacing w:line="336" w:lineRule="auto" w:after="180"/>
+      </w:pPr>
+      <w:r>
+        <w:rPr>
+          <w:b w:val="0"/>
+        </w:rPr>
+        <w:t xml:space="preserve">Show your trace, calculation or </w:t>
+      </w:r>
+      <w:r>
+        <w:rPr>
+          <w:b/>
+        </w:rPr>
+        <w:t>evidence</w:t>
       </w:r>
     </w:p>
     <w:p>
@@ -458,11 +713,41 @@
     </w:p>
     <w:p>
       <w:r>
-        <w:t>The rule is: fruit has seeds; other objects go in other. Sort an apple, a pencil and a sealed mystery box. Which item needs more evidence, and why?</w:t>
-      </w:r>
-    </w:p>
-    <w:p>
-      <w:r>
+        <w:t>Apply the procedure to the changed case and record why the conclusion follows.</w:t>
+      </w:r>
+    </w:p>
+    <w:p>
+      <w:pPr>
+        <w:spacing w:line="336" w:lineRule="auto" w:after="180"/>
+        <w:shd w:fill="F5F1FB"/>
+      </w:pPr>
+      <w:r>
+        <w:rPr>
+          <w:b w:val="0"/>
+        </w:rPr>
+        <w:t xml:space="preserve">The rule is: fruit has seeds; other objects go in other. Sort an apple, a pencil and a sealed mystery box. Which item needs more </w:t>
+      </w:r>
+      <w:r>
+        <w:rPr>
+          <w:b/>
+        </w:rPr>
+        <w:t>evidence</w:t>
+      </w:r>
+      <w:r>
+        <w:rPr>
+          <w:b w:val="0"/>
+        </w:rPr>
+        <w:t>, and why?</w:t>
+      </w:r>
+    </w:p>
+    <w:p>
+      <w:pPr>
+        <w:spacing w:line="336" w:lineRule="auto" w:after="180"/>
+      </w:pPr>
+      <w:r>
+        <w:rPr>
+          <w:b w:val="0"/>
+        </w:rPr>
         <w:t>My independent answer and reason</w:t>
       </w:r>
     </w:p>
@@ -517,7 +802,30 @@
     </w:p>
     <w:p>
       <w:r>
-        <w:t>Create a changed input, boundary case or missing-information case. Write the expected answer or safe response before testing.</w:t>
+        <w:t>Specify a changed input, expected result and observation separately.</w:t>
+      </w:r>
+    </w:p>
+    <w:p>
+      <w:pPr>
+        <w:spacing w:line="336" w:lineRule="auto" w:after="180"/>
+      </w:pPr>
+      <w:r>
+        <w:rPr>
+          <w:b w:val="0"/>
+        </w:rPr>
+        <w:t xml:space="preserve">Create a changed </w:t>
+      </w:r>
+      <w:r>
+        <w:rPr>
+          <w:b/>
+        </w:rPr>
+        <w:t>input</w:t>
+      </w:r>
+      <w:r>
+        <w:rPr>
+          <w:b w:val="0"/>
+        </w:rPr>
+        <w:t>, boundary case or missing-information case. Write the expected answer or safe response before testing.</w:t>
       </w:r>
     </w:p>
     <w:tbl>
@@ -646,12 +954,53 @@
     </w:p>
     <w:p>
       <w:r>
-        <w:t>Define the Classroom Sorter's bin labels and write how to handle objects that reasonably fit more than one bin.</w:t>
-      </w:r>
-    </w:p>
-    <w:p>
-      <w:r>
-        <w:t>The project change and evidence I will keep</w:t>
+        <w:t>Justify what Categories and Labels adds to Helpful Classroom Sorter and keep the evidence.</w:t>
+      </w:r>
+    </w:p>
+    <w:p>
+      <w:pPr>
+        <w:spacing w:line="336" w:lineRule="auto" w:after="180"/>
+      </w:pPr>
+      <w:r>
+        <w:rPr>
+          <w:b w:val="0"/>
+        </w:rPr>
+        <w:t xml:space="preserve">Define the Classroom Sorter's bin </w:t>
+      </w:r>
+      <w:r>
+        <w:rPr>
+          <w:b/>
+        </w:rPr>
+        <w:t>label</w:t>
+      </w:r>
+      <w:r>
+        <w:rPr>
+          <w:b w:val="0"/>
+        </w:rPr>
+        <w:t>s and write how to handle objects that reasonably fit more than one bin.</w:t>
+      </w:r>
+    </w:p>
+    <w:p>
+      <w:pPr>
+        <w:spacing w:line="336" w:lineRule="auto" w:after="180"/>
+      </w:pPr>
+      <w:r>
+        <w:rPr>
+          <w:b w:val="0"/>
+        </w:rPr>
+        <w:t xml:space="preserve">The project change and </w:t>
+      </w:r>
+      <w:r>
+        <w:rPr>
+          <w:b/>
+        </w:rPr>
+        <w:t>evidence</w:t>
+      </w:r>
+      <w:r>
+        <w:rPr>
+          <w:b w:val="0"/>
+        </w:rPr>
+        <w:t xml:space="preserve"> I will keep</w:t>
       </w:r>
     </w:p>
     <w:p>
@@ -697,11 +1046,54 @@
     </w:p>
     <w:p>
       <w:r>
-        <w:t>I can explain the mechanism. I can show evidence. I can handle a changed case. I can name a limit. Mark each as not yet, with help or independently, and attach supporting work.</w:t>
-      </w:r>
-    </w:p>
-    <w:p>
-      <w:r>
+        <w:t>Judge explanation, evidence, transfer and limits separately; attach the work behind your judgement.</w:t>
+      </w:r>
+    </w:p>
+    <w:p>
+      <w:pPr>
+        <w:pStyle w:val="ListBullet"/>
+      </w:pPr>
+      <w:r>
+        <w:t>I can explain the mechanism.</w:t>
+      </w:r>
+    </w:p>
+    <w:p>
+      <w:pPr>
+        <w:pStyle w:val="ListBullet"/>
+      </w:pPr>
+      <w:r>
+        <w:t>I can show evidence.</w:t>
+      </w:r>
+    </w:p>
+    <w:p>
+      <w:pPr>
+        <w:pStyle w:val="ListBullet"/>
+      </w:pPr>
+      <w:r>
+        <w:t>I can handle a changed case.</w:t>
+      </w:r>
+    </w:p>
+    <w:p>
+      <w:pPr>
+        <w:pStyle w:val="ListBullet"/>
+      </w:pPr>
+      <w:r>
+        <w:t>I can name a limit.</w:t>
+      </w:r>
+    </w:p>
+    <w:p>
+      <w:r>
+        <w:t>Mark each as not yet, with help or independently, and attach supporting work.</w:t>
+      </w:r>
+    </w:p>
+    <w:p>
+      <w:pPr>
+        <w:spacing w:line="336" w:lineRule="auto" w:after="180"/>
+      </w:pPr>
+      <w:r>
+        <w:rPr>
+          <w:b w:val="0"/>
+        </w:rPr>
         <w:t>Teacher review ____________________  Next step ____________________</w:t>
       </w:r>
     </w:p>
@@ -715,7 +1107,53 @@
     </w:p>
     <w:p>
       <w:r>
-        <w:t>Your dataset labels 'reusable containers'. One team includes a disposable bottle reused once; another excludes it. Give an operational label rule and classify this boundary case under that rule. Explain why a different rule could be defensible.</w:t>
+        <w:t>Use this earlier case as transfer practice. A case already discussed with feedback is not fresh assessment evidence.</w:t>
+      </w:r>
+    </w:p>
+    <w:p>
+      <w:pPr>
+        <w:spacing w:line="336" w:lineRule="auto" w:after="180"/>
+      </w:pPr>
+      <w:r>
+        <w:rPr>
+          <w:b w:val="0"/>
+        </w:rPr>
+        <w:t xml:space="preserve">Your dataset </w:t>
+      </w:r>
+      <w:r>
+        <w:rPr>
+          <w:b/>
+        </w:rPr>
+        <w:t>label</w:t>
+      </w:r>
+      <w:r>
+        <w:rPr>
+          <w:b w:val="0"/>
+        </w:rPr>
+        <w:t xml:space="preserve">s 'reusable containers'. One team includes a disposable bottle reused once; another excludes it. Give an operational </w:t>
+      </w:r>
+      <w:r>
+        <w:rPr>
+          <w:b/>
+        </w:rPr>
+        <w:t>label</w:t>
+      </w:r>
+      <w:r>
+        <w:rPr>
+          <w:b w:val="0"/>
+        </w:rPr>
+        <w:t xml:space="preserve"> rule and classify this boundary case under that rule.</w:t>
+      </w:r>
+    </w:p>
+    <w:p>
+      <w:pPr>
+        <w:spacing w:line="336" w:lineRule="auto" w:after="180"/>
+      </w:pPr>
+      <w:r>
+        <w:rPr>
+          <w:b w:val="0"/>
+        </w:rPr>
+        <w:t>Explain why a different rule could be defensible.</w:t>
       </w:r>
     </w:p>
     <w:p>
@@ -762,7 +1200,13 @@
       </w:r>
     </w:p>
     <w:p>
-      <w:r>
+      <w:pPr>
+        <w:spacing w:line="336" w:lineRule="auto" w:after="180"/>
+      </w:pPr>
+      <w:r>
+        <w:rPr>
+          <w:b w:val="0"/>
+        </w:rPr>
         <w:t>Record support used: none, hint or teacher explanation.</w:t>
       </w:r>
     </w:p>
@@ -776,7 +1220,47 @@
     </w:p>
     <w:p>
       <w:r>
-        <w:t>The calendar policy accepts whole-number days 1 through 30 inclusive and a room code A or B. Check known failures first, then unknown fields, then readiness. Label these cards and give evidence: day 30 room B; day 31 room A; day 14 room unreadable; day 31 room unreadable.</w:t>
+        <w:t>Apply the calendar guide. Apply the supplied Categories and Labels facts and keep your reasoning.</w:t>
+      </w:r>
+    </w:p>
+    <w:p>
+      <w:pPr>
+        <w:spacing w:line="336" w:lineRule="auto" w:after="180"/>
+      </w:pPr>
+      <w:r>
+        <w:rPr>
+          <w:b w:val="0"/>
+        </w:rPr>
+        <w:t>The calendar policy accepts whole-number days 1 through 30 inclusive and a room code A or B. Check known failures first, then unknown fields, then readiness.</w:t>
+      </w:r>
+    </w:p>
+    <w:p>
+      <w:pPr>
+        <w:spacing w:line="336" w:lineRule="auto" w:after="180"/>
+      </w:pPr>
+      <w:r>
+        <w:rPr>
+          <w:b/>
+        </w:rPr>
+        <w:t>Label</w:t>
+      </w:r>
+      <w:r>
+        <w:rPr>
+          <w:b w:val="0"/>
+        </w:rPr>
+        <w:t xml:space="preserve"> these cards and give </w:t>
+      </w:r>
+      <w:r>
+        <w:rPr>
+          <w:b/>
+        </w:rPr>
+        <w:t>evidence</w:t>
+      </w:r>
+      <w:r>
+        <w:rPr>
+          <w:b w:val="0"/>
+        </w:rPr>
+        <w:t>: day 30 room B; day 31 room A; day 14 room unreadable; day 31 room unreadable.</w:t>
       </w:r>
     </w:p>
     <w:p>
@@ -832,7 +1316,53 @@
     </w:p>
     <w:p>
       <w:r>
-        <w:t>A helper says Label a card ready if it looks nice. Explain why this can lead to inconsistent labels. Replace it with an instruction that another person can apply using the calendar policy, including what to do about a blank field.</w:t>
+        <w:t>Replace a vague instruction. Apply the supplied Categories and Labels facts and keep your reasoning.</w:t>
+      </w:r>
+    </w:p>
+    <w:p>
+      <w:pPr>
+        <w:spacing w:line="336" w:lineRule="auto" w:after="180"/>
+      </w:pPr>
+      <w:r>
+        <w:rPr>
+          <w:b w:val="0"/>
+        </w:rPr>
+        <w:t xml:space="preserve">A helper says </w:t>
+      </w:r>
+      <w:r>
+        <w:rPr>
+          <w:b/>
+        </w:rPr>
+        <w:t>Label</w:t>
+      </w:r>
+      <w:r>
+        <w:rPr>
+          <w:b w:val="0"/>
+        </w:rPr>
+        <w:t xml:space="preserve"> a card ready if it looks nice. Explain why this can lead to inconsistent </w:t>
+      </w:r>
+      <w:r>
+        <w:rPr>
+          <w:b/>
+        </w:rPr>
+        <w:t>label</w:t>
+      </w:r>
+      <w:r>
+        <w:rPr>
+          <w:b w:val="0"/>
+        </w:rPr>
+        <w:t>s.</w:t>
+      </w:r>
+    </w:p>
+    <w:p>
+      <w:pPr>
+        <w:spacing w:line="336" w:lineRule="auto" w:after="180"/>
+      </w:pPr>
+      <w:r>
+        <w:rPr>
+          <w:b w:val="0"/>
+        </w:rPr>
+        <w:t>Replace it with an instruction that another person can apply using the calendar policy, including what to do about a blank field.</w:t>
       </w:r>
     </w:p>
     <w:p>
@@ -883,7 +1413,65 @@
     </w:p>
     <w:p>
       <w:r>
-        <w:t>For the same four cards, Mina records ready, revise, review, ready. Theo records ready, review, review, revise. How many positions agree? Identify the disagreements. Can you decide which annotator is correct from these label lists alone? Explain what else you need.</w:t>
+        <w:t>Count and investigate disagreement. Apply the supplied Categories and Labels facts and keep your reasoning.</w:t>
+      </w:r>
+    </w:p>
+    <w:p>
+      <w:pPr>
+        <w:spacing w:line="336" w:lineRule="auto" w:after="180"/>
+      </w:pPr>
+      <w:r>
+        <w:rPr>
+          <w:b w:val="0"/>
+        </w:rPr>
+        <w:t xml:space="preserve">For the same four cards, Mina records ready, revise, review, ready. Theo records ready, review, review, revise. How many positions agree? Identify the </w:t>
+      </w:r>
+      <w:r>
+        <w:rPr>
+          <w:b/>
+        </w:rPr>
+        <w:t>disagreement</w:t>
+      </w:r>
+      <w:r>
+        <w:rPr>
+          <w:b w:val="0"/>
+        </w:rPr>
+        <w:t>s.</w:t>
+      </w:r>
+    </w:p>
+    <w:p>
+      <w:pPr>
+        <w:spacing w:line="336" w:lineRule="auto" w:after="180"/>
+      </w:pPr>
+      <w:r>
+        <w:rPr>
+          <w:b w:val="0"/>
+        </w:rPr>
+        <w:t xml:space="preserve">Can you decide which </w:t>
+      </w:r>
+      <w:r>
+        <w:rPr>
+          <w:b/>
+        </w:rPr>
+        <w:t>annotator</w:t>
+      </w:r>
+      <w:r>
+        <w:rPr>
+          <w:b w:val="0"/>
+        </w:rPr>
+        <w:t xml:space="preserve"> is correct from these </w:t>
+      </w:r>
+      <w:r>
+        <w:rPr>
+          <w:b/>
+        </w:rPr>
+        <w:t>label</w:t>
+      </w:r>
+      <w:r>
+        <w:rPr>
+          <w:b w:val="0"/>
+        </w:rPr>
+        <w:t xml:space="preserve"> lists alone? Explain what else you need.</w:t>
       </w:r>
     </w:p>
     <w:p>
@@ -934,7 +1522,70 @@
     </w:p>
     <w:p>
       <w:r>
-        <w:t>A fictional equipment-request form accepts a whole-number borrowing duration of 1 through 7 days inclusive and one item code X or Y. Label revise if any known field fails; otherwise label review if a field is blank or unreadable; otherwise label ready. Classify these forms and justify each: 7 days X; 8 days Y; unreadable duration X; 8 days blank code. Explain whether ready alone grants permission to borrow.</w:t>
+        <w:t>Attempt before feedback. If this repeats the selected independent case, reuse that first attempt; otherwise keep a separate record. Transfer the method to a new record. Apply the supplied Categories and Labels facts and keep your reasoning.</w:t>
+      </w:r>
+    </w:p>
+    <w:p>
+      <w:pPr>
+        <w:spacing w:line="336" w:lineRule="auto" w:after="180"/>
+      </w:pPr>
+      <w:r>
+        <w:rPr>
+          <w:b w:val="0"/>
+        </w:rPr>
+        <w:t>A fictional equipment-request form accepts a whole-number borrowing duration of 1 through 7 days inclusive and one item code X or Y.</w:t>
+      </w:r>
+    </w:p>
+    <w:p>
+      <w:pPr>
+        <w:spacing w:line="336" w:lineRule="auto" w:after="180"/>
+      </w:pPr>
+      <w:r>
+        <w:rPr>
+          <w:b/>
+        </w:rPr>
+        <w:t>Label</w:t>
+      </w:r>
+      <w:r>
+        <w:rPr>
+          <w:b w:val="0"/>
+        </w:rPr>
+        <w:t xml:space="preserve"> revise if any known field fails; otherwise </w:t>
+      </w:r>
+      <w:r>
+        <w:rPr>
+          <w:b/>
+        </w:rPr>
+        <w:t>label</w:t>
+      </w:r>
+      <w:r>
+        <w:rPr>
+          <w:b w:val="0"/>
+        </w:rPr>
+        <w:t xml:space="preserve"> review if a field is blank or unreadable; otherwise </w:t>
+      </w:r>
+      <w:r>
+        <w:rPr>
+          <w:b/>
+        </w:rPr>
+        <w:t>label</w:t>
+      </w:r>
+      <w:r>
+        <w:rPr>
+          <w:b w:val="0"/>
+        </w:rPr>
+        <w:t xml:space="preserve"> ready. Classify these forms and justify each: 7 days X; 8 days Y; unreadable duration X; 8 days blank code.</w:t>
+      </w:r>
+    </w:p>
+    <w:p>
+      <w:pPr>
+        <w:spacing w:line="336" w:lineRule="auto" w:after="180"/>
+      </w:pPr>
+      <w:r>
+        <w:rPr>
+          <w:b w:val="0"/>
+        </w:rPr>
+        <w:t>Explain whether ready alone grants permission to borrow.</w:t>
       </w:r>
     </w:p>
     <w:p>
@@ -995,7 +1646,65 @@
     </w:p>
     <w:p>
       <w:r>
-        <w:t>Version 1 accepts calendar days 1 through 30. Version 2 accepts days 1 through 31. A card says day 31 room A. State its label under each version. Explain why mixing the two labels without recording the version could create a misleading training dataset.</w:t>
+        <w:t>Keep a policy change visible. Apply the supplied Categories and Labels facts and keep your reasoning.</w:t>
+      </w:r>
+    </w:p>
+    <w:p>
+      <w:pPr>
+        <w:spacing w:line="336" w:lineRule="auto" w:after="180"/>
+      </w:pPr>
+      <w:r>
+        <w:rPr>
+          <w:b w:val="0"/>
+        </w:rPr>
+        <w:t xml:space="preserve">Version 1 accepts calendar days 1 through 30. Version 2 accepts days 1 through 31. A card says day 31 room A. State its </w:t>
+      </w:r>
+      <w:r>
+        <w:rPr>
+          <w:b/>
+        </w:rPr>
+        <w:t>label</w:t>
+      </w:r>
+      <w:r>
+        <w:rPr>
+          <w:b w:val="0"/>
+        </w:rPr>
+        <w:t xml:space="preserve"> under each version.</w:t>
+      </w:r>
+    </w:p>
+    <w:p>
+      <w:pPr>
+        <w:spacing w:line="336" w:lineRule="auto" w:after="180"/>
+      </w:pPr>
+      <w:r>
+        <w:rPr>
+          <w:b w:val="0"/>
+        </w:rPr>
+        <w:t xml:space="preserve">Explain why mixing the two </w:t>
+      </w:r>
+      <w:r>
+        <w:rPr>
+          <w:b/>
+        </w:rPr>
+        <w:t>label</w:t>
+      </w:r>
+      <w:r>
+        <w:rPr>
+          <w:b w:val="0"/>
+        </w:rPr>
+        <w:t xml:space="preserve">s without recording the version could create a misleading </w:t>
+      </w:r>
+      <w:r>
+        <w:rPr>
+          <w:b/>
+        </w:rPr>
+        <w:t>training</w:t>
+      </w:r>
+      <w:r>
+        <w:rPr>
+          <w:b w:val="0"/>
+        </w:rPr>
+        <w:t xml:space="preserve"> dataset.</w:t>
       </w:r>
     </w:p>
     <w:p>
@@ -1042,6 +1751,11 @@
       </w:pPr>
       <w:r>
         <w:t>17. Feedback, return check and learning record</w:t>
+      </w:r>
+    </w:p>
+    <w:p>
+      <w:r>
+        <w:t>Record the first repaired step and a different case to revisit after a delay.</w:t>
       </w:r>
     </w:p>
     <w:tbl>
@@ -1181,7 +1895,13 @@
       </w:tr>
     </w:tbl>
     <w:p>
-      <w:r>
+      <w:pPr>
+        <w:spacing w:line="336" w:lineRule="auto" w:after="180"/>
+      </w:pPr>
+      <w:r>
+        <w:rPr>
+          <w:b w:val="0"/>
+        </w:rPr>
         <w:t>Revisit this idea with your teacher after a delay. Familiarity is different from explaining and using it on a changed case.</w:t>
       </w:r>
     </w:p>
@@ -1195,16 +1915,51 @@
     </w:p>
     <w:p>
       <w:r>
-        <w:t>A fictional craft club labels cardboard-order cards ready, review or revise.</w:t>
-      </w:r>
-    </w:p>
-    <w:p>
-      <w:r>
+        <w:t>A fictional craft club labels cardboard-order cards ready, review or revise. Explain the labelled step before checking the changed condition.</w:t>
+      </w:r>
+    </w:p>
+    <w:p>
+      <w:pPr>
+        <w:spacing w:line="336" w:lineRule="auto" w:after="180"/>
+      </w:pPr>
+      <w:r>
+        <w:rPr>
+          <w:b w:val="0"/>
+        </w:rPr>
+        <w:t xml:space="preserve">A fictional craft club </w:t>
+      </w:r>
+      <w:r>
+        <w:rPr>
+          <w:b/>
+        </w:rPr>
+        <w:t>label</w:t>
+      </w:r>
+      <w:r>
+        <w:rPr>
+          <w:b w:val="0"/>
+        </w:rPr>
+        <w:t>s cardboard-order cards ready, review or revise.</w:t>
+      </w:r>
+    </w:p>
+    <w:p>
+      <w:pPr>
+        <w:spacing w:line="336" w:lineRule="auto" w:after="180"/>
+      </w:pPr>
+      <w:r>
+        <w:rPr>
+          <w:b w:val="0"/>
+        </w:rPr>
         <w:t>Allowed quantity: whole number 1–4. Required colour: red or blue.</w:t>
       </w:r>
     </w:p>
     <w:p>
-      <w:r>
+      <w:pPr>
+        <w:spacing w:line="336" w:lineRule="auto" w:after="180"/>
+      </w:pPr>
+      <w:r>
+        <w:rPr>
+          <w:b w:val="0"/>
+        </w:rPr>
         <w:t>If any known field fails, revise; otherwise if a required field is blank, review; otherwise ready. Cards A=(4,red), B=(5,blank), C=(2,blank).</w:t>
       </w:r>
     </w:p>
@@ -1245,8 +2000,26 @@
       </w:r>
     </w:p>
     <w:p>
-      <w:r>
-        <w:t>Explain why B originally was revise rather than review, then label its changed version.</w:t>
+      <w:pPr>
+        <w:spacing w:line="336" w:lineRule="auto" w:after="180"/>
+      </w:pPr>
+      <w:r>
+        <w:rPr>
+          <w:b w:val="0"/>
+        </w:rPr>
+        <w:t xml:space="preserve">Explain why B originally was revise rather than review, then </w:t>
+      </w:r>
+      <w:r>
+        <w:rPr>
+          <w:b/>
+        </w:rPr>
+        <w:t>label</w:t>
+      </w:r>
+      <w:r>
+        <w:rPr>
+          <w:b w:val="0"/>
+        </w:rPr>
+        <w:t xml:space="preserve"> its changed version.</w:t>
       </w:r>
     </w:p>
     <w:p>
@@ -1288,13 +2061,82 @@
       </w:r>
     </w:p>
     <w:p>
-      <w:r>
-        <w:t>Support used: alone / hint / worked example. This record is practice evidence.</w:t>
-      </w:r>
-    </w:p>
-    <w:p>
-      <w:r>
-        <w:t>Project connection: Write a sorter label guide with examples of complete, invalid and unresolved inputs before comparing labels.</w:t>
+      <w:pPr>
+        <w:pStyle w:val="Heading3"/>
+      </w:pPr>
+      <w:r>
+        <w:t>Record the help used</w:t>
+      </w:r>
+    </w:p>
+    <w:p>
+      <w:pPr>
+        <w:spacing w:line="336" w:lineRule="auto" w:after="180"/>
+        <w:shd w:fill="F1F6F8"/>
+      </w:pPr>
+      <w:r>
+        <w:rPr>
+          <w:b w:val="0"/>
+        </w:rPr>
+        <w:t xml:space="preserve">Support used: alone / hint / worked example. This record is practice </w:t>
+      </w:r>
+      <w:r>
+        <w:rPr>
+          <w:b/>
+        </w:rPr>
+        <w:t>evidence</w:t>
+      </w:r>
+      <w:r>
+        <w:rPr>
+          <w:b w:val="0"/>
+        </w:rPr>
+        <w:t>.</w:t>
+      </w:r>
+    </w:p>
+    <w:p>
+      <w:pPr>
+        <w:spacing w:line="336" w:lineRule="auto" w:after="180"/>
+      </w:pPr>
+      <w:r>
+        <w:rPr>
+          <w:b w:val="0"/>
+        </w:rPr>
+        <w:t xml:space="preserve">Project connection: Write a sorter </w:t>
+      </w:r>
+      <w:r>
+        <w:rPr>
+          <w:b/>
+        </w:rPr>
+        <w:t>label</w:t>
+      </w:r>
+      <w:r>
+        <w:rPr>
+          <w:b w:val="0"/>
+        </w:rPr>
+        <w:t xml:space="preserve"> guide with examples of complete, invalid and unresolved </w:t>
+      </w:r>
+      <w:r>
+        <w:rPr>
+          <w:b/>
+        </w:rPr>
+        <w:t>input</w:t>
+      </w:r>
+      <w:r>
+        <w:rPr>
+          <w:b w:val="0"/>
+        </w:rPr>
+        <w:t xml:space="preserve">s before comparing </w:t>
+      </w:r>
+      <w:r>
+        <w:rPr>
+          <w:b/>
+        </w:rPr>
+        <w:t>label</w:t>
+      </w:r>
+      <w:r>
+        <w:rPr>
+          <w:b w:val="0"/>
+        </w:rPr>
+        <w:t>s.</w:t>
       </w:r>
     </w:p>
     <w:p>
@@ -1307,17 +2149,100 @@
     </w:p>
     <w:p>
       <w:r>
+        <w:t>Keep this week’s input, deciding step, result and limit together in the Helpful Classroom Sorter record.</w:t>
+      </w:r>
+    </w:p>
+    <w:p>
+      <w:pPr>
+        <w:spacing w:line="336" w:lineRule="auto" w:after="180"/>
+      </w:pPr>
+      <w:r>
+        <w:rPr>
+          <w:b w:val="0"/>
+        </w:rPr>
         <w:t>Project: Helpful Classroom Sorter</w:t>
       </w:r>
     </w:p>
     <w:p>
-      <w:r>
-        <w:t>Current milestone: Make a transparent first version. Keep a trace of how one input becomes an output; explain the rule or learned component.</w:t>
-      </w:r>
-    </w:p>
-    <w:p>
-      <w:r>
-        <w:t>Write a sorter label guide with examples of complete, invalid and unresolved inputs before comparing labels.</w:t>
+      <w:pPr>
+        <w:spacing w:line="336" w:lineRule="auto" w:after="180"/>
+      </w:pPr>
+      <w:r>
+        <w:rPr>
+          <w:b w:val="0"/>
+        </w:rPr>
+        <w:t xml:space="preserve">Current milestone: Make a transparent first version. Keep a trace of how one </w:t>
+      </w:r>
+      <w:r>
+        <w:rPr>
+          <w:b/>
+        </w:rPr>
+        <w:t>input</w:t>
+      </w:r>
+      <w:r>
+        <w:rPr>
+          <w:b w:val="0"/>
+        </w:rPr>
+        <w:t xml:space="preserve"> becomes an </w:t>
+      </w:r>
+      <w:r>
+        <w:rPr>
+          <w:b/>
+        </w:rPr>
+        <w:t>output</w:t>
+      </w:r>
+      <w:r>
+        <w:rPr>
+          <w:b w:val="0"/>
+        </w:rPr>
+        <w:t>; explain the rule or learned component.</w:t>
+      </w:r>
+    </w:p>
+    <w:p>
+      <w:pPr>
+        <w:spacing w:line="336" w:lineRule="auto" w:after="180"/>
+      </w:pPr>
+      <w:r>
+        <w:rPr>
+          <w:b w:val="0"/>
+        </w:rPr>
+        <w:t xml:space="preserve">Write a sorter </w:t>
+      </w:r>
+      <w:r>
+        <w:rPr>
+          <w:b/>
+        </w:rPr>
+        <w:t>label</w:t>
+      </w:r>
+      <w:r>
+        <w:rPr>
+          <w:b w:val="0"/>
+        </w:rPr>
+        <w:t xml:space="preserve"> guide with examples of complete, invalid and unresolved </w:t>
+      </w:r>
+      <w:r>
+        <w:rPr>
+          <w:b/>
+        </w:rPr>
+        <w:t>input</w:t>
+      </w:r>
+      <w:r>
+        <w:rPr>
+          <w:b w:val="0"/>
+        </w:rPr>
+        <w:t xml:space="preserve">s before comparing </w:t>
+      </w:r>
+      <w:r>
+        <w:rPr>
+          <w:b/>
+        </w:rPr>
+        <w:t>label</w:t>
+      </w:r>
+      <w:r>
+        <w:rPr>
+          <w:b w:val="0"/>
+        </w:rPr>
+        <w:t>s.</w:t>
       </w:r>
     </w:p>
     <w:tbl>
@@ -1479,12 +2404,41 @@
     </w:p>
     <w:p>
       <w:r>
+        <w:t>Try the supported questions before comparing with hints and feedback. Record what you repaired and the evidence you retained.</w:t>
+      </w:r>
+    </w:p>
+    <w:p>
+      <w:pPr>
+        <w:spacing w:line="336" w:lineRule="auto" w:after="180"/>
+      </w:pPr>
+      <w:r>
+        <w:rPr>
+          <w:b w:val="0"/>
+        </w:rPr>
         <w:t>Use this supported practice once, in the browser or on paper. Keep the reserved independent assessment for a separate first attempt before teacher feedback.</w:t>
       </w:r>
     </w:p>
     <w:p>
-      <w:r>
-        <w:t>A fictional craft club labels cardboard-order cards ready, review or revise.</w:t>
+      <w:pPr>
+        <w:spacing w:line="336" w:lineRule="auto" w:after="180"/>
+      </w:pPr>
+      <w:r>
+        <w:rPr>
+          <w:b w:val="0"/>
+        </w:rPr>
+        <w:t xml:space="preserve">A fictional craft club </w:t>
+      </w:r>
+      <w:r>
+        <w:rPr>
+          <w:b/>
+        </w:rPr>
+        <w:t>label</w:t>
+      </w:r>
+      <w:r>
+        <w:rPr>
+          <w:b w:val="0"/>
+        </w:rPr>
+        <w:t>s cardboard-order cards ready, review or revise.</w:t>
       </w:r>
     </w:p>
     <w:p>
@@ -1496,27 +2450,73 @@
       </w:r>
     </w:p>
     <w:p>
-      <w:r>
-        <w:t>Which labelled step matches this detail? 2 is valid but colour is blank: review.</w:t>
-      </w:r>
-    </w:p>
-    <w:p>
-      <w:r>
+      <w:pPr>
+        <w:spacing w:line="336" w:lineRule="auto" w:after="180"/>
+      </w:pPr>
+      <w:r>
+        <w:rPr>
+          <w:b w:val="0"/>
+        </w:rPr>
+        <w:t xml:space="preserve">Which </w:t>
+      </w:r>
+      <w:r>
+        <w:rPr>
+          <w:b/>
+        </w:rPr>
+        <w:t>label</w:t>
+      </w:r>
+      <w:r>
+        <w:rPr>
+          <w:b w:val="0"/>
+        </w:rPr>
+        <w:t>led step matches this detail? 2 is valid but colour is blank: review.</w:t>
+      </w:r>
+    </w:p>
+    <w:p>
+      <w:pPr>
+        <w:spacing w:line="336" w:lineRule="auto" w:after="180"/>
+        <w:shd w:fill="F4F9FC"/>
+      </w:pPr>
+      <w:r>
+        <w:rPr>
+          <w:b w:val="0"/>
+        </w:rPr>
         <w:t>1. Read policy</w:t>
       </w:r>
     </w:p>
     <w:p>
-      <w:r>
+      <w:pPr>
+        <w:spacing w:line="336" w:lineRule="auto" w:after="180"/>
+        <w:shd w:fill="F4F9FC"/>
+      </w:pPr>
+      <w:r>
+        <w:rPr>
+          <w:b w:val="0"/>
+        </w:rPr>
         <w:t>2. Card B</w:t>
       </w:r>
     </w:p>
     <w:p>
-      <w:r>
+      <w:pPr>
+        <w:spacing w:line="336" w:lineRule="auto" w:after="180"/>
+        <w:shd w:fill="F4F9FC"/>
+      </w:pPr>
+      <w:r>
+        <w:rPr>
+          <w:b w:val="0"/>
+        </w:rPr>
         <w:t>3. Card A</w:t>
       </w:r>
     </w:p>
     <w:p>
-      <w:r>
+      <w:pPr>
+        <w:spacing w:line="336" w:lineRule="auto" w:after="180"/>
+        <w:shd w:fill="F4F9FC"/>
+      </w:pPr>
+      <w:r>
+        <w:rPr>
+          <w:b w:val="0"/>
+        </w:rPr>
         <w:t>4. Card C</w:t>
       </w:r>
     </w:p>
@@ -1554,41 +2554,179 @@
       </w:r>
     </w:p>
     <w:p>
-      <w:r>
+      <w:pPr>
+        <w:pStyle w:val="Heading3"/>
+      </w:pPr>
+      <w:r>
+        <w:t>Hint · try first</w:t>
+      </w:r>
+    </w:p>
+    <w:p>
+      <w:pPr>
+        <w:spacing w:line="336" w:lineRule="auto" w:after="180"/>
+        <w:shd w:fill="F1F6F8"/>
+      </w:pPr>
+      <w:r>
+        <w:rPr>
+          <w:b w:val="0"/>
+        </w:rPr>
         <w:t>Hint if needed: Read the steps in the pictorial case. Match the supplied detail to the stage that performs or records it.</w:t>
       </w:r>
     </w:p>
     <w:p>
-      <w:r>
-        <w:t>After your attempt, compare with the supported explanation: Card C 2 is valid but colour is blank: review. Operational labels specify what a word means for this task. Two labellers using the same priority should agree on these cards. Review describes missing evidence, not a hidden assumption that the card is wrong. Revise is supported by a known failure.</w:t>
-      </w:r>
-    </w:p>
-    <w:p>
       <w:pPr>
         <w:pStyle w:val="Heading3"/>
       </w:pPr>
       <w:r>
+        <w:t>Feedback · compare after trying</w:t>
+      </w:r>
+    </w:p>
+    <w:p>
+      <w:pPr>
+        <w:spacing w:line="336" w:lineRule="auto" w:after="180"/>
+        <w:shd w:fill="F1F6FC"/>
+      </w:pPr>
+      <w:r>
+        <w:rPr>
+          <w:b w:val="0"/>
+        </w:rPr>
+        <w:t xml:space="preserve">After your attempt, compare with the supported explanation: Card C 2 is valid but colour is blank: review. Operational </w:t>
+      </w:r>
+      <w:r>
+        <w:rPr>
+          <w:b/>
+        </w:rPr>
+        <w:t>label</w:t>
+      </w:r>
+      <w:r>
+        <w:rPr>
+          <w:b w:val="0"/>
+        </w:rPr>
+        <w:t>s specify what a word means for this task.</w:t>
+      </w:r>
+    </w:p>
+    <w:p>
+      <w:pPr>
+        <w:spacing w:line="336" w:lineRule="auto" w:after="180"/>
+        <w:shd w:fill="F1F6FC"/>
+      </w:pPr>
+      <w:r>
+        <w:rPr>
+          <w:b w:val="0"/>
+        </w:rPr>
+        <w:t xml:space="preserve">Two </w:t>
+      </w:r>
+      <w:r>
+        <w:rPr>
+          <w:b/>
+        </w:rPr>
+        <w:t>label</w:t>
+      </w:r>
+      <w:r>
+        <w:rPr>
+          <w:b w:val="0"/>
+        </w:rPr>
+        <w:t xml:space="preserve">lers using the same priority should agree on these cards. Review describes missing </w:t>
+      </w:r>
+      <w:r>
+        <w:rPr>
+          <w:b/>
+        </w:rPr>
+        <w:t>evidence</w:t>
+      </w:r>
+      <w:r>
+        <w:rPr>
+          <w:b w:val="0"/>
+        </w:rPr>
+        <w:t>, not a hidden assumption that the card is wrong. Revise is supported by a known failure.</w:t>
+      </w:r>
+    </w:p>
+    <w:p>
+      <w:pPr>
+        <w:pStyle w:val="Heading3"/>
+      </w:pPr>
+      <w:r>
         <w:t>Practice 2: explain the deciding evidence</w:t>
       </w:r>
     </w:p>
     <w:p>
-      <w:r>
+      <w:pPr>
+        <w:pStyle w:val="Heading3"/>
+      </w:pPr>
+      <w:r>
+        <w:t>Changed case · predict first</w:t>
+      </w:r>
+    </w:p>
+    <w:p>
+      <w:pPr>
+        <w:spacing w:line="336" w:lineRule="auto" w:after="180"/>
+        <w:shd w:fill="F5F1FB"/>
+      </w:pPr>
+      <w:r>
+        <w:rPr>
+          <w:b w:val="0"/>
+        </w:rPr>
         <w:t>Changed-case practice: Change B’s quantity from 5 to 4; leave colour blank. Which conclusion is supported by the supplied facts?</w:t>
       </w:r>
     </w:p>
     <w:p>
-      <w:r>
+      <w:pPr>
+        <w:spacing w:line="336" w:lineRule="auto" w:after="180"/>
+        <w:shd w:fill="F4F9FC"/>
+      </w:pPr>
+      <w:r>
+        <w:rPr>
+          <w:b w:val="0"/>
+        </w:rPr>
         <w:t>1. B becomes review.</w:t>
       </w:r>
     </w:p>
     <w:p>
-      <w:r>
-        <w:t>2. We can decide the result without examining the changed input or the procedure.</w:t>
-      </w:r>
-    </w:p>
-    <w:p>
-      <w:r>
-        <w:t>3. This one example guarantees correct results for every future input.</w:t>
+      <w:pPr>
+        <w:spacing w:line="336" w:lineRule="auto" w:after="180"/>
+        <w:shd w:fill="F4F9FC"/>
+      </w:pPr>
+      <w:r>
+        <w:rPr>
+          <w:b w:val="0"/>
+        </w:rPr>
+        <w:t xml:space="preserve">2. We can decide the result without examining the changed </w:t>
+      </w:r>
+      <w:r>
+        <w:rPr>
+          <w:b/>
+        </w:rPr>
+        <w:t>input</w:t>
+      </w:r>
+      <w:r>
+        <w:rPr>
+          <w:b w:val="0"/>
+        </w:rPr>
+        <w:t xml:space="preserve"> or the procedure.</w:t>
+      </w:r>
+    </w:p>
+    <w:p>
+      <w:pPr>
+        <w:spacing w:line="336" w:lineRule="auto" w:after="180"/>
+        <w:shd w:fill="F4F9FC"/>
+      </w:pPr>
+      <w:r>
+        <w:rPr>
+          <w:b w:val="0"/>
+        </w:rPr>
+        <w:t xml:space="preserve">3. This one example guarantees correct results for every future </w:t>
+      </w:r>
+      <w:r>
+        <w:rPr>
+          <w:b/>
+        </w:rPr>
+        <w:t>input</w:t>
+      </w:r>
+      <w:r>
+        <w:rPr>
+          <w:b w:val="0"/>
+        </w:rPr>
+        <w:t>.</w:t>
       </w:r>
     </w:p>
     <w:p>
@@ -1625,12 +2763,42 @@
       </w:r>
     </w:p>
     <w:p>
-      <w:r>
+      <w:pPr>
+        <w:pStyle w:val="Heading3"/>
+      </w:pPr>
+      <w:r>
+        <w:t>Hint · try first</w:t>
+      </w:r>
+    </w:p>
+    <w:p>
+      <w:pPr>
+        <w:spacing w:line="336" w:lineRule="auto" w:after="180"/>
+        <w:shd w:fill="F1F6F8"/>
+      </w:pPr>
+      <w:r>
+        <w:rPr>
+          <w:b w:val="0"/>
+        </w:rPr>
         <w:t>Hint if needed: Use the changed condition and the deciding step in the pictorial trace. The answer must say what follows from those facts.</w:t>
       </w:r>
     </w:p>
     <w:p>
-      <w:r>
+      <w:pPr>
+        <w:pStyle w:val="Heading3"/>
+      </w:pPr>
+      <w:r>
+        <w:t>Feedback · compare after trying</w:t>
+      </w:r>
+    </w:p>
+    <w:p>
+      <w:pPr>
+        <w:spacing w:line="336" w:lineRule="auto" w:after="180"/>
+        <w:shd w:fill="F1F6FC"/>
+      </w:pPr>
+      <w:r>
+        <w:rPr>
+          <w:b w:val="0"/>
+        </w:rPr>
         <w:t>After your attempt, compare with the supported explanation: B becomes review. The known failure is removed, but a required field is still missing.</w:t>
       </w:r>
     </w:p>
@@ -1643,18 +2811,81 @@
       </w:r>
     </w:p>
     <w:p>
-      <w:r>
-        <w:t>Review Sound Becomes a Signal (ai-1/6). Goal: Interpret an ordered sequence of sound-signal samples with a stated time interval. Short practice: Does the all-zero retained record prove the full signal was silent? Use the picture.. Return to this week and explain what you changed.</w:t>
-      </w:r>
-    </w:p>
-    <w:p>
-      <w:r>
-        <w:t>Review Rules or Learned Patterns? (ai-1/4). Goal: Execute a stated rule including its boundary. Short practice: Show which stage used labels and which stage used only the new measurement.. Return to this week and explain what you changed.</w:t>
-      </w:r>
-    </w:p>
-    <w:p>
-      <w:r>
-        <w:t>Review AI or Not? (ai-1/1). Goal: Distinguish an observed result from an explanation of how it was produced. Short practice: Point to the learned stage. Does the changed display prove the weather forecast changed?. Return to this week and explain what you changed.</w:t>
+      <w:pPr>
+        <w:spacing w:line="336" w:lineRule="auto" w:after="180"/>
+      </w:pPr>
+      <w:r>
+        <w:rPr>
+          <w:b w:val="0"/>
+        </w:rPr>
+        <w:t>Review Sound Becomes a Signal (ai-1/6). Goal: Interpret an ordered sequence of sound-signal samples with a stated time interval. Short practice: Does the all-zero retained record prove the full signal was silent?</w:t>
+      </w:r>
+    </w:p>
+    <w:p>
+      <w:pPr>
+        <w:spacing w:line="336" w:lineRule="auto" w:after="180"/>
+      </w:pPr>
+      <w:r>
+        <w:rPr>
+          <w:b w:val="0"/>
+        </w:rPr>
+        <w:t>Use the picture.. Return to this week and explain what you changed.</w:t>
+      </w:r>
+    </w:p>
+    <w:p>
+      <w:pPr>
+        <w:spacing w:line="336" w:lineRule="auto" w:after="180"/>
+      </w:pPr>
+      <w:r>
+        <w:rPr>
+          <w:b w:val="0"/>
+        </w:rPr>
+        <w:t xml:space="preserve">Review Rules or Learned Patterns? (ai-1/4). Goal: Execute a stated rule including its boundary. Short practice: Show which stage used </w:t>
+      </w:r>
+      <w:r>
+        <w:rPr>
+          <w:b/>
+        </w:rPr>
+        <w:t>label</w:t>
+      </w:r>
+      <w:r>
+        <w:rPr>
+          <w:b w:val="0"/>
+        </w:rPr>
+        <w:t>s and which stage used only the new measurement..</w:t>
+      </w:r>
+    </w:p>
+    <w:p>
+      <w:pPr>
+        <w:spacing w:line="336" w:lineRule="auto" w:after="180"/>
+      </w:pPr>
+      <w:r>
+        <w:rPr>
+          <w:b w:val="0"/>
+        </w:rPr>
+        <w:t>Return to this week and explain what you changed.</w:t>
+      </w:r>
+    </w:p>
+    <w:p>
+      <w:pPr>
+        <w:spacing w:line="336" w:lineRule="auto" w:after="180"/>
+      </w:pPr>
+      <w:r>
+        <w:rPr>
+          <w:b w:val="0"/>
+        </w:rPr>
+        <w:t>Review AI or Not? (ai-1/1). Goal: Distinguish an observed result from an explanation of how it was produced. Short practice: Point to the learned stage. Does the changed display prove the weather forecast changed?.</w:t>
+      </w:r>
+    </w:p>
+    <w:p>
+      <w:pPr>
+        <w:spacing w:line="336" w:lineRule="auto" w:after="180"/>
+      </w:pPr>
+      <w:r>
+        <w:rPr>
+          <w:b w:val="0"/>
+        </w:rPr>
+        <w:t>Return to this week and explain what you changed.</w:t>
       </w:r>
     </w:p>
     <w:p>
@@ -1666,8 +2897,37 @@
       </w:r>
     </w:p>
     <w:p>
-      <w:r>
-        <w:t>Use Download completed work in the hosted lesson to export your answers, reflections, practice feedback and code-run evidence. Open the HTML copy to read or print it. Drafts stay in this browser when storage is available; clear drafts on a shared device.</w:t>
+      <w:pPr>
+        <w:spacing w:line="336" w:lineRule="auto" w:after="180"/>
+      </w:pPr>
+      <w:r>
+        <w:rPr>
+          <w:b w:val="0"/>
+        </w:rPr>
+        <w:t xml:space="preserve">Use Download completed work in the hosted lesson to export your answers, reflections, practice feedback and code-run </w:t>
+      </w:r>
+      <w:r>
+        <w:rPr>
+          <w:b/>
+        </w:rPr>
+        <w:t>evidence</w:t>
+      </w:r>
+      <w:r>
+        <w:rPr>
+          <w:b w:val="0"/>
+        </w:rPr>
+        <w:t>. Open the HTML copy to read or print it.</w:t>
+      </w:r>
+    </w:p>
+    <w:p>
+      <w:pPr>
+        <w:spacing w:line="336" w:lineRule="auto" w:after="180"/>
+      </w:pPr>
+      <w:r>
+        <w:rPr>
+          <w:b w:val="0"/>
+        </w:rPr>
+        <w:t>Drafts stay in this browser when storage is available; clear drafts on a shared device.</w:t>
       </w:r>
     </w:p>
     <w:p>
@@ -1681,6 +2941,835 @@
     <w:p>
       <w:r>
         <w:t>________________________________________________________________</w:t>
+      </w:r>
+    </w:p>
+    <w:p>
+      <w:r>
+        <w:t>________________________________________________________________</w:t>
+      </w:r>
+    </w:p>
+    <w:p>
+      <w:r>
+        <w:t>________________________________________________________________</w:t>
+      </w:r>
+    </w:p>
+    <w:p>
+      <w:r>
+        <w:t>________________________________________________________________</w:t>
+      </w:r>
+    </w:p>
+    <w:p>
+      <w:r>
+        <w:t>________________________________________________________________</w:t>
+      </w:r>
+    </w:p>
+    <w:p>
+      <w:pPr>
+        <w:pStyle w:val="Heading1"/>
+      </w:pPr>
+      <w:r>
+        <w:t>21. Visual concept journey</w:t>
+      </w:r>
+    </w:p>
+    <w:p>
+      <w:r>
+        <w:t>Explain each Categories and Labels picture from its labels, then record a relevant limit.</w:t>
+      </w:r>
+    </w:p>
+    <w:p>
+      <w:pPr>
+        <w:pStyle w:val="Heading3"/>
+      </w:pPr>
+      <w:r>
+        <w:t>01. Categories and Labels: the case</w:t>
+      </w:r>
+    </w:p>
+    <w:p>
+      <w:r>
+        <w:drawing>
+          <wp:inline xmlns:a="http://schemas.openxmlformats.org/drawingml/2006/main" xmlns:pic="http://schemas.openxmlformats.org/drawingml/2006/picture">
+            <wp:extent cx="5486400" cy="2990088"/>
+            <wp:docPr id="2" name="Picture 2" descr="A fictional craft club labels cardboard-order cards ready, review or revise. Supplied facts: Allowed quantity: whole number 1–4. Required colour: red or blue. If any known field fails, revise; otherwise if a required field is blank, review; otherwise ready. Cards A=(4,red), B=(5,blank), C=(2,blank)."/>
+            <wp:cNvGraphicFramePr>
+              <a:graphicFrameLocks noChangeAspect="1"/>
+            </wp:cNvGraphicFramePr>
+            <a:graphic>
+              <a:graphicData uri="http://schemas.openxmlformats.org/drawingml/2006/picture">
+                <pic:pic>
+                  <pic:nvPicPr>
+                    <pic:cNvPr id="0" name="academy-story-ai-1-7-01.png"/>
+                    <pic:cNvPicPr/>
+                  </pic:nvPicPr>
+                  <pic:blipFill>
+                    <a:blip r:embed="rId10"/>
+                    <a:stretch>
+                      <a:fillRect/>
+                    </a:stretch>
+                  </pic:blipFill>
+                  <pic:spPr>
+                    <a:xfrm>
+                      <a:off x="0" y="0"/>
+                      <a:ext cx="5486400" cy="2990088"/>
+                    </a:xfrm>
+                    <a:prstGeom prst="rect"/>
+                  </pic:spPr>
+                </pic:pic>
+              </a:graphicData>
+            </a:graphic>
+          </wp:inline>
+        </w:drawing>
+      </w:r>
+    </w:p>
+    <w:p>
+      <w:pPr>
+        <w:spacing w:line="336" w:lineRule="auto" w:after="180"/>
+      </w:pPr>
+      <w:r>
+        <w:rPr>
+          <w:b w:val="0"/>
+        </w:rPr>
+        <w:t xml:space="preserve">A fictional craft club </w:t>
+      </w:r>
+      <w:r>
+        <w:rPr>
+          <w:b/>
+        </w:rPr>
+        <w:t>label</w:t>
+      </w:r>
+      <w:r>
+        <w:rPr>
+          <w:b w:val="0"/>
+        </w:rPr>
+        <w:t>s cardboard-order cards ready, review or revise. Supplied facts: Allowed quantity: whole number 1–4. Required colour: red or blue.</w:t>
+      </w:r>
+    </w:p>
+    <w:p>
+      <w:pPr>
+        <w:spacing w:line="336" w:lineRule="auto" w:after="180"/>
+      </w:pPr>
+      <w:r>
+        <w:rPr>
+          <w:b w:val="0"/>
+        </w:rPr>
+        <w:t>If any known field fails, revise; otherwise if a required field is blank, review; otherwise ready. Cards A=(4,red), B=(5,blank), C=(2,blank).</w:t>
+      </w:r>
+    </w:p>
+    <w:p>
+      <w:pPr>
+        <w:spacing w:line="336" w:lineRule="auto" w:after="180"/>
+        <w:shd w:fill="F5F1FB"/>
+      </w:pPr>
+      <w:r>
+        <w:rPr>
+          <w:b w:val="0"/>
+        </w:rPr>
+        <w:t>Point to the given fact that matters most. Explain why it matters.</w:t>
+      </w:r>
+    </w:p>
+    <w:p>
+      <w:pPr>
+        <w:pStyle w:val="Heading3"/>
+      </w:pPr>
+      <w:r>
+        <w:t>My picture explanation, deciding evidence and one limit</w:t>
+      </w:r>
+    </w:p>
+    <w:p>
+      <w:r>
+        <w:t>________________________________________________________________</w:t>
+      </w:r>
+    </w:p>
+    <w:p>
+      <w:r>
+        <w:t>________________________________________________________________</w:t>
+      </w:r>
+    </w:p>
+    <w:p>
+      <w:r>
+        <w:t>________________________________________________________________</w:t>
+      </w:r>
+    </w:p>
+    <w:p>
+      <w:r>
+        <w:t>________________________________________________________________</w:t>
+      </w:r>
+    </w:p>
+    <w:p>
+      <w:pPr>
+        <w:pStyle w:val="Heading3"/>
+      </w:pPr>
+      <w:r>
+        <w:t>02. Follow the deciding steps</w:t>
+      </w:r>
+    </w:p>
+    <w:p>
+      <w:r>
+        <w:drawing>
+          <wp:inline xmlns:a="http://schemas.openxmlformats.org/drawingml/2006/main" xmlns:pic="http://schemas.openxmlformats.org/drawingml/2006/picture">
+            <wp:extent cx="5486400" cy="4005072"/>
+            <wp:docPr id="3" name="Picture 3" descr="Read policy: Check known invalid fields before checking missing ones. → Card A: 4 is allowed and red is allowed: ready. → Card B: 5 is outside 1–4: revise, even though colour is missing. → Card C: 2 is valid but colour is blank: review."/>
+            <wp:cNvGraphicFramePr>
+              <a:graphicFrameLocks noChangeAspect="1"/>
+            </wp:cNvGraphicFramePr>
+            <a:graphic>
+              <a:graphicData uri="http://schemas.openxmlformats.org/drawingml/2006/picture">
+                <pic:pic>
+                  <pic:nvPicPr>
+                    <pic:cNvPr id="0" name="academy-story-ai-1-7-02.png"/>
+                    <pic:cNvPicPr/>
+                  </pic:nvPicPr>
+                  <pic:blipFill>
+                    <a:blip r:embed="rId11"/>
+                    <a:stretch>
+                      <a:fillRect/>
+                    </a:stretch>
+                  </pic:blipFill>
+                  <pic:spPr>
+                    <a:xfrm>
+                      <a:off x="0" y="0"/>
+                      <a:ext cx="5486400" cy="4005072"/>
+                    </a:xfrm>
+                    <a:prstGeom prst="rect"/>
+                  </pic:spPr>
+                </pic:pic>
+              </a:graphicData>
+            </a:graphic>
+          </wp:inline>
+        </w:drawing>
+      </w:r>
+    </w:p>
+    <w:p>
+      <w:pPr>
+        <w:spacing w:line="336" w:lineRule="auto" w:after="180"/>
+      </w:pPr>
+      <w:r>
+        <w:rPr>
+          <w:b w:val="0"/>
+        </w:rPr>
+        <w:t>Read policy: Check known invalid fields before checking missing ones. → Card A: 4 is allowed and red is allowed: ready. → Card B: 5 is outside 1–4: revise, even though colour is missing. → Card C: 2 is valid but colour is blank: review.</w:t>
+      </w:r>
+    </w:p>
+    <w:p>
+      <w:pPr>
+        <w:spacing w:line="336" w:lineRule="auto" w:after="180"/>
+        <w:shd w:fill="F5F1FB"/>
+      </w:pPr>
+      <w:r>
+        <w:rPr>
+          <w:b w:val="0"/>
+        </w:rPr>
+        <w:t xml:space="preserve">Point to each numbered stage and explain which recorded </w:t>
+      </w:r>
+      <w:r>
+        <w:rPr>
+          <w:b/>
+        </w:rPr>
+        <w:t>input</w:t>
+      </w:r>
+      <w:r>
+        <w:rPr>
+          <w:b w:val="0"/>
+        </w:rPr>
+        <w:t xml:space="preserve"> it uses.</w:t>
+      </w:r>
+    </w:p>
+    <w:p>
+      <w:pPr>
+        <w:pStyle w:val="Heading3"/>
+      </w:pPr>
+      <w:r>
+        <w:t>My picture explanation, deciding evidence and one limit</w:t>
+      </w:r>
+    </w:p>
+    <w:p>
+      <w:r>
+        <w:t>________________________________________________________________</w:t>
+      </w:r>
+    </w:p>
+    <w:p>
+      <w:r>
+        <w:t>________________________________________________________________</w:t>
+      </w:r>
+    </w:p>
+    <w:p>
+      <w:r>
+        <w:t>________________________________________________________________</w:t>
+      </w:r>
+    </w:p>
+    <w:p>
+      <w:r>
+        <w:t>________________________________________________________________</w:t>
+      </w:r>
+    </w:p>
+    <w:p>
+      <w:pPr>
+        <w:pStyle w:val="Heading3"/>
+      </w:pPr>
+      <w:r>
+        <w:t>03. Three ordered checks for a calendar card</w:t>
+      </w:r>
+    </w:p>
+    <w:p>
+      <w:r>
+        <w:drawing>
+          <wp:inline xmlns:a="http://schemas.openxmlformats.org/drawingml/2006/main" xmlns:pic="http://schemas.openxmlformats.org/drawingml/2006/picture">
+            <wp:extent cx="5486400" cy="3191256"/>
+            <wp:docPr id="4" name="Picture 4" descr="Three ordered checks for a calendar card. First check known values | Any known field fails its criterion | Revise even if another field is unknown. Then check missing information | No known failure but a field is blank or unreadable | Review because evidence is incomplete. Otherwise all checks have passed | Day is 1 through 30 and room is A or B | Ready under this record policy"/>
+            <wp:cNvGraphicFramePr>
+              <a:graphicFrameLocks noChangeAspect="1"/>
+            </wp:cNvGraphicFramePr>
+            <a:graphic>
+              <a:graphicData uri="http://schemas.openxmlformats.org/drawingml/2006/picture">
+                <pic:pic>
+                  <pic:nvPicPr>
+                    <pic:cNvPr id="0" name="academy-story-ai-1-7-03.png"/>
+                    <pic:cNvPicPr/>
+                  </pic:nvPicPr>
+                  <pic:blipFill>
+                    <a:blip r:embed="rId12"/>
+                    <a:stretch>
+                      <a:fillRect/>
+                    </a:stretch>
+                  </pic:blipFill>
+                  <pic:spPr>
+                    <a:xfrm>
+                      <a:off x="0" y="0"/>
+                      <a:ext cx="5486400" cy="3191256"/>
+                    </a:xfrm>
+                    <a:prstGeom prst="rect"/>
+                  </pic:spPr>
+                </pic:pic>
+              </a:graphicData>
+            </a:graphic>
+          </wp:inline>
+        </w:drawing>
+      </w:r>
+    </w:p>
+    <w:p>
+      <w:pPr>
+        <w:spacing w:line="336" w:lineRule="auto" w:after="180"/>
+      </w:pPr>
+      <w:r>
+        <w:rPr>
+          <w:b w:val="0"/>
+        </w:rPr>
+        <w:t>Three ordered checks for a calendar card. First check known values | Any known field fails its criterion | Revise even if another field is unknown.</w:t>
+      </w:r>
+    </w:p>
+    <w:p>
+      <w:pPr>
+        <w:spacing w:line="336" w:lineRule="auto" w:after="180"/>
+      </w:pPr>
+      <w:r>
+        <w:rPr>
+          <w:b w:val="0"/>
+        </w:rPr>
+        <w:t xml:space="preserve">Then check missing information | No known failure but a field is blank or unreadable | Review because </w:t>
+      </w:r>
+      <w:r>
+        <w:rPr>
+          <w:b/>
+        </w:rPr>
+        <w:t>evidence</w:t>
+      </w:r>
+      <w:r>
+        <w:rPr>
+          <w:b w:val="0"/>
+        </w:rPr>
+        <w:t xml:space="preserve"> is incomplete.</w:t>
+      </w:r>
+    </w:p>
+    <w:p>
+      <w:pPr>
+        <w:spacing w:line="336" w:lineRule="auto" w:after="180"/>
+      </w:pPr>
+      <w:r>
+        <w:rPr>
+          <w:b w:val="0"/>
+        </w:rPr>
+        <w:t>Otherwise all checks have passed | Day is 1 through 30 and room is A or B | Ready under this record policy</w:t>
+      </w:r>
+    </w:p>
+    <w:p>
+      <w:pPr>
+        <w:spacing w:line="336" w:lineRule="auto" w:after="180"/>
+        <w:shd w:fill="F5F1FB"/>
+      </w:pPr>
+      <w:r>
+        <w:rPr>
+          <w:b w:val="0"/>
+        </w:rPr>
+        <w:t xml:space="preserve">Read the </w:t>
+      </w:r>
+      <w:r>
+        <w:rPr>
+          <w:b/>
+        </w:rPr>
+        <w:t>label</w:t>
+      </w:r>
+      <w:r>
+        <w:rPr>
+          <w:b w:val="0"/>
+        </w:rPr>
+        <w:t>s and values. Explain the relationship the model shows.</w:t>
+      </w:r>
+    </w:p>
+    <w:p>
+      <w:pPr>
+        <w:pStyle w:val="Heading3"/>
+      </w:pPr>
+      <w:r>
+        <w:t>My picture explanation, deciding evidence and one limit</w:t>
+      </w:r>
+    </w:p>
+    <w:p>
+      <w:r>
+        <w:t>________________________________________________________________</w:t>
+      </w:r>
+    </w:p>
+    <w:p>
+      <w:r>
+        <w:t>________________________________________________________________</w:t>
+      </w:r>
+    </w:p>
+    <w:p>
+      <w:r>
+        <w:t>________________________________________________________________</w:t>
+      </w:r>
+    </w:p>
+    <w:p>
+      <w:r>
+        <w:t>________________________________________________________________</w:t>
+      </w:r>
+    </w:p>
+    <w:p>
+      <w:pPr>
+        <w:pStyle w:val="Heading3"/>
+      </w:pPr>
+      <w:r>
+        <w:t>04. Change one thing. Trace what follows.</w:t>
+      </w:r>
+    </w:p>
+    <w:p>
+      <w:r>
+        <w:drawing>
+          <wp:inline xmlns:a="http://schemas.openxmlformats.org/drawingml/2006/main" xmlns:pic="http://schemas.openxmlformats.org/drawingml/2006/picture">
+            <wp:extent cx="5486400" cy="3026664"/>
+            <wp:docPr id="5" name="Picture 5" descr="Original case: 2 is valid but colour is blank: review. Changed condition: Change B’s quantity from 5 to 4; leave colour blank. Expected result: B becomes review. Reason: The known failure is removed, but a required field is still missing."/>
+            <wp:cNvGraphicFramePr>
+              <a:graphicFrameLocks noChangeAspect="1"/>
+            </wp:cNvGraphicFramePr>
+            <a:graphic>
+              <a:graphicData uri="http://schemas.openxmlformats.org/drawingml/2006/picture">
+                <pic:pic>
+                  <pic:nvPicPr>
+                    <pic:cNvPr id="0" name="academy-story-ai-1-7-04.png"/>
+                    <pic:cNvPicPr/>
+                  </pic:nvPicPr>
+                  <pic:blipFill>
+                    <a:blip r:embed="rId13"/>
+                    <a:stretch>
+                      <a:fillRect/>
+                    </a:stretch>
+                  </pic:blipFill>
+                  <pic:spPr>
+                    <a:xfrm>
+                      <a:off x="0" y="0"/>
+                      <a:ext cx="5486400" cy="3026664"/>
+                    </a:xfrm>
+                    <a:prstGeom prst="rect"/>
+                  </pic:spPr>
+                </pic:pic>
+              </a:graphicData>
+            </a:graphic>
+          </wp:inline>
+        </w:drawing>
+      </w:r>
+    </w:p>
+    <w:p>
+      <w:pPr>
+        <w:spacing w:line="336" w:lineRule="auto" w:after="180"/>
+      </w:pPr>
+      <w:r>
+        <w:rPr>
+          <w:b w:val="0"/>
+        </w:rPr>
+        <w:t>Original case: 2 is valid but colour is blank: review. Changed condition: Change B’s quantity from 5 to 4; leave colour blank. Expected result: B becomes review.</w:t>
+      </w:r>
+    </w:p>
+    <w:p>
+      <w:pPr>
+        <w:spacing w:line="336" w:lineRule="auto" w:after="180"/>
+      </w:pPr>
+      <w:r>
+        <w:rPr>
+          <w:b w:val="0"/>
+        </w:rPr>
+        <w:t>Reason: The known failure is removed, but a required field is still missing.</w:t>
+      </w:r>
+    </w:p>
+    <w:p>
+      <w:pPr>
+        <w:spacing w:line="336" w:lineRule="auto" w:after="180"/>
+        <w:shd w:fill="F5F1FB"/>
+      </w:pPr>
+      <w:r>
+        <w:rPr>
+          <w:b w:val="0"/>
+        </w:rPr>
+        <w:t>Predict before checking the worked changed-case result. Name what changed and what the supplied facts allow you to conclude.</w:t>
+      </w:r>
+    </w:p>
+    <w:p>
+      <w:pPr>
+        <w:pStyle w:val="Heading3"/>
+      </w:pPr>
+      <w:r>
+        <w:t>My picture explanation, deciding evidence and one limit</w:t>
+      </w:r>
+    </w:p>
+    <w:p>
+      <w:r>
+        <w:t>________________________________________________________________</w:t>
+      </w:r>
+    </w:p>
+    <w:p>
+      <w:r>
+        <w:t>________________________________________________________________</w:t>
+      </w:r>
+    </w:p>
+    <w:p>
+      <w:r>
+        <w:t>________________________________________________________________</w:t>
+      </w:r>
+    </w:p>
+    <w:p>
+      <w:r>
+        <w:t>________________________________________________________________</w:t>
+      </w:r>
+    </w:p>
+    <w:p>
+      <w:pPr>
+        <w:pStyle w:val="Heading3"/>
+      </w:pPr>
+      <w:r>
+        <w:t>05. Connect the explanation to its limit</w:t>
+      </w:r>
+    </w:p>
+    <w:p>
+      <w:r>
+        <w:drawing>
+          <wp:inline xmlns:a="http://schemas.openxmlformats.org/drawingml/2006/main" xmlns:pic="http://schemas.openxmlformats.org/drawingml/2006/picture">
+            <wp:extent cx="5486400" cy="2834640"/>
+            <wp:docPr id="6" name="Picture 6" descr="Operational labels specify what a word means for this task. Two labellers using the same priority should agree on these cards. Review describes missing evidence, not a hidden assumption that the card is wrong. Revise is supported by a known failure. Limit: Agreement between labellers does not prove this policy is suitable for every school or that labels are objective truths."/>
+            <wp:cNvGraphicFramePr>
+              <a:graphicFrameLocks noChangeAspect="1"/>
+            </wp:cNvGraphicFramePr>
+            <a:graphic>
+              <a:graphicData uri="http://schemas.openxmlformats.org/drawingml/2006/picture">
+                <pic:pic>
+                  <pic:nvPicPr>
+                    <pic:cNvPr id="0" name="academy-story-ai-1-7-05.png"/>
+                    <pic:cNvPicPr/>
+                  </pic:nvPicPr>
+                  <pic:blipFill>
+                    <a:blip r:embed="rId14"/>
+                    <a:stretch>
+                      <a:fillRect/>
+                    </a:stretch>
+                  </pic:blipFill>
+                  <pic:spPr>
+                    <a:xfrm>
+                      <a:off x="0" y="0"/>
+                      <a:ext cx="5486400" cy="2834640"/>
+                    </a:xfrm>
+                    <a:prstGeom prst="rect"/>
+                  </pic:spPr>
+                </pic:pic>
+              </a:graphicData>
+            </a:graphic>
+          </wp:inline>
+        </w:drawing>
+      </w:r>
+    </w:p>
+    <w:p>
+      <w:pPr>
+        <w:spacing w:line="336" w:lineRule="auto" w:after="180"/>
+      </w:pPr>
+      <w:r>
+        <w:rPr>
+          <w:b w:val="0"/>
+        </w:rPr>
+        <w:t xml:space="preserve">Operational </w:t>
+      </w:r>
+      <w:r>
+        <w:rPr>
+          <w:b/>
+        </w:rPr>
+        <w:t>label</w:t>
+      </w:r>
+      <w:r>
+        <w:rPr>
+          <w:b w:val="0"/>
+        </w:rPr>
+        <w:t xml:space="preserve">s specify what a word means for this task. Two </w:t>
+      </w:r>
+      <w:r>
+        <w:rPr>
+          <w:b/>
+        </w:rPr>
+        <w:t>label</w:t>
+      </w:r>
+      <w:r>
+        <w:rPr>
+          <w:b w:val="0"/>
+        </w:rPr>
+        <w:t xml:space="preserve">lers using the same priority should agree on these cards. Review describes missing </w:t>
+      </w:r>
+      <w:r>
+        <w:rPr>
+          <w:b/>
+        </w:rPr>
+        <w:t>evidence</w:t>
+      </w:r>
+      <w:r>
+        <w:rPr>
+          <w:b w:val="0"/>
+        </w:rPr>
+        <w:t>, not a hidden assumption that the card is wrong.</w:t>
+      </w:r>
+    </w:p>
+    <w:p>
+      <w:pPr>
+        <w:spacing w:line="336" w:lineRule="auto" w:after="180"/>
+      </w:pPr>
+      <w:r>
+        <w:rPr>
+          <w:b w:val="0"/>
+        </w:rPr>
+        <w:t xml:space="preserve">Revise is supported by a known failure. Limit: Agreement between </w:t>
+      </w:r>
+      <w:r>
+        <w:rPr>
+          <w:b/>
+        </w:rPr>
+        <w:t>label</w:t>
+      </w:r>
+      <w:r>
+        <w:rPr>
+          <w:b w:val="0"/>
+        </w:rPr>
+        <w:t xml:space="preserve">lers does not prove this policy is suitable for every school or that </w:t>
+      </w:r>
+      <w:r>
+        <w:rPr>
+          <w:b/>
+        </w:rPr>
+        <w:t>label</w:t>
+      </w:r>
+      <w:r>
+        <w:rPr>
+          <w:b w:val="0"/>
+        </w:rPr>
+        <w:t>s are objective truths.</w:t>
+      </w:r>
+    </w:p>
+    <w:p>
+      <w:pPr>
+        <w:spacing w:line="336" w:lineRule="auto" w:after="180"/>
+        <w:shd w:fill="F5F1FB"/>
+      </w:pPr>
+      <w:r>
+        <w:rPr>
+          <w:b w:val="0"/>
+        </w:rPr>
+        <w:t>Explain the case, then point to a limit on the claim.</w:t>
+      </w:r>
+    </w:p>
+    <w:p>
+      <w:pPr>
+        <w:pStyle w:val="Heading3"/>
+      </w:pPr>
+      <w:r>
+        <w:t>My picture explanation, deciding evidence and one limit</w:t>
+      </w:r>
+    </w:p>
+    <w:p>
+      <w:r>
+        <w:t>________________________________________________________________</w:t>
+      </w:r>
+    </w:p>
+    <w:p>
+      <w:r>
+        <w:t>________________________________________________________________</w:t>
+      </w:r>
+    </w:p>
+    <w:p>
+      <w:r>
+        <w:t>________________________________________________________________</w:t>
+      </w:r>
+    </w:p>
+    <w:p>
+      <w:r>
+        <w:t>________________________________________________________________</w:t>
+      </w:r>
+    </w:p>
+    <w:p>
+      <w:pPr>
+        <w:pStyle w:val="Heading3"/>
+      </w:pPr>
+      <w:r>
+        <w:t>06. Make the idea visible in your project</w:t>
+      </w:r>
+    </w:p>
+    <w:p>
+      <w:r>
+        <w:drawing>
+          <wp:inline xmlns:a="http://schemas.openxmlformats.org/drawingml/2006/main" xmlns:pic="http://schemas.openxmlformats.org/drawingml/2006/picture">
+            <wp:extent cx="5486400" cy="3380232"/>
+            <wp:docPr id="7" name="Picture 7" descr="Write a sorter label guide with examples of complete, invalid and unresolved inputs before comparing labels. Draw your input, deciding step, result and limit. Supported question: Explain why B originally was revise rather than review, then label its changed version."/>
+            <wp:cNvGraphicFramePr>
+              <a:graphicFrameLocks noChangeAspect="1"/>
+            </wp:cNvGraphicFramePr>
+            <a:graphic>
+              <a:graphicData uri="http://schemas.openxmlformats.org/drawingml/2006/picture">
+                <pic:pic>
+                  <pic:nvPicPr>
+                    <pic:cNvPr id="0" name="academy-story-ai-1-7-06.png"/>
+                    <pic:cNvPicPr/>
+                  </pic:nvPicPr>
+                  <pic:blipFill>
+                    <a:blip r:embed="rId15"/>
+                    <a:stretch>
+                      <a:fillRect/>
+                    </a:stretch>
+                  </pic:blipFill>
+                  <pic:spPr>
+                    <a:xfrm>
+                      <a:off x="0" y="0"/>
+                      <a:ext cx="5486400" cy="3380232"/>
+                    </a:xfrm>
+                    <a:prstGeom prst="rect"/>
+                  </pic:spPr>
+                </pic:pic>
+              </a:graphicData>
+            </a:graphic>
+          </wp:inline>
+        </w:drawing>
+      </w:r>
+    </w:p>
+    <w:p>
+      <w:pPr>
+        <w:spacing w:line="336" w:lineRule="auto" w:after="180"/>
+      </w:pPr>
+      <w:r>
+        <w:rPr>
+          <w:b w:val="0"/>
+        </w:rPr>
+        <w:t xml:space="preserve">Write a sorter </w:t>
+      </w:r>
+      <w:r>
+        <w:rPr>
+          <w:b/>
+        </w:rPr>
+        <w:t>label</w:t>
+      </w:r>
+      <w:r>
+        <w:rPr>
+          <w:b w:val="0"/>
+        </w:rPr>
+        <w:t xml:space="preserve"> guide with examples of complete, invalid and unresolved </w:t>
+      </w:r>
+      <w:r>
+        <w:rPr>
+          <w:b/>
+        </w:rPr>
+        <w:t>input</w:t>
+      </w:r>
+      <w:r>
+        <w:rPr>
+          <w:b w:val="0"/>
+        </w:rPr>
+        <w:t xml:space="preserve">s before comparing </w:t>
+      </w:r>
+      <w:r>
+        <w:rPr>
+          <w:b/>
+        </w:rPr>
+        <w:t>label</w:t>
+      </w:r>
+      <w:r>
+        <w:rPr>
+          <w:b w:val="0"/>
+        </w:rPr>
+        <w:t xml:space="preserve">s. Draw your </w:t>
+      </w:r>
+      <w:r>
+        <w:rPr>
+          <w:b/>
+        </w:rPr>
+        <w:t>input</w:t>
+      </w:r>
+      <w:r>
+        <w:rPr>
+          <w:b w:val="0"/>
+        </w:rPr>
+        <w:t>, deciding step, result and limit.</w:t>
+      </w:r>
+    </w:p>
+    <w:p>
+      <w:pPr>
+        <w:spacing w:line="336" w:lineRule="auto" w:after="180"/>
+      </w:pPr>
+      <w:r>
+        <w:rPr>
+          <w:b w:val="0"/>
+        </w:rPr>
+        <w:t xml:space="preserve">Supported question: Explain why B originally was revise rather than review, then </w:t>
+      </w:r>
+      <w:r>
+        <w:rPr>
+          <w:b/>
+        </w:rPr>
+        <w:t>label</w:t>
+      </w:r>
+      <w:r>
+        <w:rPr>
+          <w:b w:val="0"/>
+        </w:rPr>
+        <w:t xml:space="preserve"> its changed version.</w:t>
+      </w:r>
+    </w:p>
+    <w:p>
+      <w:pPr>
+        <w:spacing w:line="336" w:lineRule="auto" w:after="180"/>
+        <w:shd w:fill="F5F1FB"/>
+      </w:pPr>
+      <w:r>
+        <w:rPr>
+          <w:b w:val="0"/>
+        </w:rPr>
+        <w:t xml:space="preserve">Draw your project trace and justify the deciding step using </w:t>
+      </w:r>
+      <w:r>
+        <w:rPr>
+          <w:b/>
+        </w:rPr>
+        <w:t>evidence</w:t>
+      </w:r>
+      <w:r>
+        <w:rPr>
+          <w:b w:val="0"/>
+        </w:rPr>
+        <w:t>.</w:t>
+      </w:r>
+    </w:p>
+    <w:p>
+      <w:pPr>
+        <w:pStyle w:val="Heading3"/>
+      </w:pPr>
+      <w:r>
+        <w:t>My picture explanation, deciding evidence and one limit</w:t>
       </w:r>
     </w:p>
     <w:p>

--- a/downloads/workbook/ai-1-week-07.docx
+++ b/downloads/workbook/ai-1-week-07.docx
@@ -725,7 +725,7 @@
         <w:rPr>
           <w:b w:val="0"/>
         </w:rPr>
-        <w:t xml:space="preserve">The rule is: fruit has seeds; other objects go in other. Sort an apple, a pencil and a sealed mystery box. Which item needs more </w:t>
+        <w:t xml:space="preserve">For this toy sorter, label an object Seed-bearing when seeds are observed, Other when inspection establishes that it has no seeds, and Review when the needed contents cannot be observed. Sort an opened apple with visible seeds, a pencil and a sealed mystery box. Which item needs more </w:t>
       </w:r>
       <w:r>
         <w:rPr>

--- a/downloads/workbook/ai-1-week-07.docx
+++ b/downloads/workbook/ai-1-week-07.docx
@@ -25,12 +25,473 @@
         <w:pStyle w:val="Heading1"/>
       </w:pPr>
       <w:r>
-        <w:t>01. Recall and choose your starting point</w:t>
-      </w:r>
-    </w:p>
-    <w:p>
-      <w:r>
-        <w:t>Record your starting explanation for Categories and Labels before opening notes. Show any later correction separately.</w:t>
+        <w:t>One connected label-and-policy record.</w:t>
+      </w:r>
+    </w:p>
+    <w:p>
+      <w:r>
+        <w:t>Apply a guide, clarify a vague instruction, inspect annotator disagreement and retain the policy version.</w:t>
+      </w:r>
+    </w:p>
+    <w:p>
+      <w:r>
+        <w:t>Keep the first labels, reasons and corrections distinguishable.</w:t>
+      </w:r>
+    </w:p>
+    <w:p>
+      <w:pPr>
+        <w:pStyle w:val="Heading1"/>
+      </w:pPr>
+      <w:r>
+        <w:t>01. Recall: reconnect earlier ideas</w:t>
+      </w:r>
+    </w:p>
+    <w:p>
+      <w:r>
+        <w:t>Retrieve before opening notes.</w:t>
+      </w:r>
+    </w:p>
+    <w:p>
+      <w:pPr>
+        <w:pStyle w:val="Heading2"/>
+      </w:pPr>
+      <w:r>
+        <w:t>Retrieve and explain</w:t>
+      </w:r>
+    </w:p>
+    <w:p>
+      <w:pPr>
+        <w:pStyle w:val="ListBullet"/>
+      </w:pPr>
+      <w:r>
+        <w:t>Try the recall before opening notes. Then use a different colour or a labelled second line to correct your explanation.</w:t>
+      </w:r>
+    </w:p>
+    <w:p>
+      <w:pPr>
+        <w:pStyle w:val="ListBullet"/>
+      </w:pPr>
+      <w:r>
+        <w:t>Without opening the old lesson, explain one key idea from Sound Becomes a Signal. Give an example and a mistake that the idea helps you avoid.</w:t>
+      </w:r>
+    </w:p>
+    <w:p>
+      <w:pPr>
+        <w:pStyle w:val="Heading3"/>
+      </w:pPr>
+      <w:r>
+        <w:t>My remembered idea, example and correction</w:t>
+      </w:r>
+    </w:p>
+    <w:p>
+      <w:r>
+        <w:t>________________________________________________________________</w:t>
+      </w:r>
+    </w:p>
+    <w:p>
+      <w:r>
+        <w:t>________________________________________________________________</w:t>
+      </w:r>
+    </w:p>
+    <w:p>
+      <w:r>
+        <w:t>________________________________________________________________</w:t>
+      </w:r>
+    </w:p>
+    <w:p>
+      <w:pPr>
+        <w:pStyle w:val="ListBullet"/>
+      </w:pPr>
+      <w:r>
+        <w:t>Without opening the old lesson, explain one key idea from Rules or Learned Patterns?. Give an example and a mistake that the idea helps you avoid.</w:t>
+      </w:r>
+    </w:p>
+    <w:p>
+      <w:pPr>
+        <w:pStyle w:val="Heading3"/>
+      </w:pPr>
+      <w:r>
+        <w:t>My remembered idea, example and correction</w:t>
+      </w:r>
+    </w:p>
+    <w:p>
+      <w:r>
+        <w:t>________________________________________________________________</w:t>
+      </w:r>
+    </w:p>
+    <w:p>
+      <w:r>
+        <w:t>________________________________________________________________</w:t>
+      </w:r>
+    </w:p>
+    <w:p>
+      <w:r>
+        <w:t>________________________________________________________________</w:t>
+      </w:r>
+    </w:p>
+    <w:p>
+      <w:pPr>
+        <w:pStyle w:val="ListBullet"/>
+      </w:pPr>
+      <w:r>
+        <w:t>Without opening the old lesson, explain one key idea from AI or Not?. Give an example and a mistake that the idea helps you avoid.</w:t>
+      </w:r>
+    </w:p>
+    <w:p>
+      <w:pPr>
+        <w:pStyle w:val="Heading3"/>
+      </w:pPr>
+      <w:r>
+        <w:t>My remembered idea, example and correction</w:t>
+      </w:r>
+    </w:p>
+    <w:p>
+      <w:r>
+        <w:t>________________________________________________________________</w:t>
+      </w:r>
+    </w:p>
+    <w:p>
+      <w:r>
+        <w:t>________________________________________________________________</w:t>
+      </w:r>
+    </w:p>
+    <w:p>
+      <w:r>
+        <w:t>________________________________________________________________</w:t>
+      </w:r>
+    </w:p>
+    <w:p>
+      <w:pPr>
+        <w:pStyle w:val="Heading2"/>
+      </w:pPr>
+      <w:r>
+        <w:t>Earlier wording, alternatives and picture transcripts · reference / check after trying</w:t>
+      </w:r>
+    </w:p>
+    <w:p>
+      <w:pPr>
+        <w:pStyle w:val="Heading3"/>
+      </w:pPr>
+      <w:r>
+        <w:t>Sound Becomes a Signal</w:t>
+      </w:r>
+    </w:p>
+    <w:p>
+      <w:pPr>
+        <w:pStyle w:val="Heading3"/>
+      </w:pPr>
+      <w:r>
+        <w:t>Rules or Learned Patterns?</w:t>
+      </w:r>
+    </w:p>
+    <w:p>
+      <w:pPr>
+        <w:pStyle w:val="Heading3"/>
+      </w:pPr>
+      <w:r>
+        <w:t>AI or Not?</w:t>
+      </w:r>
+    </w:p>
+    <w:p>
+      <w:pPr>
+        <w:pStyle w:val="Heading1"/>
+      </w:pPr>
+      <w:r>
+        <w:t>12. W1 · Apply the calendar guide</w:t>
+      </w:r>
+    </w:p>
+    <w:p>
+      <w:r>
+        <w:t>Cite the deciding field and criterion for every card.</w:t>
+      </w:r>
+    </w:p>
+    <w:p>
+      <w:pPr>
+        <w:pStyle w:val="Heading2"/>
+      </w:pPr>
+      <w:r>
+        <w:t>Your evidence record</w:t>
+      </w:r>
+    </w:p>
+    <w:p>
+      <w:pPr>
+        <w:pStyle w:val="ListBullet"/>
+      </w:pPr>
+      <w:r>
+        <w:t>The calendar policy accepts whole-number days 1 through 30 inclusive and a room code A or B. Check known failures first, then unknown fields, then readiness. Label these cards and give evidence: day 30 room B; day 31 room A; day 14 room unreadable; day 31 room unreadable.</w:t>
+      </w:r>
+    </w:p>
+    <w:p>
+      <w:pPr>
+        <w:pStyle w:val="Heading3"/>
+      </w:pPr>
+      <w:r>
+        <w:t>My reasoning and evidence</w:t>
+      </w:r>
+    </w:p>
+    <w:p>
+      <w:r>
+        <w:t>________________________________________________________________</w:t>
+      </w:r>
+    </w:p>
+    <w:p>
+      <w:r>
+        <w:t>________________________________________________________________</w:t>
+      </w:r>
+    </w:p>
+    <w:p>
+      <w:r>
+        <w:t>________________________________________________________________</w:t>
+      </w:r>
+    </w:p>
+    <w:p>
+      <w:r>
+        <w:t>________________________________________________________________</w:t>
+      </w:r>
+    </w:p>
+    <w:p>
+      <w:r>
+        <w:t>________________________________________________________________</w:t>
+      </w:r>
+    </w:p>
+    <w:p>
+      <w:r>
+        <w:t>________________________________________________________________</w:t>
+      </w:r>
+    </w:p>
+    <w:p>
+      <w:r>
+        <w:t>________________________________________________________________</w:t>
+      </w:r>
+    </w:p>
+    <w:p>
+      <w:pPr>
+        <w:pStyle w:val="Heading1"/>
+      </w:pPr>
+      <w:r>
+        <w:t>13. W2 · Replace a vague instruction</w:t>
+      </w:r>
+    </w:p>
+    <w:p>
+      <w:r>
+        <w:t>Write a reproducible rule including blank fields.</w:t>
+      </w:r>
+    </w:p>
+    <w:p>
+      <w:pPr>
+        <w:pStyle w:val="Heading2"/>
+      </w:pPr>
+      <w:r>
+        <w:t>Your evidence record</w:t>
+      </w:r>
+    </w:p>
+    <w:p>
+      <w:pPr>
+        <w:pStyle w:val="ListBullet"/>
+      </w:pPr>
+      <w:r>
+        <w:t>A helper says Label a card ready if it looks nice. Explain why this can lead to inconsistent labels. Replace it with an instruction that another person can apply using the calendar policy, including what to do about a blank field.</w:t>
+      </w:r>
+    </w:p>
+    <w:p>
+      <w:pPr>
+        <w:pStyle w:val="Heading3"/>
+      </w:pPr>
+      <w:r>
+        <w:t>My reasoning and evidence</w:t>
+      </w:r>
+    </w:p>
+    <w:p>
+      <w:r>
+        <w:t>________________________________________________________________</w:t>
+      </w:r>
+    </w:p>
+    <w:p>
+      <w:r>
+        <w:t>________________________________________________________________</w:t>
+      </w:r>
+    </w:p>
+    <w:p>
+      <w:r>
+        <w:t>________________________________________________________________</w:t>
+      </w:r>
+    </w:p>
+    <w:p>
+      <w:r>
+        <w:t>________________________________________________________________</w:t>
+      </w:r>
+    </w:p>
+    <w:p>
+      <w:r>
+        <w:t>________________________________________________________________</w:t>
+      </w:r>
+    </w:p>
+    <w:p>
+      <w:r>
+        <w:t>________________________________________________________________</w:t>
+      </w:r>
+    </w:p>
+    <w:p>
+      <w:pPr>
+        <w:pStyle w:val="Heading1"/>
+      </w:pPr>
+      <w:r>
+        <w:t>14. W3 · Inspect agreement and disagreement</w:t>
+      </w:r>
+    </w:p>
+    <w:p>
+      <w:r>
+        <w:t>Count matching positions before judging their correctness.</w:t>
+      </w:r>
+    </w:p>
+    <w:p>
+      <w:pPr>
+        <w:pStyle w:val="Heading2"/>
+      </w:pPr>
+      <w:r>
+        <w:t>Your evidence record</w:t>
+      </w:r>
+    </w:p>
+    <w:p>
+      <w:pPr>
+        <w:pStyle w:val="ListBullet"/>
+      </w:pPr>
+      <w:r>
+        <w:t>Use W1’s card order: day 30 room B; day 31 room A; day 14 room unreadable; day 31 room unreadable. Compare the two supplied annotator lists position by position. Use the calendar policy separately when checking which labels follow it.</w:t>
+      </w:r>
+    </w:p>
+    <w:p>
+      <w:pPr>
+        <w:pStyle w:val="ListBullet"/>
+      </w:pPr>
+      <w:r>
+        <w:t>For the same four cards, Mina records ready, revise, review, ready. Theo records ready, review, review, revise. How many positions agree? Identify the disagreements. Can you decide which annotator is correct from these label lists alone? Explain what else you need.</w:t>
+      </w:r>
+    </w:p>
+    <w:p>
+      <w:pPr>
+        <w:pStyle w:val="Heading3"/>
+      </w:pPr>
+      <w:r>
+        <w:t>My reasoning and evidence</w:t>
+      </w:r>
+    </w:p>
+    <w:p>
+      <w:r>
+        <w:t>________________________________________________________________</w:t>
+      </w:r>
+    </w:p>
+    <w:p>
+      <w:r>
+        <w:t>________________________________________________________________</w:t>
+      </w:r>
+    </w:p>
+    <w:p>
+      <w:r>
+        <w:t>________________________________________________________________</w:t>
+      </w:r>
+    </w:p>
+    <w:p>
+      <w:r>
+        <w:t>________________________________________________________________</w:t>
+      </w:r>
+    </w:p>
+    <w:p>
+      <w:r>
+        <w:t>________________________________________________________________</w:t>
+      </w:r>
+    </w:p>
+    <w:p>
+      <w:r>
+        <w:t>________________________________________________________________</w:t>
+      </w:r>
+    </w:p>
+    <w:p>
+      <w:pPr>
+        <w:pStyle w:val="Heading1"/>
+      </w:pPr>
+      <w:r>
+        <w:t>16. W5 · Keep the policy version</w:t>
+      </w:r>
+    </w:p>
+    <w:p>
+      <w:r>
+        <w:t>Trace what changes when the accepted range changes.</w:t>
+      </w:r>
+    </w:p>
+    <w:p>
+      <w:pPr>
+        <w:pStyle w:val="Heading2"/>
+      </w:pPr>
+      <w:r>
+        <w:t>Your evidence record</w:t>
+      </w:r>
+    </w:p>
+    <w:p>
+      <w:pPr>
+        <w:pStyle w:val="ListBullet"/>
+      </w:pPr>
+      <w:r>
+        <w:t>Version 1 accepts calendar days 1 through 30. Version 2 accepts days 1 through 31. A card says day 31 room A. State its label under each version. Explain why mixing the two labels without recording the version could create a misleading training dataset.</w:t>
+      </w:r>
+    </w:p>
+    <w:p>
+      <w:pPr>
+        <w:pStyle w:val="Heading3"/>
+      </w:pPr>
+      <w:r>
+        <w:t>My reasoning and evidence</w:t>
+      </w:r>
+    </w:p>
+    <w:p>
+      <w:r>
+        <w:t>________________________________________________________________</w:t>
+      </w:r>
+    </w:p>
+    <w:p>
+      <w:r>
+        <w:t>________________________________________________________________</w:t>
+      </w:r>
+    </w:p>
+    <w:p>
+      <w:r>
+        <w:t>________________________________________________________________</w:t>
+      </w:r>
+    </w:p>
+    <w:p>
+      <w:r>
+        <w:t>________________________________________________________________</w:t>
+      </w:r>
+    </w:p>
+    <w:p>
+      <w:r>
+        <w:t>________________________________________________________________</w:t>
+      </w:r>
+    </w:p>
+    <w:p>
+      <w:r>
+        <w:t>________________________________________________________________</w:t>
+      </w:r>
+    </w:p>
+    <w:p>
+      <w:pPr>
+        <w:pStyle w:val="Heading1"/>
+      </w:pPr>
+      <w:r>
+        <w:t>04. W4 · Transfer the method to a new record</w:t>
+      </w:r>
+    </w:p>
+    <w:p>
+      <w:r>
+        <w:t>Keep one first attempt before hints or feedback.</w:t>
+      </w:r>
+    </w:p>
+    <w:p>
+      <w:pPr>
+        <w:pStyle w:val="Heading2"/>
+      </w:pPr>
+      <w:r>
+        <w:t>Read and explain independently</w:t>
       </w:r>
     </w:p>
     <w:p>
@@ -41,7 +502,24 @@
         <w:rPr>
           <w:b w:val="0"/>
         </w:rPr>
-        <w:t xml:space="preserve">Try the recall before opening notes. Then use a different colour or a </w:t>
+        <w:t>A fictional equipment-request form accepts a whole-number borrowing duration of 1 through 7 days inclusive and one item code X or Y.</w:t>
+      </w:r>
+    </w:p>
+    <w:p>
+      <w:pPr>
+        <w:spacing w:line="336" w:lineRule="auto" w:after="180"/>
+      </w:pPr>
+      <w:r>
+        <w:rPr>
+          <w:b/>
+        </w:rPr>
+        <w:t>Label</w:t>
+      </w:r>
+      <w:r>
+        <w:rPr>
+          <w:b w:val="0"/>
+        </w:rPr>
+        <w:t xml:space="preserve"> revise if any known field fails; otherwise </w:t>
       </w:r>
       <w:r>
         <w:rPr>
@@ -53,157 +531,7 @@
         <w:rPr>
           <w:b w:val="0"/>
         </w:rPr>
-        <w:t>led second line to correct your explanation.</w:t>
-      </w:r>
-    </w:p>
-    <w:p>
-      <w:pPr>
-        <w:pStyle w:val="Heading3"/>
-      </w:pPr>
-      <w:r>
-        <w:t>Sound Becomes a Signal</w:t>
-      </w:r>
-    </w:p>
-    <w:p>
-      <w:pPr>
-        <w:spacing w:line="336" w:lineRule="auto" w:after="180"/>
-      </w:pPr>
-      <w:r>
-        <w:rPr>
-          <w:b w:val="0"/>
-        </w:rPr>
-        <w:t>Without opening the old lesson, explain one key idea from Sound Becomes a Signal. Give an example and a mistake that the idea helps you avoid.</w:t>
-      </w:r>
-    </w:p>
-    <w:p>
-      <w:pPr>
-        <w:pStyle w:val="Heading3"/>
-      </w:pPr>
-      <w:r>
-        <w:t>My remembered idea, example and correction</w:t>
-      </w:r>
-    </w:p>
-    <w:p>
-      <w:r>
-        <w:t>________________________________________________________________</w:t>
-      </w:r>
-    </w:p>
-    <w:p>
-      <w:r>
-        <w:t>________________________________________________________________</w:t>
-      </w:r>
-    </w:p>
-    <w:p>
-      <w:r>
-        <w:t>________________________________________________________________</w:t>
-      </w:r>
-    </w:p>
-    <w:p>
-      <w:pPr>
-        <w:pStyle w:val="Heading3"/>
-      </w:pPr>
-      <w:r>
-        <w:t>Rules or Learned Patterns?</w:t>
-      </w:r>
-    </w:p>
-    <w:p>
-      <w:pPr>
-        <w:spacing w:line="336" w:lineRule="auto" w:after="180"/>
-      </w:pPr>
-      <w:r>
-        <w:rPr>
-          <w:b w:val="0"/>
-        </w:rPr>
-        <w:t>Without opening the old lesson, explain one key idea from Rules or Learned Patterns?. Give an example and a mistake that the idea helps you avoid.</w:t>
-      </w:r>
-    </w:p>
-    <w:p>
-      <w:pPr>
-        <w:pStyle w:val="Heading3"/>
-      </w:pPr>
-      <w:r>
-        <w:t>My remembered idea, example and correction</w:t>
-      </w:r>
-    </w:p>
-    <w:p>
-      <w:r>
-        <w:t>________________________________________________________________</w:t>
-      </w:r>
-    </w:p>
-    <w:p>
-      <w:r>
-        <w:t>________________________________________________________________</w:t>
-      </w:r>
-    </w:p>
-    <w:p>
-      <w:r>
-        <w:t>________________________________________________________________</w:t>
-      </w:r>
-    </w:p>
-    <w:p>
-      <w:pPr>
-        <w:pStyle w:val="Heading3"/>
-      </w:pPr>
-      <w:r>
-        <w:t>AI or Not?</w:t>
-      </w:r>
-    </w:p>
-    <w:p>
-      <w:pPr>
-        <w:spacing w:line="336" w:lineRule="auto" w:after="180"/>
-      </w:pPr>
-      <w:r>
-        <w:rPr>
-          <w:b w:val="0"/>
-        </w:rPr>
-        <w:t>Without opening the old lesson, explain one key idea from AI or Not?. Give an example and a mistake that the idea helps you avoid.</w:t>
-      </w:r>
-    </w:p>
-    <w:p>
-      <w:pPr>
-        <w:pStyle w:val="Heading3"/>
-      </w:pPr>
-      <w:r>
-        <w:t>My remembered idea, example and correction</w:t>
-      </w:r>
-    </w:p>
-    <w:p>
-      <w:r>
-        <w:t>________________________________________________________________</w:t>
-      </w:r>
-    </w:p>
-    <w:p>
-      <w:r>
-        <w:t>________________________________________________________________</w:t>
-      </w:r>
-    </w:p>
-    <w:p>
-      <w:r>
-        <w:t>________________________________________________________________</w:t>
-      </w:r>
-    </w:p>
-    <w:p>
-      <w:pPr>
-        <w:pStyle w:val="Heading1"/>
-      </w:pPr>
-      <w:r>
-        <w:t>02. Practise with fading help</w:t>
-      </w:r>
-    </w:p>
-    <w:p>
-      <w:r>
-        <w:t>Complete the supported Categories and Labels trace and record the first step you can explain without help.</w:t>
-      </w:r>
-    </w:p>
-    <w:p>
-      <w:pPr>
-        <w:spacing w:line="336" w:lineRule="auto" w:after="180"/>
-      </w:pPr>
-      <w:r>
-        <w:rPr>
-          <w:b w:val="0"/>
-        </w:rPr>
-        <w:t xml:space="preserve">Use W2: Replace a vague instruction for Categories and operational </w:t>
+        <w:t xml:space="preserve"> review if a field is blank or unreadable; otherwise </w:t>
       </w:r>
       <w:r>
         <w:rPr>
@@ -215,135 +543,7 @@
         <w:rPr>
           <w:b w:val="0"/>
         </w:rPr>
-        <w:t>s. Record the answer once; the lesson and workbook refer to the same attempt.</w:t>
-      </w:r>
-    </w:p>
-    <w:tbl>
-      <w:tblPr>
-        <w:tblStyle w:val="LightShading-Accent1"/>
-        <w:tblW w:type="auto" w:w="0"/>
-        <w:tblLook w:firstColumn="1" w:firstRow="1" w:lastColumn="0" w:lastRow="0" w:noHBand="0" w:noVBand="1" w:val="04A0"/>
-      </w:tblPr>
-      <w:tblGrid>
-        <w:gridCol w:w="2556"/>
-        <w:gridCol w:w="2556"/>
-        <w:gridCol w:w="2556"/>
-        <w:gridCol w:w="2556"/>
-      </w:tblGrid>
-      <w:tr>
-        <w:trPr>
-          <w:tblHeader/>
-        </w:trPr>
-        <w:tc>
-          <w:tcPr>
-            <w:tcW w:type="dxa" w:w="2556"/>
-          </w:tcPr>
-          <w:p>
-            <w:r>
-              <w:t>Given inputs</w:t>
-            </w:r>
-          </w:p>
-        </w:tc>
-        <w:tc>
-          <w:tcPr>
-            <w:tcW w:type="dxa" w:w="2556"/>
-          </w:tcPr>
-          <w:p>
-            <w:r>
-              <w:t>Procedure I chose</w:t>
-            </w:r>
-          </w:p>
-        </w:tc>
-        <w:tc>
-          <w:tcPr>
-            <w:tcW w:type="dxa" w:w="2556"/>
-          </w:tcPr>
-          <w:p>
-            <w:r>
-              <w:t>Middle steps</w:t>
-            </w:r>
-          </w:p>
-        </w:tc>
-        <w:tc>
-          <w:tcPr>
-            <w:tcW w:type="dxa" w:w="2556"/>
-          </w:tcPr>
-          <w:p>
-            <w:r>
-              <w:t>Result and check</w:t>
-            </w:r>
-          </w:p>
-        </w:tc>
-      </w:tr>
-      <w:tr>
-        <w:tc>
-          <w:tcPr>
-            <w:tcW w:type="dxa" w:w="2556"/>
-          </w:tcPr>
-          <w:p>
-            <w:r/>
-          </w:p>
-        </w:tc>
-        <w:tc>
-          <w:tcPr>
-            <w:tcW w:type="dxa" w:w="2556"/>
-          </w:tcPr>
-          <w:p>
-            <w:r/>
-          </w:p>
-        </w:tc>
-        <w:tc>
-          <w:tcPr>
-            <w:tcW w:type="dxa" w:w="2556"/>
-          </w:tcPr>
-          <w:p>
-            <w:r/>
-          </w:p>
-        </w:tc>
-        <w:tc>
-          <w:tcPr>
-            <w:tcW w:type="dxa" w:w="2556"/>
-          </w:tcPr>
-          <w:p>
-            <w:r/>
-          </w:p>
-        </w:tc>
-      </w:tr>
-    </w:tbl>
-    <w:p>
-      <w:pPr>
-        <w:pStyle w:val="Heading3"/>
-      </w:pPr>
-      <w:r>
-        <w:t>The step I completed without help, and the hint I needed</w:t>
-      </w:r>
-    </w:p>
-    <w:p>
-      <w:r>
-        <w:t>________________________________________________________________</w:t>
-      </w:r>
-    </w:p>
-    <w:p>
-      <w:r>
-        <w:t>________________________________________________________________</w:t>
-      </w:r>
-    </w:p>
-    <w:p>
-      <w:r>
-        <w:t>________________________________________________________________</w:t>
-      </w:r>
-    </w:p>
-    <w:p>
-      <w:pPr>
-        <w:pStyle w:val="Heading1"/>
-      </w:pPr>
-      <w:r>
-        <w:t>03. Individual reasoning check</w:t>
-      </w:r>
-    </w:p>
-    <w:p>
-      <w:r>
-        <w:t>Check the proposed Categories and Labels explanation against the supplied facts before discussing it.</w:t>
+        <w:t xml:space="preserve"> ready. Classify these forms and justify each: 7 days X; 8 days Y; unreadable duration X; 8 days blank code.</w:t>
       </w:r>
     </w:p>
     <w:p>
@@ -354,7 +554,117 @@
         <w:rPr>
           <w:b w:val="0"/>
         </w:rPr>
-        <w:t xml:space="preserve">Use the worked case for Categories and operational </w:t>
+        <w:t>Explain whether ready alone grants permission to borrow.</w:t>
+      </w:r>
+    </w:p>
+    <w:p>
+      <w:pPr>
+        <w:pStyle w:val="Heading3"/>
+      </w:pPr>
+      <w:r>
+        <w:t>My independent explanation, trace and limits</w:t>
+      </w:r>
+    </w:p>
+    <w:p>
+      <w:r>
+        <w:t>________________________________________________________________</w:t>
+      </w:r>
+    </w:p>
+    <w:p>
+      <w:r>
+        <w:t>________________________________________________________________</w:t>
+      </w:r>
+    </w:p>
+    <w:p>
+      <w:r>
+        <w:t>________________________________________________________________</w:t>
+      </w:r>
+    </w:p>
+    <w:p>
+      <w:r>
+        <w:t>________________________________________________________________</w:t>
+      </w:r>
+    </w:p>
+    <w:p>
+      <w:r>
+        <w:t>________________________________________________________________</w:t>
+      </w:r>
+    </w:p>
+    <w:p>
+      <w:r>
+        <w:t>________________________________________________________________</w:t>
+      </w:r>
+    </w:p>
+    <w:p>
+      <w:r>
+        <w:t>________________________________________________________________</w:t>
+      </w:r>
+    </w:p>
+    <w:p>
+      <w:pPr>
+        <w:pStyle w:val="Heading2"/>
+      </w:pPr>
+      <w:r>
+        <w:t>Keep a fair record</w:t>
+      </w:r>
+    </w:p>
+    <w:p>
+      <w:pPr>
+        <w:spacing w:line="336" w:lineRule="auto" w:after="180"/>
+      </w:pPr>
+      <w:r>
+        <w:rPr>
+          <w:b w:val="0"/>
+        </w:rPr>
+        <w:t>Attempt this case before feedback. Record any help. Earlier examples below are further practice; a case already practised with feedback cannot establish fresh transfer.</w:t>
+      </w:r>
+    </w:p>
+    <w:p>
+      <w:pPr>
+        <w:pStyle w:val="Heading2"/>
+      </w:pPr>
+      <w:r>
+        <w:t>Earlier wording, alternatives and picture transcripts · reference / check after trying</w:t>
+      </w:r>
+    </w:p>
+    <w:p>
+      <w:pPr>
+        <w:pStyle w:val="Heading3"/>
+      </w:pPr>
+      <w:r>
+        <w:t>Independent case: Transfer the method to a new record</w:t>
+      </w:r>
+    </w:p>
+    <w:p>
+      <w:pPr>
+        <w:pStyle w:val="Heading1"/>
+      </w:pPr>
+      <w:r>
+        <w:t>09. Project · Keep the decision and its evidence</w:t>
+      </w:r>
+    </w:p>
+    <w:p>
+      <w:r>
+        <w:t>Add this week’s change to your existing project record.</w:t>
+      </w:r>
+    </w:p>
+    <w:p>
+      <w:pPr>
+        <w:pStyle w:val="Heading2"/>
+      </w:pPr>
+      <w:r>
+        <w:t>Your evidence record</w:t>
+      </w:r>
+    </w:p>
+    <w:p>
+      <w:pPr>
+        <w:spacing w:line="336" w:lineRule="auto" w:after="180"/>
+      </w:pPr>
+      <w:r>
+        <w:rPr>
+          <w:b w:val="0"/>
+        </w:rPr>
+        <w:t xml:space="preserve">Define the Classroom Sorter's bin </w:t>
       </w:r>
       <w:r>
         <w:rPr>
@@ -366,7 +676,7 @@
         <w:rPr>
           <w:b w:val="0"/>
         </w:rPr>
-        <w:t>s. Proposed explanation: “A blank is the same as a failing value”. Decide whether this explanation is supported.</w:t>
+        <w:t>s and write how to handle objects that reasonably fit more than one bin.</w:t>
       </w:r>
     </w:p>
     <w:p>
@@ -377,291 +687,7 @@
         <w:rPr>
           <w:b w:val="0"/>
         </w:rPr>
-        <w:t>Point to the step or supplied fact that decides; explain your repair if needed.</w:t>
-      </w:r>
-    </w:p>
-    <w:p>
-      <w:pPr>
-        <w:pStyle w:val="Heading3"/>
-      </w:pPr>
-      <w:r>
-        <w:t>My explanation before partner discussion</w:t>
-      </w:r>
-    </w:p>
-    <w:p>
-      <w:r>
-        <w:t>________________________________________________________________</w:t>
-      </w:r>
-    </w:p>
-    <w:p>
-      <w:r>
-        <w:t>________________________________________________________________</w:t>
-      </w:r>
-    </w:p>
-    <w:p>
-      <w:r>
-        <w:t>________________________________________________________________</w:t>
-      </w:r>
-    </w:p>
-    <w:p>
-      <w:r>
-        <w:t>________________________________________________________________</w:t>
-      </w:r>
-    </w:p>
-    <w:p>
-      <w:pPr>
-        <w:pStyle w:val="Heading1"/>
-      </w:pPr>
-      <w:r>
-        <w:t>04. Independent transfer case</w:t>
-      </w:r>
-    </w:p>
-    <w:p>
-      <w:r>
-        <w:t>Write one first attempt at the reserved independent case before feedback. Repeated copies of that case refer to the same recorded attempt.</w:t>
-      </w:r>
-    </w:p>
-    <w:p>
-      <w:pPr>
-        <w:pStyle w:val="Heading3"/>
-      </w:pPr>
-      <w:r>
-        <w:t>Independent case: Transfer the method to a new record</w:t>
-      </w:r>
-    </w:p>
-    <w:p>
-      <w:pPr>
-        <w:spacing w:line="336" w:lineRule="auto" w:after="180"/>
-      </w:pPr>
-      <w:r>
-        <w:rPr>
-          <w:b w:val="0"/>
-        </w:rPr>
-        <w:t>A fictional equipment-request form accepts a whole-number borrowing duration of 1 through 7 days inclusive and one item code X or Y.</w:t>
-      </w:r>
-    </w:p>
-    <w:p>
-      <w:pPr>
-        <w:spacing w:line="336" w:lineRule="auto" w:after="180"/>
-      </w:pPr>
-      <w:r>
-        <w:rPr>
-          <w:b/>
-        </w:rPr>
-        <w:t>Label</w:t>
-      </w:r>
-      <w:r>
-        <w:rPr>
-          <w:b w:val="0"/>
-        </w:rPr>
-        <w:t xml:space="preserve"> revise if any known field fails; otherwise </w:t>
-      </w:r>
-      <w:r>
-        <w:rPr>
-          <w:b/>
-        </w:rPr>
-        <w:t>label</w:t>
-      </w:r>
-      <w:r>
-        <w:rPr>
-          <w:b w:val="0"/>
-        </w:rPr>
-        <w:t xml:space="preserve"> review if a field is blank or unreadable; otherwise </w:t>
-      </w:r>
-      <w:r>
-        <w:rPr>
-          <w:b/>
-        </w:rPr>
-        <w:t>label</w:t>
-      </w:r>
-      <w:r>
-        <w:rPr>
-          <w:b w:val="0"/>
-        </w:rPr>
-        <w:t xml:space="preserve"> ready. Classify these forms and justify each: 7 days X; 8 days Y; unreadable duration X; 8 days blank code.</w:t>
-      </w:r>
-    </w:p>
-    <w:p>
-      <w:pPr>
-        <w:spacing w:line="336" w:lineRule="auto" w:after="180"/>
-      </w:pPr>
-      <w:r>
-        <w:rPr>
-          <w:b w:val="0"/>
-        </w:rPr>
-        <w:t>Explain whether ready alone grants permission to borrow.</w:t>
-      </w:r>
-    </w:p>
-    <w:p>
-      <w:pPr>
-        <w:pStyle w:val="Heading3"/>
-      </w:pPr>
-      <w:r>
-        <w:t>My independent explanation, trace and limits</w:t>
-      </w:r>
-    </w:p>
-    <w:p>
-      <w:r>
-        <w:t>________________________________________________________________</w:t>
-      </w:r>
-    </w:p>
-    <w:p>
-      <w:r>
-        <w:t>________________________________________________________________</w:t>
-      </w:r>
-    </w:p>
-    <w:p>
-      <w:r>
-        <w:t>________________________________________________________________</w:t>
-      </w:r>
-    </w:p>
-    <w:p>
-      <w:r>
-        <w:t>________________________________________________________________</w:t>
-      </w:r>
-    </w:p>
-    <w:p>
-      <w:r>
-        <w:t>________________________________________________________________</w:t>
-      </w:r>
-    </w:p>
-    <w:p>
-      <w:r>
-        <w:t>________________________________________________________________</w:t>
-      </w:r>
-    </w:p>
-    <w:p>
-      <w:r>
-        <w:t>________________________________________________________________</w:t>
-      </w:r>
-    </w:p>
-    <w:p>
-      <w:pPr>
-        <w:spacing w:line="336" w:lineRule="auto" w:after="180"/>
-      </w:pPr>
-      <w:r>
-        <w:rPr>
-          <w:b w:val="0"/>
-        </w:rPr>
-        <w:t>Attempt this case before feedback. Record any help. Earlier examples below are further practice; a case already practised with feedback cannot establish fresh transfer.</w:t>
-      </w:r>
-    </w:p>
-    <w:p>
-      <w:pPr>
-        <w:pStyle w:val="Heading1"/>
-      </w:pPr>
-      <w:r>
-        <w:t>05. Your learning target</w:t>
-      </w:r>
-    </w:p>
-    <w:p>
-      <w:r>
-        <w:t>Connect the Categories and Labels target to a trace and a justified conclusion.</w:t>
-      </w:r>
-    </w:p>
-    <w:p>
-      <w:pPr>
-        <w:spacing w:line="336" w:lineRule="auto" w:after="180"/>
-      </w:pPr>
-      <w:r>
-        <w:rPr>
-          <w:b w:val="0"/>
-        </w:rPr>
-        <w:t xml:space="preserve">Your dataset </w:t>
-      </w:r>
-      <w:r>
-        <w:rPr>
-          <w:b/>
-        </w:rPr>
-        <w:t>label</w:t>
-      </w:r>
-      <w:r>
-        <w:rPr>
-          <w:b w:val="0"/>
-        </w:rPr>
-        <w:t xml:space="preserve">s 'reusable containers'. One team includes a disposable bottle reused once; another excludes it. Give an operational </w:t>
-      </w:r>
-      <w:r>
-        <w:rPr>
-          <w:b/>
-        </w:rPr>
-        <w:t>label</w:t>
-      </w:r>
-      <w:r>
-        <w:rPr>
-          <w:b w:val="0"/>
-        </w:rPr>
-        <w:t xml:space="preserve"> rule and classify this boundary case under that rule.</w:t>
-      </w:r>
-    </w:p>
-    <w:p>
-      <w:pPr>
-        <w:spacing w:line="336" w:lineRule="auto" w:after="180"/>
-      </w:pPr>
-      <w:r>
-        <w:rPr>
-          <w:b w:val="0"/>
-        </w:rPr>
-        <w:t>Explain why a different rule could be defensible.</w:t>
-      </w:r>
-    </w:p>
-    <w:p>
-      <w:pPr>
-        <w:pStyle w:val="Heading1"/>
-      </w:pPr>
-      <w:r>
-        <w:t>06. Solve the given case</w:t>
-      </w:r>
-    </w:p>
-    <w:p>
-      <w:r>
-        <w:t>Solve the supplied Categories and Labels case and show the deciding evidence.</w:t>
-      </w:r>
-    </w:p>
-    <w:p>
-      <w:pPr>
-        <w:spacing w:line="336" w:lineRule="auto" w:after="180"/>
-      </w:pPr>
-      <w:r>
-        <w:rPr>
-          <w:b w:val="0"/>
-        </w:rPr>
-        <w:t>Six cards show two circles, two triangles and two squares. Sort by shape.</w:t>
-      </w:r>
-    </w:p>
-    <w:p>
-      <w:pPr>
-        <w:spacing w:line="336" w:lineRule="auto" w:after="180"/>
-        <w:shd w:fill="F5F1FB"/>
-      </w:pPr>
-      <w:r>
-        <w:rPr>
-          <w:b w:val="0"/>
-        </w:rPr>
-        <w:t xml:space="preserve">Why can red and blue circles share a </w:t>
-      </w:r>
-      <w:r>
-        <w:rPr>
-          <w:b/>
-        </w:rPr>
-        <w:t>label</w:t>
-      </w:r>
-      <w:r>
-        <w:rPr>
-          <w:b w:val="0"/>
-        </w:rPr>
-        <w:t>?</w:t>
-      </w:r>
-    </w:p>
-    <w:p>
-      <w:pPr>
-        <w:spacing w:line="336" w:lineRule="auto" w:after="180"/>
-      </w:pPr>
-      <w:r>
-        <w:rPr>
-          <w:b w:val="0"/>
-        </w:rPr>
-        <w:t xml:space="preserve">Show your trace, calculation or </w:t>
+        <w:t xml:space="preserve">The project change and </w:t>
       </w:r>
       <w:r>
         <w:rPr>
@@ -669,333 +695,6 @@
         </w:rPr>
         <w:t>evidence</w:t>
       </w:r>
-    </w:p>
-    <w:p>
-      <w:pPr>
-        <w:pStyle w:val="Heading3"/>
-      </w:pPr>
-      <w:r>
-        <w:t>Write or draw your reasoning and evidence.</w:t>
-      </w:r>
-    </w:p>
-    <w:p>
-      <w:r>
-        <w:t>________________________________________________________________</w:t>
-      </w:r>
-    </w:p>
-    <w:p>
-      <w:r>
-        <w:t>________________________________________________________________</w:t>
-      </w:r>
-    </w:p>
-    <w:p>
-      <w:r>
-        <w:t>________________________________________________________________</w:t>
-      </w:r>
-    </w:p>
-    <w:p>
-      <w:r>
-        <w:t>________________________________________________________________</w:t>
-      </w:r>
-    </w:p>
-    <w:p>
-      <w:r>
-        <w:t>________________________________________________________________</w:t>
-      </w:r>
-    </w:p>
-    <w:p>
-      <w:pPr>
-        <w:pStyle w:val="Heading1"/>
-      </w:pPr>
-      <w:r>
-        <w:t>07. Check a changed case</w:t>
-      </w:r>
-    </w:p>
-    <w:p>
-      <w:r>
-        <w:t>Apply the procedure to the changed case and record why the conclusion follows.</w:t>
-      </w:r>
-    </w:p>
-    <w:p>
-      <w:pPr>
-        <w:spacing w:line="336" w:lineRule="auto" w:after="180"/>
-        <w:shd w:fill="F5F1FB"/>
-      </w:pPr>
-      <w:r>
-        <w:rPr>
-          <w:b w:val="0"/>
-        </w:rPr>
-        <w:t xml:space="preserve">For this toy sorter, label an object Seed-bearing when seeds are observed, Other when inspection establishes that it has no seeds, and Review when the needed contents cannot be observed. Sort an opened apple with visible seeds, a pencil and a sealed mystery box. Which item needs more </w:t>
-      </w:r>
-      <w:r>
-        <w:rPr>
-          <w:b/>
-        </w:rPr>
-        <w:t>evidence</w:t>
-      </w:r>
-      <w:r>
-        <w:rPr>
-          <w:b w:val="0"/>
-        </w:rPr>
-        <w:t>, and why?</w:t>
-      </w:r>
-    </w:p>
-    <w:p>
-      <w:pPr>
-        <w:spacing w:line="336" w:lineRule="auto" w:after="180"/>
-      </w:pPr>
-      <w:r>
-        <w:rPr>
-          <w:b w:val="0"/>
-        </w:rPr>
-        <w:t>My independent answer and reason</w:t>
-      </w:r>
-    </w:p>
-    <w:p>
-      <w:pPr>
-        <w:pStyle w:val="Heading3"/>
-      </w:pPr>
-      <w:r>
-        <w:t>Write or draw your reasoning and evidence.</w:t>
-      </w:r>
-    </w:p>
-    <w:p>
-      <w:r>
-        <w:t>________________________________________________________________</w:t>
-      </w:r>
-    </w:p>
-    <w:p>
-      <w:r>
-        <w:t>________________________________________________________________</w:t>
-      </w:r>
-    </w:p>
-    <w:p>
-      <w:r>
-        <w:t>________________________________________________________________</w:t>
-      </w:r>
-    </w:p>
-    <w:p>
-      <w:r>
-        <w:t>________________________________________________________________</w:t>
-      </w:r>
-    </w:p>
-    <w:p>
-      <w:r>
-        <w:t>________________________________________________________________</w:t>
-      </w:r>
-    </w:p>
-    <w:p>
-      <w:pPr>
-        <w:pStyle w:val="Heading3"/>
-      </w:pPr>
-      <w:r>
-        <w:t>Week 7 Test and reflect</w:t>
-      </w:r>
-    </w:p>
-    <w:p>
-      <w:pPr>
-        <w:pStyle w:val="Heading1"/>
-      </w:pPr>
-      <w:r>
-        <w:t>08. Design a revealing test</w:t>
-      </w:r>
-    </w:p>
-    <w:p>
-      <w:r>
-        <w:t>Specify a changed input, expected result and observation separately.</w:t>
-      </w:r>
-    </w:p>
-    <w:p>
-      <w:pPr>
-        <w:spacing w:line="336" w:lineRule="auto" w:after="180"/>
-      </w:pPr>
-      <w:r>
-        <w:rPr>
-          <w:b w:val="0"/>
-        </w:rPr>
-        <w:t xml:space="preserve">Create a changed </w:t>
-      </w:r>
-      <w:r>
-        <w:rPr>
-          <w:b/>
-        </w:rPr>
-        <w:t>input</w:t>
-      </w:r>
-      <w:r>
-        <w:rPr>
-          <w:b w:val="0"/>
-        </w:rPr>
-        <w:t>, boundary case or missing-information case. Write the expected answer or safe response before testing.</w:t>
-      </w:r>
-    </w:p>
-    <w:tbl>
-      <w:tblPr>
-        <w:tblStyle w:val="LightShading-Accent1"/>
-        <w:tblW w:type="auto" w:w="0"/>
-        <w:tblLook w:firstColumn="1" w:firstRow="1" w:lastColumn="0" w:lastRow="0" w:noHBand="0" w:noVBand="1" w:val="04A0"/>
-      </w:tblPr>
-      <w:tblGrid>
-        <w:gridCol w:w="5112"/>
-        <w:gridCol w:w="5112"/>
-      </w:tblGrid>
-      <w:tr>
-        <w:trPr>
-          <w:tblHeader/>
-        </w:trPr>
-        <w:tc>
-          <w:tcPr>
-            <w:tcW w:type="dxa" w:w="5112"/>
-          </w:tcPr>
-          <w:p>
-            <w:r>
-              <w:t>Test record</w:t>
-            </w:r>
-          </w:p>
-        </w:tc>
-        <w:tc>
-          <w:tcPr>
-            <w:tcW w:type="dxa" w:w="5112"/>
-          </w:tcPr>
-          <w:p>
-            <w:r>
-              <w:t>My evidence</w:t>
-            </w:r>
-          </w:p>
-        </w:tc>
-      </w:tr>
-      <w:tr>
-        <w:tc>
-          <w:tcPr>
-            <w:tcW w:type="dxa" w:w="5112"/>
-          </w:tcPr>
-          <w:p>
-            <w:r>
-              <w:t>Changed input or condition</w:t>
-            </w:r>
-          </w:p>
-        </w:tc>
-        <w:tc>
-          <w:tcPr>
-            <w:tcW w:type="dxa" w:w="5112"/>
-          </w:tcPr>
-          <w:p>
-            <w:r/>
-          </w:p>
-        </w:tc>
-      </w:tr>
-      <w:tr>
-        <w:tc>
-          <w:tcPr>
-            <w:tcW w:type="dxa" w:w="5112"/>
-          </w:tcPr>
-          <w:p>
-            <w:r>
-              <w:t>Expected answer or fallback</w:t>
-            </w:r>
-          </w:p>
-        </w:tc>
-        <w:tc>
-          <w:tcPr>
-            <w:tcW w:type="dxa" w:w="5112"/>
-          </w:tcPr>
-          <w:p>
-            <w:r/>
-          </w:p>
-        </w:tc>
-      </w:tr>
-      <w:tr>
-        <w:tc>
-          <w:tcPr>
-            <w:tcW w:type="dxa" w:w="5112"/>
-          </w:tcPr>
-          <w:p>
-            <w:r>
-              <w:t>Observed result</w:t>
-            </w:r>
-          </w:p>
-        </w:tc>
-        <w:tc>
-          <w:tcPr>
-            <w:tcW w:type="dxa" w:w="5112"/>
-          </w:tcPr>
-          <w:p>
-            <w:r/>
-          </w:p>
-        </w:tc>
-      </w:tr>
-      <w:tr>
-        <w:tc>
-          <w:tcPr>
-            <w:tcW w:type="dxa" w:w="5112"/>
-          </w:tcPr>
-          <w:p>
-            <w:r>
-              <w:t>Why the result occurred</w:t>
-            </w:r>
-          </w:p>
-        </w:tc>
-        <w:tc>
-          <w:tcPr>
-            <w:tcW w:type="dxa" w:w="5112"/>
-          </w:tcPr>
-          <w:p>
-            <w:r/>
-          </w:p>
-        </w:tc>
-      </w:tr>
-    </w:tbl>
-    <w:p>
-      <w:pPr>
-        <w:pStyle w:val="Heading1"/>
-      </w:pPr>
-      <w:r>
-        <w:t>09. Project checkpoint</w:t>
-      </w:r>
-    </w:p>
-    <w:p>
-      <w:r>
-        <w:t>Justify what Categories and Labels adds to Helpful Classroom Sorter and keep the evidence.</w:t>
-      </w:r>
-    </w:p>
-    <w:p>
-      <w:pPr>
-        <w:spacing w:line="336" w:lineRule="auto" w:after="180"/>
-      </w:pPr>
-      <w:r>
-        <w:rPr>
-          <w:b w:val="0"/>
-        </w:rPr>
-        <w:t xml:space="preserve">Define the Classroom Sorter's bin </w:t>
-      </w:r>
-      <w:r>
-        <w:rPr>
-          <w:b/>
-        </w:rPr>
-        <w:t>label</w:t>
-      </w:r>
-      <w:r>
-        <w:rPr>
-          <w:b w:val="0"/>
-        </w:rPr>
-        <w:t>s and write how to handle objects that reasonably fit more than one bin.</w:t>
-      </w:r>
-    </w:p>
-    <w:p>
-      <w:pPr>
-        <w:spacing w:line="336" w:lineRule="auto" w:after="180"/>
-      </w:pPr>
-      <w:r>
-        <w:rPr>
-          <w:b w:val="0"/>
-        </w:rPr>
-        <w:t xml:space="preserve">The project change and </w:t>
-      </w:r>
-      <w:r>
-        <w:rPr>
-          <w:b/>
-        </w:rPr>
-        <w:t>evidence</w:t>
-      </w:r>
       <w:r>
         <w:rPr>
           <w:b w:val="0"/>
@@ -1041,721 +740,20 @@
         <w:pStyle w:val="Heading1"/>
       </w:pPr>
       <w:r>
-        <w:t>10. Self check</w:t>
-      </w:r>
-    </w:p>
-    <w:p>
-      <w:r>
-        <w:t>Judge explanation, evidence, transfer and limits separately; attach the work behind your judgement.</w:t>
-      </w:r>
-    </w:p>
-    <w:p>
-      <w:pPr>
-        <w:pStyle w:val="ListBullet"/>
-      </w:pPr>
-      <w:r>
-        <w:t>I can explain the mechanism.</w:t>
-      </w:r>
-    </w:p>
-    <w:p>
-      <w:pPr>
-        <w:pStyle w:val="ListBullet"/>
-      </w:pPr>
-      <w:r>
-        <w:t>I can show evidence.</w:t>
-      </w:r>
-    </w:p>
-    <w:p>
-      <w:pPr>
-        <w:pStyle w:val="ListBullet"/>
-      </w:pPr>
-      <w:r>
-        <w:t>I can handle a changed case.</w:t>
-      </w:r>
-    </w:p>
-    <w:p>
-      <w:pPr>
-        <w:pStyle w:val="ListBullet"/>
-      </w:pPr>
-      <w:r>
-        <w:t>I can name a limit.</w:t>
-      </w:r>
-    </w:p>
-    <w:p>
-      <w:r>
-        <w:t>Mark each as not yet, with help or independently, and attach supporting work.</w:t>
-      </w:r>
-    </w:p>
-    <w:p>
-      <w:pPr>
-        <w:spacing w:line="336" w:lineRule="auto" w:after="180"/>
-      </w:pPr>
-      <w:r>
-        <w:rPr>
-          <w:b w:val="0"/>
-        </w:rPr>
-        <w:t>Teacher review ____________________  Next step ____________________</w:t>
-      </w:r>
-    </w:p>
-    <w:p>
-      <w:pPr>
-        <w:pStyle w:val="Heading1"/>
-      </w:pPr>
-      <w:r>
-        <w:t>11. Transfer practice from the original programme</w:t>
-      </w:r>
-    </w:p>
-    <w:p>
-      <w:r>
-        <w:t>Use this earlier case as transfer practice. A case already discussed with feedback is not fresh assessment evidence.</w:t>
-      </w:r>
-    </w:p>
-    <w:p>
-      <w:pPr>
-        <w:spacing w:line="336" w:lineRule="auto" w:after="180"/>
-      </w:pPr>
-      <w:r>
-        <w:rPr>
-          <w:b w:val="0"/>
-        </w:rPr>
-        <w:t xml:space="preserve">Your dataset </w:t>
-      </w:r>
-      <w:r>
-        <w:rPr>
-          <w:b/>
-        </w:rPr>
-        <w:t>label</w:t>
-      </w:r>
-      <w:r>
-        <w:rPr>
-          <w:b w:val="0"/>
-        </w:rPr>
-        <w:t xml:space="preserve">s 'reusable containers'. One team includes a disposable bottle reused once; another excludes it. Give an operational </w:t>
-      </w:r>
-      <w:r>
-        <w:rPr>
-          <w:b/>
-        </w:rPr>
-        <w:t>label</w:t>
-      </w:r>
-      <w:r>
-        <w:rPr>
-          <w:b w:val="0"/>
-        </w:rPr>
-        <w:t xml:space="preserve"> rule and classify this boundary case under that rule.</w:t>
-      </w:r>
-    </w:p>
-    <w:p>
-      <w:pPr>
-        <w:spacing w:line="336" w:lineRule="auto" w:after="180"/>
-      </w:pPr>
-      <w:r>
-        <w:rPr>
-          <w:b w:val="0"/>
-        </w:rPr>
-        <w:t>Explain why a different rule could be defensible.</w:t>
-      </w:r>
-    </w:p>
-    <w:p>
-      <w:pPr>
-        <w:pStyle w:val="Heading3"/>
-      </w:pPr>
-      <w:r>
-        <w:t>My independently reasoned answer</w:t>
-      </w:r>
-    </w:p>
-    <w:p>
-      <w:r>
-        <w:t>________________________________________________________________</w:t>
-      </w:r>
-    </w:p>
-    <w:p>
-      <w:r>
-        <w:t>________________________________________________________________</w:t>
-      </w:r>
-    </w:p>
-    <w:p>
-      <w:r>
-        <w:t>________________________________________________________________</w:t>
-      </w:r>
-    </w:p>
-    <w:p>
-      <w:r>
-        <w:t>________________________________________________________________</w:t>
-      </w:r>
-    </w:p>
-    <w:p>
-      <w:r>
-        <w:t>________________________________________________________________</w:t>
-      </w:r>
-    </w:p>
-    <w:p>
-      <w:r>
-        <w:t>________________________________________________________________</w:t>
-      </w:r>
-    </w:p>
-    <w:p>
-      <w:r>
-        <w:t>________________________________________________________________</w:t>
-      </w:r>
-    </w:p>
-    <w:p>
-      <w:pPr>
-        <w:spacing w:line="336" w:lineRule="auto" w:after="180"/>
-      </w:pPr>
-      <w:r>
-        <w:rPr>
-          <w:b w:val="0"/>
-        </w:rPr>
-        <w:t>Record support used: none, hint or teacher explanation.</w:t>
-      </w:r>
-    </w:p>
-    <w:p>
-      <w:pPr>
-        <w:pStyle w:val="Heading1"/>
-      </w:pPr>
-      <w:r>
-        <w:t>12. W1 Apply the calendar guide</w:t>
-      </w:r>
-    </w:p>
-    <w:p>
-      <w:r>
-        <w:t>Apply the calendar guide. Apply the supplied Categories and Labels facts and keep your reasoning.</w:t>
-      </w:r>
-    </w:p>
-    <w:p>
-      <w:pPr>
-        <w:spacing w:line="336" w:lineRule="auto" w:after="180"/>
-      </w:pPr>
-      <w:r>
-        <w:rPr>
-          <w:b w:val="0"/>
-        </w:rPr>
-        <w:t>The calendar policy accepts whole-number days 1 through 30 inclusive and a room code A or B. Check known failures first, then unknown fields, then readiness.</w:t>
-      </w:r>
-    </w:p>
-    <w:p>
-      <w:pPr>
-        <w:spacing w:line="336" w:lineRule="auto" w:after="180"/>
-      </w:pPr>
-      <w:r>
-        <w:rPr>
-          <w:b/>
-        </w:rPr>
-        <w:t>Label</w:t>
-      </w:r>
-      <w:r>
-        <w:rPr>
-          <w:b w:val="0"/>
-        </w:rPr>
-        <w:t xml:space="preserve"> these cards and give </w:t>
-      </w:r>
-      <w:r>
-        <w:rPr>
-          <w:b/>
-        </w:rPr>
-        <w:t>evidence</w:t>
-      </w:r>
-      <w:r>
-        <w:rPr>
-          <w:b w:val="0"/>
-        </w:rPr>
-        <w:t>: day 30 room B; day 31 room A; day 14 room unreadable; day 31 room unreadable.</w:t>
-      </w:r>
-    </w:p>
-    <w:p>
-      <w:pPr>
-        <w:pStyle w:val="Heading3"/>
-      </w:pPr>
-      <w:r>
-        <w:t>My reasoning and evidence</w:t>
-      </w:r>
-    </w:p>
-    <w:p>
-      <w:r>
-        <w:t>________________________________________________________________</w:t>
-      </w:r>
-    </w:p>
-    <w:p>
-      <w:r>
-        <w:t>________________________________________________________________</w:t>
-      </w:r>
-    </w:p>
-    <w:p>
-      <w:r>
-        <w:t>________________________________________________________________</w:t>
-      </w:r>
-    </w:p>
-    <w:p>
-      <w:r>
-        <w:t>________________________________________________________________</w:t>
-      </w:r>
-    </w:p>
-    <w:p>
-      <w:r>
-        <w:t>________________________________________________________________</w:t>
-      </w:r>
-    </w:p>
-    <w:p>
-      <w:r>
-        <w:t>________________________________________________________________</w:t>
-      </w:r>
-    </w:p>
-    <w:p>
-      <w:r>
-        <w:t>________________________________________________________________</w:t>
-      </w:r>
-    </w:p>
-    <w:p>
-      <w:pPr>
-        <w:pStyle w:val="Heading1"/>
-      </w:pPr>
-      <w:r>
-        <w:t>13. W2 Replace a vague instruction</w:t>
-      </w:r>
-    </w:p>
-    <w:p>
-      <w:r>
-        <w:t>Replace a vague instruction. Apply the supplied Categories and Labels facts and keep your reasoning.</w:t>
-      </w:r>
-    </w:p>
-    <w:p>
-      <w:pPr>
-        <w:spacing w:line="336" w:lineRule="auto" w:after="180"/>
-      </w:pPr>
-      <w:r>
-        <w:rPr>
-          <w:b w:val="0"/>
-        </w:rPr>
-        <w:t xml:space="preserve">A helper says </w:t>
-      </w:r>
-      <w:r>
-        <w:rPr>
-          <w:b/>
-        </w:rPr>
-        <w:t>Label</w:t>
-      </w:r>
-      <w:r>
-        <w:rPr>
-          <w:b w:val="0"/>
-        </w:rPr>
-        <w:t xml:space="preserve"> a card ready if it looks nice. Explain why this can lead to inconsistent </w:t>
-      </w:r>
-      <w:r>
-        <w:rPr>
-          <w:b/>
-        </w:rPr>
-        <w:t>label</w:t>
-      </w:r>
-      <w:r>
-        <w:rPr>
-          <w:b w:val="0"/>
-        </w:rPr>
-        <w:t>s.</w:t>
-      </w:r>
-    </w:p>
-    <w:p>
-      <w:pPr>
-        <w:spacing w:line="336" w:lineRule="auto" w:after="180"/>
-      </w:pPr>
-      <w:r>
-        <w:rPr>
-          <w:b w:val="0"/>
-        </w:rPr>
-        <w:t>Replace it with an instruction that another person can apply using the calendar policy, including what to do about a blank field.</w:t>
-      </w:r>
-    </w:p>
-    <w:p>
-      <w:pPr>
-        <w:pStyle w:val="Heading3"/>
-      </w:pPr>
-      <w:r>
-        <w:t>My reasoning and evidence</w:t>
-      </w:r>
-    </w:p>
-    <w:p>
-      <w:r>
-        <w:t>________________________________________________________________</w:t>
-      </w:r>
-    </w:p>
-    <w:p>
-      <w:r>
-        <w:t>________________________________________________________________</w:t>
-      </w:r>
-    </w:p>
-    <w:p>
-      <w:r>
-        <w:t>________________________________________________________________</w:t>
-      </w:r>
-    </w:p>
-    <w:p>
-      <w:r>
-        <w:t>________________________________________________________________</w:t>
-      </w:r>
-    </w:p>
-    <w:p>
-      <w:r>
-        <w:t>________________________________________________________________</w:t>
-      </w:r>
-    </w:p>
-    <w:p>
-      <w:r>
-        <w:t>________________________________________________________________</w:t>
-      </w:r>
-    </w:p>
-    <w:p>
-      <w:pPr>
-        <w:pStyle w:val="Heading1"/>
-      </w:pPr>
-      <w:r>
-        <w:t>14. W3 Count and investigate disagreement</w:t>
-      </w:r>
-    </w:p>
-    <w:p>
-      <w:r>
-        <w:t>Count and investigate disagreement. Apply the supplied Categories and Labels facts and keep your reasoning.</w:t>
-      </w:r>
-    </w:p>
-    <w:p>
-      <w:pPr>
-        <w:spacing w:line="336" w:lineRule="auto" w:after="180"/>
-      </w:pPr>
-      <w:r>
-        <w:rPr>
-          <w:b w:val="0"/>
-        </w:rPr>
-        <w:t xml:space="preserve">For the same four cards, Mina records ready, revise, review, ready. Theo records ready, review, review, revise. How many positions agree? Identify the </w:t>
-      </w:r>
-      <w:r>
-        <w:rPr>
-          <w:b/>
-        </w:rPr>
-        <w:t>disagreement</w:t>
-      </w:r>
-      <w:r>
-        <w:rPr>
-          <w:b w:val="0"/>
-        </w:rPr>
-        <w:t>s.</w:t>
-      </w:r>
-    </w:p>
-    <w:p>
-      <w:pPr>
-        <w:spacing w:line="336" w:lineRule="auto" w:after="180"/>
-      </w:pPr>
-      <w:r>
-        <w:rPr>
-          <w:b w:val="0"/>
-        </w:rPr>
-        <w:t xml:space="preserve">Can you decide which </w:t>
-      </w:r>
-      <w:r>
-        <w:rPr>
-          <w:b/>
-        </w:rPr>
-        <w:t>annotator</w:t>
-      </w:r>
-      <w:r>
-        <w:rPr>
-          <w:b w:val="0"/>
-        </w:rPr>
-        <w:t xml:space="preserve"> is correct from these </w:t>
-      </w:r>
-      <w:r>
-        <w:rPr>
-          <w:b/>
-        </w:rPr>
-        <w:t>label</w:t>
-      </w:r>
-      <w:r>
-        <w:rPr>
-          <w:b w:val="0"/>
-        </w:rPr>
-        <w:t xml:space="preserve"> lists alone? Explain what else you need.</w:t>
-      </w:r>
-    </w:p>
-    <w:p>
-      <w:pPr>
-        <w:pStyle w:val="Heading3"/>
-      </w:pPr>
-      <w:r>
-        <w:t>My reasoning and evidence</w:t>
-      </w:r>
-    </w:p>
-    <w:p>
-      <w:r>
-        <w:t>________________________________________________________________</w:t>
-      </w:r>
-    </w:p>
-    <w:p>
-      <w:r>
-        <w:t>________________________________________________________________</w:t>
-      </w:r>
-    </w:p>
-    <w:p>
-      <w:r>
-        <w:t>________________________________________________________________</w:t>
-      </w:r>
-    </w:p>
-    <w:p>
-      <w:r>
-        <w:t>________________________________________________________________</w:t>
-      </w:r>
-    </w:p>
-    <w:p>
-      <w:r>
-        <w:t>________________________________________________________________</w:t>
-      </w:r>
-    </w:p>
-    <w:p>
-      <w:r>
-        <w:t>________________________________________________________________</w:t>
-      </w:r>
-    </w:p>
-    <w:p>
-      <w:pPr>
-        <w:pStyle w:val="Heading1"/>
-      </w:pPr>
-      <w:r>
-        <w:t>15. W4 Transfer the method to a new record</w:t>
-      </w:r>
-    </w:p>
-    <w:p>
-      <w:r>
-        <w:t>Attempt before feedback. If this repeats the selected independent case, reuse that first attempt; otherwise keep a separate record. Transfer the method to a new record. Apply the supplied Categories and Labels facts and keep your reasoning.</w:t>
-      </w:r>
-    </w:p>
-    <w:p>
-      <w:pPr>
-        <w:spacing w:line="336" w:lineRule="auto" w:after="180"/>
-      </w:pPr>
-      <w:r>
-        <w:rPr>
-          <w:b w:val="0"/>
-        </w:rPr>
-        <w:t>A fictional equipment-request form accepts a whole-number borrowing duration of 1 through 7 days inclusive and one item code X or Y.</w:t>
-      </w:r>
-    </w:p>
-    <w:p>
-      <w:pPr>
-        <w:spacing w:line="336" w:lineRule="auto" w:after="180"/>
-      </w:pPr>
-      <w:r>
-        <w:rPr>
-          <w:b/>
-        </w:rPr>
-        <w:t>Label</w:t>
-      </w:r>
-      <w:r>
-        <w:rPr>
-          <w:b w:val="0"/>
-        </w:rPr>
-        <w:t xml:space="preserve"> revise if any known field fails; otherwise </w:t>
-      </w:r>
-      <w:r>
-        <w:rPr>
-          <w:b/>
-        </w:rPr>
-        <w:t>label</w:t>
-      </w:r>
-      <w:r>
-        <w:rPr>
-          <w:b w:val="0"/>
-        </w:rPr>
-        <w:t xml:space="preserve"> review if a field is blank or unreadable; otherwise </w:t>
-      </w:r>
-      <w:r>
-        <w:rPr>
-          <w:b/>
-        </w:rPr>
-        <w:t>label</w:t>
-      </w:r>
-      <w:r>
-        <w:rPr>
-          <w:b w:val="0"/>
-        </w:rPr>
-        <w:t xml:space="preserve"> ready. Classify these forms and justify each: 7 days X; 8 days Y; unreadable duration X; 8 days blank code.</w:t>
-      </w:r>
-    </w:p>
-    <w:p>
-      <w:pPr>
-        <w:spacing w:line="336" w:lineRule="auto" w:after="180"/>
-      </w:pPr>
-      <w:r>
-        <w:rPr>
-          <w:b w:val="0"/>
-        </w:rPr>
-        <w:t>Explain whether ready alone grants permission to borrow.</w:t>
-      </w:r>
-    </w:p>
-    <w:p>
-      <w:pPr>
-        <w:pStyle w:val="Heading3"/>
-      </w:pPr>
-      <w:r>
-        <w:t>My reasoning and evidence</w:t>
-      </w:r>
-    </w:p>
-    <w:p>
-      <w:r>
-        <w:t>________________________________________________________________</w:t>
-      </w:r>
-    </w:p>
-    <w:p>
-      <w:r>
-        <w:t>________________________________________________________________</w:t>
-      </w:r>
-    </w:p>
-    <w:p>
-      <w:r>
-        <w:t>________________________________________________________________</w:t>
-      </w:r>
-    </w:p>
-    <w:p>
-      <w:r>
-        <w:t>________________________________________________________________</w:t>
-      </w:r>
-    </w:p>
-    <w:p>
-      <w:r>
-        <w:t>________________________________________________________________</w:t>
-      </w:r>
-    </w:p>
-    <w:p>
-      <w:r>
-        <w:t>________________________________________________________________</w:t>
-      </w:r>
-    </w:p>
-    <w:p>
-      <w:r>
-        <w:t>________________________________________________________________</w:t>
-      </w:r>
-    </w:p>
-    <w:p>
-      <w:r>
-        <w:t>________________________________________________________________</w:t>
-      </w:r>
-    </w:p>
-    <w:p>
-      <w:pPr>
-        <w:pStyle w:val="Heading1"/>
-      </w:pPr>
-      <w:r>
-        <w:t>16. W5 Keep a policy change visible</w:t>
-      </w:r>
-    </w:p>
-    <w:p>
-      <w:r>
-        <w:t>Keep a policy change visible. Apply the supplied Categories and Labels facts and keep your reasoning.</w:t>
-      </w:r>
-    </w:p>
-    <w:p>
-      <w:pPr>
-        <w:spacing w:line="336" w:lineRule="auto" w:after="180"/>
-      </w:pPr>
-      <w:r>
-        <w:rPr>
-          <w:b w:val="0"/>
-        </w:rPr>
-        <w:t xml:space="preserve">Version 1 accepts calendar days 1 through 30. Version 2 accepts days 1 through 31. A card says day 31 room A. State its </w:t>
-      </w:r>
-      <w:r>
-        <w:rPr>
-          <w:b/>
-        </w:rPr>
-        <w:t>label</w:t>
-      </w:r>
-      <w:r>
-        <w:rPr>
-          <w:b w:val="0"/>
-        </w:rPr>
-        <w:t xml:space="preserve"> under each version.</w:t>
-      </w:r>
-    </w:p>
-    <w:p>
-      <w:pPr>
-        <w:spacing w:line="336" w:lineRule="auto" w:after="180"/>
-      </w:pPr>
-      <w:r>
-        <w:rPr>
-          <w:b w:val="0"/>
-        </w:rPr>
-        <w:t xml:space="preserve">Explain why mixing the two </w:t>
-      </w:r>
-      <w:r>
-        <w:rPr>
-          <w:b/>
-        </w:rPr>
-        <w:t>label</w:t>
-      </w:r>
-      <w:r>
-        <w:rPr>
-          <w:b w:val="0"/>
-        </w:rPr>
-        <w:t xml:space="preserve">s without recording the version could create a misleading </w:t>
-      </w:r>
-      <w:r>
-        <w:rPr>
-          <w:b/>
-        </w:rPr>
-        <w:t>training</w:t>
-      </w:r>
-      <w:r>
-        <w:rPr>
-          <w:b w:val="0"/>
-        </w:rPr>
-        <w:t xml:space="preserve"> dataset.</w:t>
-      </w:r>
-    </w:p>
-    <w:p>
-      <w:pPr>
-        <w:pStyle w:val="Heading3"/>
-      </w:pPr>
-      <w:r>
-        <w:t>My reasoning and evidence</w:t>
-      </w:r>
-    </w:p>
-    <w:p>
-      <w:r>
-        <w:t>________________________________________________________________</w:t>
-      </w:r>
-    </w:p>
-    <w:p>
-      <w:r>
-        <w:t>________________________________________________________________</w:t>
-      </w:r>
-    </w:p>
-    <w:p>
-      <w:r>
-        <w:t>________________________________________________________________</w:t>
-      </w:r>
-    </w:p>
-    <w:p>
-      <w:r>
-        <w:t>________________________________________________________________</w:t>
-      </w:r>
-    </w:p>
-    <w:p>
-      <w:r>
-        <w:t>________________________________________________________________</w:t>
-      </w:r>
-    </w:p>
-    <w:p>
-      <w:r>
-        <w:t>________________________________________________________________</w:t>
-      </w:r>
-    </w:p>
-    <w:p>
-      <w:pPr>
-        <w:pStyle w:val="Heading1"/>
-      </w:pPr>
-      <w:r>
-        <w:t>17. Feedback, return check and learning record</w:t>
-      </w:r>
-    </w:p>
-    <w:p>
-      <w:r>
-        <w:t>Record the first repaired step and a different case to revisit after a delay.</w:t>
+        <w:t>17. Feedback · Repair and return</w:t>
+      </w:r>
+    </w:p>
+    <w:p>
+      <w:r>
+        <w:t>Keep the first attempt, the repair and a changed-case return.</w:t>
+      </w:r>
+    </w:p>
+    <w:p>
+      <w:pPr>
+        <w:pStyle w:val="Heading2"/>
+      </w:pPr>
+      <w:r>
+        <w:t>Your evidence record</w:t>
       </w:r>
     </w:p>
     <w:tbl>
@@ -1910,12 +908,1020 @@
         <w:pStyle w:val="Heading1"/>
       </w:pPr>
       <w:r>
-        <w:t>18. Pictorial case practice: Categories and Labels</w:t>
-      </w:r>
-    </w:p>
-    <w:p>
-      <w:r>
-        <w:t>A fictional craft club labels cardboard-order cards ready, review or revise. Explain the labelled step before checking the changed condition.</w:t>
+        <w:t>10. Finish · Judge the evidence in your work</w:t>
+      </w:r>
+    </w:p>
+    <w:p>
+      <w:r>
+        <w:t>Point to work that supports your confidence level.</w:t>
+      </w:r>
+    </w:p>
+    <w:p>
+      <w:pPr>
+        <w:pStyle w:val="Heading2"/>
+      </w:pPr>
+      <w:r>
+        <w:t>Your evidence record</w:t>
+      </w:r>
+    </w:p>
+    <w:p>
+      <w:pPr>
+        <w:pStyle w:val="ListBullet"/>
+      </w:pPr>
+      <w:r>
+        <w:t>I can explain the mechanism.</w:t>
+      </w:r>
+    </w:p>
+    <w:p>
+      <w:pPr>
+        <w:pStyle w:val="ListBullet"/>
+      </w:pPr>
+      <w:r>
+        <w:t>I can show evidence.</w:t>
+      </w:r>
+    </w:p>
+    <w:p>
+      <w:pPr>
+        <w:pStyle w:val="ListBullet"/>
+      </w:pPr>
+      <w:r>
+        <w:t>I can handle a changed case.</w:t>
+      </w:r>
+    </w:p>
+    <w:p>
+      <w:pPr>
+        <w:pStyle w:val="ListBullet"/>
+      </w:pPr>
+      <w:r>
+        <w:t>I can name a limit.</w:t>
+      </w:r>
+    </w:p>
+    <w:p>
+      <w:r>
+        <w:t>Mark each as not yet, with help or independently, and attach supporting work.</w:t>
+      </w:r>
+    </w:p>
+    <w:p>
+      <w:pPr>
+        <w:spacing w:line="336" w:lineRule="auto" w:after="180"/>
+      </w:pPr>
+      <w:r>
+        <w:rPr>
+          <w:b w:val="0"/>
+        </w:rPr>
+        <w:t>Teacher review ____________________  Next step ____________________</w:t>
+      </w:r>
+    </w:p>
+    <w:p>
+      <w:pPr>
+        <w:pStyle w:val="Heading1"/>
+      </w:pPr>
+      <w:r>
+        <w:t>Reference bank and extra practice</w:t>
+      </w:r>
+    </w:p>
+    <w:p>
+      <w:pPr>
+        <w:pStyle w:val="Heading1"/>
+      </w:pPr>
+      <w:r>
+        <w:t>02. Reference · Supported W2 record</w:t>
+      </w:r>
+    </w:p>
+    <w:p>
+      <w:r>
+        <w:t>This is the same W2 attempt. Keep one response record.</w:t>
+      </w:r>
+    </w:p>
+    <w:p>
+      <w:pPr>
+        <w:pStyle w:val="Heading2"/>
+      </w:pPr>
+      <w:r>
+        <w:t>Use this when helpful</w:t>
+      </w:r>
+    </w:p>
+    <w:p>
+      <w:pPr>
+        <w:spacing w:line="336" w:lineRule="auto" w:after="180"/>
+      </w:pPr>
+      <w:r>
+        <w:rPr>
+          <w:b w:val="0"/>
+        </w:rPr>
+        <w:t xml:space="preserve">Use W2: Replace a vague instruction for Categories and operational </w:t>
+      </w:r>
+      <w:r>
+        <w:rPr>
+          <w:b/>
+        </w:rPr>
+        <w:t>label</w:t>
+      </w:r>
+      <w:r>
+        <w:rPr>
+          <w:b w:val="0"/>
+        </w:rPr>
+        <w:t>s. Record the answer once; the lesson and workbook refer to the same attempt.</w:t>
+      </w:r>
+    </w:p>
+    <w:tbl>
+      <w:tblPr>
+        <w:tblStyle w:val="LightShading-Accent1"/>
+        <w:tblW w:type="auto" w:w="0"/>
+        <w:tblLook w:firstColumn="1" w:firstRow="1" w:lastColumn="0" w:lastRow="0" w:noHBand="0" w:noVBand="1" w:val="04A0"/>
+      </w:tblPr>
+      <w:tblGrid>
+        <w:gridCol w:w="2556"/>
+        <w:gridCol w:w="2556"/>
+        <w:gridCol w:w="2556"/>
+        <w:gridCol w:w="2556"/>
+      </w:tblGrid>
+      <w:tr>
+        <w:trPr>
+          <w:tblHeader/>
+        </w:trPr>
+        <w:tc>
+          <w:tcPr>
+            <w:tcW w:type="dxa" w:w="2556"/>
+          </w:tcPr>
+          <w:p>
+            <w:r>
+              <w:t>Given inputs</w:t>
+            </w:r>
+          </w:p>
+        </w:tc>
+        <w:tc>
+          <w:tcPr>
+            <w:tcW w:type="dxa" w:w="2556"/>
+          </w:tcPr>
+          <w:p>
+            <w:r>
+              <w:t>Procedure I chose</w:t>
+            </w:r>
+          </w:p>
+        </w:tc>
+        <w:tc>
+          <w:tcPr>
+            <w:tcW w:type="dxa" w:w="2556"/>
+          </w:tcPr>
+          <w:p>
+            <w:r>
+              <w:t>Middle steps</w:t>
+            </w:r>
+          </w:p>
+        </w:tc>
+        <w:tc>
+          <w:tcPr>
+            <w:tcW w:type="dxa" w:w="2556"/>
+          </w:tcPr>
+          <w:p>
+            <w:r>
+              <w:t>Result and check</w:t>
+            </w:r>
+          </w:p>
+        </w:tc>
+      </w:tr>
+      <w:tr>
+        <w:tc>
+          <w:tcPr>
+            <w:tcW w:type="dxa" w:w="2556"/>
+          </w:tcPr>
+          <w:p>
+            <w:r/>
+          </w:p>
+        </w:tc>
+        <w:tc>
+          <w:tcPr>
+            <w:tcW w:type="dxa" w:w="2556"/>
+          </w:tcPr>
+          <w:p>
+            <w:r/>
+          </w:p>
+        </w:tc>
+        <w:tc>
+          <w:tcPr>
+            <w:tcW w:type="dxa" w:w="2556"/>
+          </w:tcPr>
+          <w:p>
+            <w:r/>
+          </w:p>
+        </w:tc>
+        <w:tc>
+          <w:tcPr>
+            <w:tcW w:type="dxa" w:w="2556"/>
+          </w:tcPr>
+          <w:p>
+            <w:r/>
+          </w:p>
+        </w:tc>
+      </w:tr>
+    </w:tbl>
+    <w:p>
+      <w:pPr>
+        <w:pStyle w:val="Heading3"/>
+      </w:pPr>
+      <w:r>
+        <w:t>The step I completed without help, and the hint I needed</w:t>
+      </w:r>
+    </w:p>
+    <w:p>
+      <w:r>
+        <w:t>________________________________________________________________</w:t>
+      </w:r>
+    </w:p>
+    <w:p>
+      <w:r>
+        <w:t>________________________________________________________________</w:t>
+      </w:r>
+    </w:p>
+    <w:p>
+      <w:r>
+        <w:t>________________________________________________________________</w:t>
+      </w:r>
+    </w:p>
+    <w:p>
+      <w:pPr>
+        <w:pStyle w:val="Heading1"/>
+      </w:pPr>
+      <w:r>
+        <w:t>03. Extra practice · Repair the explanation</w:t>
+      </w:r>
+    </w:p>
+    <w:p>
+      <w:r>
+        <w:t>Explain the deciding fact before discussing the answer.</w:t>
+      </w:r>
+    </w:p>
+    <w:p>
+      <w:pPr>
+        <w:pStyle w:val="Heading2"/>
+      </w:pPr>
+      <w:r>
+        <w:t>Use this when helpful</w:t>
+      </w:r>
+    </w:p>
+    <w:p>
+      <w:pPr>
+        <w:spacing w:line="336" w:lineRule="auto" w:after="180"/>
+      </w:pPr>
+      <w:r>
+        <w:rPr>
+          <w:b w:val="0"/>
+        </w:rPr>
+        <w:t xml:space="preserve">Use the worked case for Categories and operational </w:t>
+      </w:r>
+      <w:r>
+        <w:rPr>
+          <w:b/>
+        </w:rPr>
+        <w:t>label</w:t>
+      </w:r>
+      <w:r>
+        <w:rPr>
+          <w:b w:val="0"/>
+        </w:rPr>
+        <w:t>s. Proposed explanation: “A blank is the same as a failing value”. Decide whether this explanation is supported.</w:t>
+      </w:r>
+    </w:p>
+    <w:p>
+      <w:pPr>
+        <w:spacing w:line="336" w:lineRule="auto" w:after="180"/>
+      </w:pPr>
+      <w:r>
+        <w:rPr>
+          <w:b w:val="0"/>
+        </w:rPr>
+        <w:t>Point to the step or supplied fact that decides; explain your repair if needed.</w:t>
+      </w:r>
+    </w:p>
+    <w:p>
+      <w:pPr>
+        <w:pStyle w:val="Heading3"/>
+      </w:pPr>
+      <w:r>
+        <w:t>My explanation before partner discussion</w:t>
+      </w:r>
+    </w:p>
+    <w:p>
+      <w:r>
+        <w:t>________________________________________________________________</w:t>
+      </w:r>
+    </w:p>
+    <w:p>
+      <w:r>
+        <w:t>________________________________________________________________</w:t>
+      </w:r>
+    </w:p>
+    <w:p>
+      <w:r>
+        <w:t>________________________________________________________________</w:t>
+      </w:r>
+    </w:p>
+    <w:p>
+      <w:r>
+        <w:t>________________________________________________________________</w:t>
+      </w:r>
+    </w:p>
+    <w:p>
+      <w:pPr>
+        <w:pStyle w:val="Heading1"/>
+      </w:pPr>
+      <w:r>
+        <w:t>05. Reference · Original learning target</w:t>
+      </w:r>
+    </w:p>
+    <w:p>
+      <w:r>
+        <w:t>Use this target to inspect an explanation.</w:t>
+      </w:r>
+    </w:p>
+    <w:p>
+      <w:pPr>
+        <w:pStyle w:val="Heading2"/>
+      </w:pPr>
+      <w:r>
+        <w:t>Use this when helpful</w:t>
+      </w:r>
+    </w:p>
+    <w:p>
+      <w:pPr>
+        <w:spacing w:line="336" w:lineRule="auto" w:after="180"/>
+      </w:pPr>
+      <w:r>
+        <w:rPr>
+          <w:b w:val="0"/>
+        </w:rPr>
+        <w:t xml:space="preserve">Your dataset </w:t>
+      </w:r>
+      <w:r>
+        <w:rPr>
+          <w:b/>
+        </w:rPr>
+        <w:t>label</w:t>
+      </w:r>
+      <w:r>
+        <w:rPr>
+          <w:b w:val="0"/>
+        </w:rPr>
+        <w:t xml:space="preserve">s 'reusable containers'. One team includes a disposable bottle reused once; another excludes it. Give an operational </w:t>
+      </w:r>
+      <w:r>
+        <w:rPr>
+          <w:b/>
+        </w:rPr>
+        <w:t>label</w:t>
+      </w:r>
+      <w:r>
+        <w:rPr>
+          <w:b w:val="0"/>
+        </w:rPr>
+        <w:t xml:space="preserve"> rule and classify this boundary case under that rule.</w:t>
+      </w:r>
+    </w:p>
+    <w:p>
+      <w:pPr>
+        <w:spacing w:line="336" w:lineRule="auto" w:after="180"/>
+      </w:pPr>
+      <w:r>
+        <w:rPr>
+          <w:b w:val="0"/>
+        </w:rPr>
+        <w:t>Explain why a different rule could be defensible.</w:t>
+      </w:r>
+    </w:p>
+    <w:p>
+      <w:pPr>
+        <w:pStyle w:val="Heading1"/>
+      </w:pPr>
+      <w:r>
+        <w:t>06. Extra practice · A complete case</w:t>
+      </w:r>
+    </w:p>
+    <w:p>
+      <w:r>
+        <w:t>Try the question before checking the worked explanation.</w:t>
+      </w:r>
+    </w:p>
+    <w:p>
+      <w:pPr>
+        <w:pStyle w:val="Heading2"/>
+      </w:pPr>
+      <w:r>
+        <w:t>Use this when helpful</w:t>
+      </w:r>
+    </w:p>
+    <w:p>
+      <w:pPr>
+        <w:spacing w:line="336" w:lineRule="auto" w:after="180"/>
+      </w:pPr>
+      <w:r>
+        <w:rPr>
+          <w:b w:val="0"/>
+        </w:rPr>
+        <w:t>Six cards show two circles, two triangles and two squares. Sort by shape.</w:t>
+      </w:r>
+    </w:p>
+    <w:p>
+      <w:pPr>
+        <w:spacing w:line="336" w:lineRule="auto" w:after="180"/>
+      </w:pPr>
+      <w:r>
+        <w:rPr>
+          <w:b w:val="0"/>
+        </w:rPr>
+        <w:t xml:space="preserve">Why can red and blue circles share a </w:t>
+      </w:r>
+      <w:r>
+        <w:rPr>
+          <w:b/>
+        </w:rPr>
+        <w:t>label</w:t>
+      </w:r>
+      <w:r>
+        <w:rPr>
+          <w:b w:val="0"/>
+        </w:rPr>
+        <w:t>?</w:t>
+      </w:r>
+    </w:p>
+    <w:p>
+      <w:pPr>
+        <w:spacing w:line="336" w:lineRule="auto" w:after="180"/>
+      </w:pPr>
+      <w:r>
+        <w:rPr>
+          <w:b w:val="0"/>
+        </w:rPr>
+        <w:t xml:space="preserve">Show your trace, calculation or </w:t>
+      </w:r>
+      <w:r>
+        <w:rPr>
+          <w:b/>
+        </w:rPr>
+        <w:t>evidence</w:t>
+      </w:r>
+    </w:p>
+    <w:p>
+      <w:pPr>
+        <w:pStyle w:val="Heading3"/>
+      </w:pPr>
+      <w:r>
+        <w:t>Write or draw your reasoning and evidence.</w:t>
+      </w:r>
+    </w:p>
+    <w:p>
+      <w:r>
+        <w:t>________________________________________________________________</w:t>
+      </w:r>
+    </w:p>
+    <w:p>
+      <w:r>
+        <w:t>________________________________________________________________</w:t>
+      </w:r>
+    </w:p>
+    <w:p>
+      <w:r>
+        <w:t>________________________________________________________________</w:t>
+      </w:r>
+    </w:p>
+    <w:p>
+      <w:r>
+        <w:t>________________________________________________________________</w:t>
+      </w:r>
+    </w:p>
+    <w:p>
+      <w:r>
+        <w:t>________________________________________________________________</w:t>
+      </w:r>
+    </w:p>
+    <w:p>
+      <w:pPr>
+        <w:pStyle w:val="Heading1"/>
+      </w:pPr>
+      <w:r>
+        <w:t>07. Extra practice · A changed case</w:t>
+      </w:r>
+    </w:p>
+    <w:p>
+      <w:r>
+        <w:t>Keep this practice separate from the reserved independent attempt.</w:t>
+      </w:r>
+    </w:p>
+    <w:p>
+      <w:pPr>
+        <w:pStyle w:val="Heading2"/>
+      </w:pPr>
+      <w:r>
+        <w:t>Use this when helpful</w:t>
+      </w:r>
+    </w:p>
+    <w:p>
+      <w:pPr>
+        <w:spacing w:line="336" w:lineRule="auto" w:after="180"/>
+      </w:pPr>
+      <w:r>
+        <w:rPr>
+          <w:b w:val="0"/>
+        </w:rPr>
+        <w:t xml:space="preserve">For this toy sorter, label an object Seed-bearing when seeds are observed, Other when inspection establishes that it has no seeds, and Review when the needed contents cannot be observed. Sort an opened apple with visible seeds, a pencil and a sealed mystery box. Which item needs more </w:t>
+      </w:r>
+      <w:r>
+        <w:rPr>
+          <w:b/>
+        </w:rPr>
+        <w:t>evidence</w:t>
+      </w:r>
+      <w:r>
+        <w:rPr>
+          <w:b w:val="0"/>
+        </w:rPr>
+        <w:t>, and why?</w:t>
+      </w:r>
+    </w:p>
+    <w:p>
+      <w:pPr>
+        <w:spacing w:line="336" w:lineRule="auto" w:after="180"/>
+      </w:pPr>
+      <w:r>
+        <w:rPr>
+          <w:b w:val="0"/>
+        </w:rPr>
+        <w:t>My practice answer and reason</w:t>
+      </w:r>
+    </w:p>
+    <w:p>
+      <w:pPr>
+        <w:pStyle w:val="Heading3"/>
+      </w:pPr>
+      <w:r>
+        <w:t>Write or draw your reasoning and evidence.</w:t>
+      </w:r>
+    </w:p>
+    <w:p>
+      <w:r>
+        <w:t>________________________________________________________________</w:t>
+      </w:r>
+    </w:p>
+    <w:p>
+      <w:r>
+        <w:t>________________________________________________________________</w:t>
+      </w:r>
+    </w:p>
+    <w:p>
+      <w:r>
+        <w:t>________________________________________________________________</w:t>
+      </w:r>
+    </w:p>
+    <w:p>
+      <w:r>
+        <w:t>________________________________________________________________</w:t>
+      </w:r>
+    </w:p>
+    <w:p>
+      <w:r>
+        <w:t>________________________________________________________________</w:t>
+      </w:r>
+    </w:p>
+    <w:p>
+      <w:pPr>
+        <w:pStyle w:val="Heading3"/>
+      </w:pPr>
+      <w:r>
+        <w:t>Week 7 Test and reflect</w:t>
+      </w:r>
+    </w:p>
+    <w:p>
+      <w:pPr>
+        <w:pStyle w:val="Heading1"/>
+      </w:pPr>
+      <w:r>
+        <w:t>08. Extra practice · Design a revealing test</w:t>
+      </w:r>
+    </w:p>
+    <w:p>
+      <w:r>
+        <w:t>Predict before tracing or testing.</w:t>
+      </w:r>
+    </w:p>
+    <w:p>
+      <w:pPr>
+        <w:pStyle w:val="Heading2"/>
+      </w:pPr>
+      <w:r>
+        <w:t>Use this when helpful</w:t>
+      </w:r>
+    </w:p>
+    <w:p>
+      <w:pPr>
+        <w:spacing w:line="336" w:lineRule="auto" w:after="180"/>
+      </w:pPr>
+      <w:r>
+        <w:rPr>
+          <w:b w:val="0"/>
+        </w:rPr>
+        <w:t xml:space="preserve">Create a changed </w:t>
+      </w:r>
+      <w:r>
+        <w:rPr>
+          <w:b/>
+        </w:rPr>
+        <w:t>input</w:t>
+      </w:r>
+      <w:r>
+        <w:rPr>
+          <w:b w:val="0"/>
+        </w:rPr>
+        <w:t>, boundary case or missing-information case. Write the expected answer or safe response before testing.</w:t>
+      </w:r>
+    </w:p>
+    <w:tbl>
+      <w:tblPr>
+        <w:tblStyle w:val="LightShading-Accent1"/>
+        <w:tblW w:type="auto" w:w="0"/>
+        <w:tblLook w:firstColumn="1" w:firstRow="1" w:lastColumn="0" w:lastRow="0" w:noHBand="0" w:noVBand="1" w:val="04A0"/>
+      </w:tblPr>
+      <w:tblGrid>
+        <w:gridCol w:w="5112"/>
+        <w:gridCol w:w="5112"/>
+      </w:tblGrid>
+      <w:tr>
+        <w:trPr>
+          <w:tblHeader/>
+        </w:trPr>
+        <w:tc>
+          <w:tcPr>
+            <w:tcW w:type="dxa" w:w="5112"/>
+          </w:tcPr>
+          <w:p>
+            <w:r>
+              <w:t>Test record</w:t>
+            </w:r>
+          </w:p>
+        </w:tc>
+        <w:tc>
+          <w:tcPr>
+            <w:tcW w:type="dxa" w:w="5112"/>
+          </w:tcPr>
+          <w:p>
+            <w:r>
+              <w:t>My evidence</w:t>
+            </w:r>
+          </w:p>
+        </w:tc>
+      </w:tr>
+      <w:tr>
+        <w:tc>
+          <w:tcPr>
+            <w:tcW w:type="dxa" w:w="5112"/>
+          </w:tcPr>
+          <w:p>
+            <w:r>
+              <w:t>Changed input or condition</w:t>
+            </w:r>
+          </w:p>
+        </w:tc>
+        <w:tc>
+          <w:tcPr>
+            <w:tcW w:type="dxa" w:w="5112"/>
+          </w:tcPr>
+          <w:p>
+            <w:r/>
+          </w:p>
+        </w:tc>
+      </w:tr>
+      <w:tr>
+        <w:tc>
+          <w:tcPr>
+            <w:tcW w:type="dxa" w:w="5112"/>
+          </w:tcPr>
+          <w:p>
+            <w:r>
+              <w:t>Expected answer or fallback</w:t>
+            </w:r>
+          </w:p>
+        </w:tc>
+        <w:tc>
+          <w:tcPr>
+            <w:tcW w:type="dxa" w:w="5112"/>
+          </w:tcPr>
+          <w:p>
+            <w:r/>
+          </w:p>
+        </w:tc>
+      </w:tr>
+      <w:tr>
+        <w:tc>
+          <w:tcPr>
+            <w:tcW w:type="dxa" w:w="5112"/>
+          </w:tcPr>
+          <w:p>
+            <w:r>
+              <w:t>Observed result</w:t>
+            </w:r>
+          </w:p>
+        </w:tc>
+        <w:tc>
+          <w:tcPr>
+            <w:tcW w:type="dxa" w:w="5112"/>
+          </w:tcPr>
+          <w:p>
+            <w:r/>
+          </w:p>
+        </w:tc>
+      </w:tr>
+      <w:tr>
+        <w:tc>
+          <w:tcPr>
+            <w:tcW w:type="dxa" w:w="5112"/>
+          </w:tcPr>
+          <w:p>
+            <w:r>
+              <w:t>Why the result occurred</w:t>
+            </w:r>
+          </w:p>
+        </w:tc>
+        <w:tc>
+          <w:tcPr>
+            <w:tcW w:type="dxa" w:w="5112"/>
+          </w:tcPr>
+          <w:p>
+            <w:r/>
+          </w:p>
+        </w:tc>
+      </w:tr>
+    </w:tbl>
+    <w:p>
+      <w:pPr>
+        <w:pStyle w:val="Heading1"/>
+      </w:pPr>
+      <w:r>
+        <w:t>11. Reference · Original target response space</w:t>
+      </w:r>
+    </w:p>
+    <w:p>
+      <w:r>
+        <w:t>This teaching case is practice rather than a fresh assessment.</w:t>
+      </w:r>
+    </w:p>
+    <w:p>
+      <w:pPr>
+        <w:pStyle w:val="Heading2"/>
+      </w:pPr>
+      <w:r>
+        <w:t>Use this when helpful</w:t>
+      </w:r>
+    </w:p>
+    <w:p>
+      <w:pPr>
+        <w:spacing w:line="336" w:lineRule="auto" w:after="180"/>
+      </w:pPr>
+      <w:r>
+        <w:rPr>
+          <w:b w:val="0"/>
+        </w:rPr>
+        <w:t xml:space="preserve">Your dataset </w:t>
+      </w:r>
+      <w:r>
+        <w:rPr>
+          <w:b/>
+        </w:rPr>
+        <w:t>label</w:t>
+      </w:r>
+      <w:r>
+        <w:rPr>
+          <w:b w:val="0"/>
+        </w:rPr>
+        <w:t xml:space="preserve">s 'reusable containers'. One team includes a disposable bottle reused once; another excludes it. Give an operational </w:t>
+      </w:r>
+      <w:r>
+        <w:rPr>
+          <w:b/>
+        </w:rPr>
+        <w:t>label</w:t>
+      </w:r>
+      <w:r>
+        <w:rPr>
+          <w:b w:val="0"/>
+        </w:rPr>
+        <w:t xml:space="preserve"> rule and classify this boundary case under that rule.</w:t>
+      </w:r>
+    </w:p>
+    <w:p>
+      <w:pPr>
+        <w:spacing w:line="336" w:lineRule="auto" w:after="180"/>
+      </w:pPr>
+      <w:r>
+        <w:rPr>
+          <w:b w:val="0"/>
+        </w:rPr>
+        <w:t>Explain why a different rule could be defensible.</w:t>
+      </w:r>
+    </w:p>
+    <w:p>
+      <w:pPr>
+        <w:pStyle w:val="Heading3"/>
+      </w:pPr>
+      <w:r>
+        <w:t>My explanation after practice</w:t>
+      </w:r>
+    </w:p>
+    <w:p>
+      <w:r>
+        <w:t>________________________________________________________________</w:t>
+      </w:r>
+    </w:p>
+    <w:p>
+      <w:r>
+        <w:t>________________________________________________________________</w:t>
+      </w:r>
+    </w:p>
+    <w:p>
+      <w:r>
+        <w:t>________________________________________________________________</w:t>
+      </w:r>
+    </w:p>
+    <w:p>
+      <w:r>
+        <w:t>________________________________________________________________</w:t>
+      </w:r>
+    </w:p>
+    <w:p>
+      <w:r>
+        <w:t>________________________________________________________________</w:t>
+      </w:r>
+    </w:p>
+    <w:p>
+      <w:r>
+        <w:t>________________________________________________________________</w:t>
+      </w:r>
+    </w:p>
+    <w:p>
+      <w:r>
+        <w:t>________________________________________________________________</w:t>
+      </w:r>
+    </w:p>
+    <w:p>
+      <w:pPr>
+        <w:spacing w:line="336" w:lineRule="auto" w:after="180"/>
+      </w:pPr>
+      <w:r>
+        <w:rPr>
+          <w:b w:val="0"/>
+        </w:rPr>
+        <w:t>Record support used: none, hint or teacher explanation.</w:t>
+      </w:r>
+    </w:p>
+    <w:p>
+      <w:pPr>
+        <w:pStyle w:val="Heading1"/>
+      </w:pPr>
+      <w:r>
+        <w:t>15. Reference · Independent-case response copy</w:t>
+      </w:r>
+    </w:p>
+    <w:p>
+      <w:r>
+        <w:t>This duplicates W4. Reuse the same first-attempt record.</w:t>
+      </w:r>
+    </w:p>
+    <w:p>
+      <w:pPr>
+        <w:pStyle w:val="Heading2"/>
+      </w:pPr>
+      <w:r>
+        <w:t>Use this when helpful</w:t>
+      </w:r>
+    </w:p>
+    <w:p>
+      <w:pPr>
+        <w:spacing w:line="336" w:lineRule="auto" w:after="180"/>
+      </w:pPr>
+      <w:r>
+        <w:rPr>
+          <w:b w:val="0"/>
+        </w:rPr>
+        <w:t>A fictional equipment-request form accepts a whole-number borrowing duration of 1 through 7 days inclusive and one item code X or Y.</w:t>
+      </w:r>
+    </w:p>
+    <w:p>
+      <w:pPr>
+        <w:spacing w:line="336" w:lineRule="auto" w:after="180"/>
+      </w:pPr>
+      <w:r>
+        <w:rPr>
+          <w:b/>
+        </w:rPr>
+        <w:t>Label</w:t>
+      </w:r>
+      <w:r>
+        <w:rPr>
+          <w:b w:val="0"/>
+        </w:rPr>
+        <w:t xml:space="preserve"> revise if any known field fails; otherwise </w:t>
+      </w:r>
+      <w:r>
+        <w:rPr>
+          <w:b/>
+        </w:rPr>
+        <w:t>label</w:t>
+      </w:r>
+      <w:r>
+        <w:rPr>
+          <w:b w:val="0"/>
+        </w:rPr>
+        <w:t xml:space="preserve"> review if a field is blank or unreadable; otherwise </w:t>
+      </w:r>
+      <w:r>
+        <w:rPr>
+          <w:b/>
+        </w:rPr>
+        <w:t>label</w:t>
+      </w:r>
+      <w:r>
+        <w:rPr>
+          <w:b w:val="0"/>
+        </w:rPr>
+        <w:t xml:space="preserve"> ready. Classify these forms and justify each: 7 days X; 8 days Y; unreadable duration X; 8 days blank code.</w:t>
+      </w:r>
+    </w:p>
+    <w:p>
+      <w:pPr>
+        <w:spacing w:line="336" w:lineRule="auto" w:after="180"/>
+      </w:pPr>
+      <w:r>
+        <w:rPr>
+          <w:b w:val="0"/>
+        </w:rPr>
+        <w:t>Explain whether ready alone grants permission to borrow.</w:t>
+      </w:r>
+    </w:p>
+    <w:p>
+      <w:pPr>
+        <w:pStyle w:val="Heading3"/>
+      </w:pPr>
+      <w:r>
+        <w:t>My reasoning and evidence</w:t>
+      </w:r>
+    </w:p>
+    <w:p>
+      <w:r>
+        <w:t>________________________________________________________________</w:t>
+      </w:r>
+    </w:p>
+    <w:p>
+      <w:r>
+        <w:t>________________________________________________________________</w:t>
+      </w:r>
+    </w:p>
+    <w:p>
+      <w:r>
+        <w:t>________________________________________________________________</w:t>
+      </w:r>
+    </w:p>
+    <w:p>
+      <w:r>
+        <w:t>________________________________________________________________</w:t>
+      </w:r>
+    </w:p>
+    <w:p>
+      <w:r>
+        <w:t>________________________________________________________________</w:t>
+      </w:r>
+    </w:p>
+    <w:p>
+      <w:r>
+        <w:t>________________________________________________________________</w:t>
+      </w:r>
+    </w:p>
+    <w:p>
+      <w:r>
+        <w:t>________________________________________________________________</w:t>
+      </w:r>
+    </w:p>
+    <w:p>
+      <w:r>
+        <w:t>________________________________________________________________</w:t>
+      </w:r>
+    </w:p>
+    <w:p>
+      <w:pPr>
+        <w:pStyle w:val="Heading1"/>
+      </w:pPr>
+      <w:r>
+        <w:t>18. Extra practice · Use the worked picture</w:t>
+      </w:r>
+    </w:p>
+    <w:p>
+      <w:r>
+        <w:t>Keep the explanation and the support you used.</w:t>
+      </w:r>
+    </w:p>
+    <w:p>
+      <w:pPr>
+        <w:pStyle w:val="Heading2"/>
+      </w:pPr>
+      <w:r>
+        <w:t>Use this when helpful</w:t>
       </w:r>
     </w:p>
     <w:p>
@@ -2062,16 +2068,7 @@
     </w:p>
     <w:p>
       <w:pPr>
-        <w:pStyle w:val="Heading3"/>
-      </w:pPr>
-      <w:r>
-        <w:t>Record the help used</w:t>
-      </w:r>
-    </w:p>
-    <w:p>
-      <w:pPr>
         <w:spacing w:line="336" w:lineRule="auto" w:after="180"/>
-        <w:shd w:fill="F1F6F8"/>
       </w:pPr>
       <w:r>
         <w:rPr>
@@ -2144,12 +2141,20 @@
         <w:pStyle w:val="Heading1"/>
       </w:pPr>
       <w:r>
-        <w:t>19. Project portfolio milestone</w:t>
-      </w:r>
-    </w:p>
-    <w:p>
-      <w:r>
-        <w:t>Keep this week’s input, deciding step, result and limit together in the Helpful Classroom Sorter record.</w:t>
+        <w:t>19. Reference · Project portfolio record</w:t>
+      </w:r>
+    </w:p>
+    <w:p>
+      <w:r>
+        <w:t>Extend your main project response when helpful.</w:t>
+      </w:r>
+    </w:p>
+    <w:p>
+      <w:pPr>
+        <w:pStyle w:val="Heading2"/>
+      </w:pPr>
+      <w:r>
+        <w:t>Use this when helpful</w:t>
       </w:r>
     </w:p>
     <w:p>
@@ -2399,12 +2404,452 @@
         <w:pStyle w:val="Heading1"/>
       </w:pPr>
       <w:r>
-        <w:t>20. Supported practice and learning evidence</w:t>
-      </w:r>
-    </w:p>
-    <w:p>
-      <w:r>
-        <w:t>Try the supported questions before comparing with hints and feedback. Record what you repaired and the evidence you retained.</w:t>
+        <w:t>20. Extra practice: pictures, repair and feedback</w:t>
+      </w:r>
+    </w:p>
+    <w:p>
+      <w:r>
+        <w:t>Attempt each question before opening its explanation. Use one browser or paper copy.</w:t>
+      </w:r>
+    </w:p>
+    <w:p>
+      <w:pPr>
+        <w:pStyle w:val="Heading2"/>
+      </w:pPr>
+      <w:r>
+        <w:t>First supported question</w:t>
+      </w:r>
+    </w:p>
+    <w:p>
+      <w:pPr>
+        <w:pStyle w:val="ListBullet"/>
+      </w:pPr>
+      <w:r>
+        <w:t>A fictional craft club labels cardboard-order cards ready, review or revise.</w:t>
+      </w:r>
+    </w:p>
+    <w:p>
+      <w:pPr>
+        <w:pStyle w:val="Heading3"/>
+      </w:pPr>
+      <w:r>
+        <w:t>Practice 1: explain the deciding evidence</w:t>
+      </w:r>
+    </w:p>
+    <w:p>
+      <w:pPr>
+        <w:pStyle w:val="ListBullet"/>
+      </w:pPr>
+      <w:r>
+        <w:t>Which labelled step matches this detail? 2 is valid but colour is blank: review.</w:t>
+      </w:r>
+    </w:p>
+    <w:p>
+      <w:pPr>
+        <w:pStyle w:val="ListBullet"/>
+      </w:pPr>
+      <w:r>
+        <w:t>1. Read policy</w:t>
+      </w:r>
+    </w:p>
+    <w:p>
+      <w:pPr>
+        <w:pStyle w:val="ListBullet"/>
+      </w:pPr>
+      <w:r>
+        <w:t>2. Card B</w:t>
+      </w:r>
+    </w:p>
+    <w:p>
+      <w:pPr>
+        <w:pStyle w:val="ListBullet"/>
+      </w:pPr>
+      <w:r>
+        <w:t>3. Card A</w:t>
+      </w:r>
+    </w:p>
+    <w:p>
+      <w:pPr>
+        <w:pStyle w:val="ListBullet"/>
+      </w:pPr>
+      <w:r>
+        <w:t>4. Card C</w:t>
+      </w:r>
+    </w:p>
+    <w:p>
+      <w:pPr>
+        <w:pStyle w:val="Heading3"/>
+      </w:pPr>
+      <w:r>
+        <w:t>My selected conclusion, deciding fact and explanation</w:t>
+      </w:r>
+    </w:p>
+    <w:p>
+      <w:r>
+        <w:t>________________________________________________________________</w:t>
+      </w:r>
+    </w:p>
+    <w:p>
+      <w:r>
+        <w:t>________________________________________________________________</w:t>
+      </w:r>
+    </w:p>
+    <w:p>
+      <w:r>
+        <w:t>________________________________________________________________</w:t>
+      </w:r>
+    </w:p>
+    <w:p>
+      <w:r>
+        <w:t>________________________________________________________________</w:t>
+      </w:r>
+    </w:p>
+    <w:p>
+      <w:r>
+        <w:t>________________________________________________________________</w:t>
+      </w:r>
+    </w:p>
+    <w:p>
+      <w:pPr>
+        <w:pStyle w:val="ListBullet"/>
+      </w:pPr>
+      <w:r>
+        <w:t>Hint if needed: Read the steps in the pictorial case. Match the supplied detail to the stage that performs or records it.</w:t>
+      </w:r>
+    </w:p>
+    <w:p>
+      <w:pPr>
+        <w:pStyle w:val="Heading2"/>
+      </w:pPr>
+      <w:r>
+        <w:t>Check the first explanation · reference / check after trying</w:t>
+      </w:r>
+    </w:p>
+    <w:p>
+      <w:pPr>
+        <w:spacing w:line="336" w:lineRule="auto" w:after="180"/>
+      </w:pPr>
+      <w:r>
+        <w:rPr>
+          <w:b w:val="0"/>
+        </w:rPr>
+        <w:t xml:space="preserve">After your attempt, compare with the supported explanation: Card C 2 is valid but colour is blank: review. Operational </w:t>
+      </w:r>
+      <w:r>
+        <w:rPr>
+          <w:b/>
+        </w:rPr>
+        <w:t>label</w:t>
+      </w:r>
+      <w:r>
+        <w:rPr>
+          <w:b w:val="0"/>
+        </w:rPr>
+        <w:t>s specify what a word means for this task.</w:t>
+      </w:r>
+    </w:p>
+    <w:p>
+      <w:pPr>
+        <w:spacing w:line="336" w:lineRule="auto" w:after="180"/>
+      </w:pPr>
+      <w:r>
+        <w:rPr>
+          <w:b w:val="0"/>
+        </w:rPr>
+        <w:t xml:space="preserve">Two </w:t>
+      </w:r>
+      <w:r>
+        <w:rPr>
+          <w:b/>
+        </w:rPr>
+        <w:t>label</w:t>
+      </w:r>
+      <w:r>
+        <w:rPr>
+          <w:b w:val="0"/>
+        </w:rPr>
+        <w:t xml:space="preserve">lers using the same priority should agree on these cards. Review describes missing </w:t>
+      </w:r>
+      <w:r>
+        <w:rPr>
+          <w:b/>
+        </w:rPr>
+        <w:t>evidence</w:t>
+      </w:r>
+      <w:r>
+        <w:rPr>
+          <w:b w:val="0"/>
+        </w:rPr>
+        <w:t>, not a hidden assumption that the card is wrong. Revise is supported by a known failure.</w:t>
+      </w:r>
+    </w:p>
+    <w:p>
+      <w:pPr>
+        <w:pStyle w:val="Heading2"/>
+      </w:pPr>
+      <w:r>
+        <w:t>Changed-case question</w:t>
+      </w:r>
+    </w:p>
+    <w:p>
+      <w:pPr>
+        <w:pStyle w:val="Heading3"/>
+      </w:pPr>
+      <w:r>
+        <w:t>Practice 2: explain the deciding evidence</w:t>
+      </w:r>
+    </w:p>
+    <w:p>
+      <w:pPr>
+        <w:pStyle w:val="ListBullet"/>
+      </w:pPr>
+      <w:r>
+        <w:t>Changed-case practice: Change B’s quantity from 5 to 4; leave colour blank. Which conclusion is supported by the supplied facts?</w:t>
+      </w:r>
+    </w:p>
+    <w:p>
+      <w:pPr>
+        <w:pStyle w:val="ListBullet"/>
+      </w:pPr>
+      <w:r>
+        <w:t>1. B becomes review.</w:t>
+      </w:r>
+    </w:p>
+    <w:p>
+      <w:pPr>
+        <w:pStyle w:val="ListBullet"/>
+      </w:pPr>
+      <w:r>
+        <w:t>2. We can decide the result without examining the changed input or the procedure.</w:t>
+      </w:r>
+    </w:p>
+    <w:p>
+      <w:pPr>
+        <w:pStyle w:val="ListBullet"/>
+      </w:pPr>
+      <w:r>
+        <w:t>3. This one example guarantees correct results for every future input.</w:t>
+      </w:r>
+    </w:p>
+    <w:p>
+      <w:pPr>
+        <w:pStyle w:val="Heading3"/>
+      </w:pPr>
+      <w:r>
+        <w:t>My selected conclusion, deciding fact and explanation</w:t>
+      </w:r>
+    </w:p>
+    <w:p>
+      <w:r>
+        <w:t>________________________________________________________________</w:t>
+      </w:r>
+    </w:p>
+    <w:p>
+      <w:r>
+        <w:t>________________________________________________________________</w:t>
+      </w:r>
+    </w:p>
+    <w:p>
+      <w:r>
+        <w:t>________________________________________________________________</w:t>
+      </w:r>
+    </w:p>
+    <w:p>
+      <w:r>
+        <w:t>________________________________________________________________</w:t>
+      </w:r>
+    </w:p>
+    <w:p>
+      <w:r>
+        <w:t>________________________________________________________________</w:t>
+      </w:r>
+    </w:p>
+    <w:p>
+      <w:pPr>
+        <w:pStyle w:val="ListBullet"/>
+      </w:pPr>
+      <w:r>
+        <w:t>Hint if needed: Use the changed condition and the deciding step in the pictorial trace. The answer must say what follows from those facts.</w:t>
+      </w:r>
+    </w:p>
+    <w:p>
+      <w:pPr>
+        <w:pStyle w:val="Heading2"/>
+      </w:pPr>
+      <w:r>
+        <w:t>Check the changed case · reference / check after trying</w:t>
+      </w:r>
+    </w:p>
+    <w:p>
+      <w:pPr>
+        <w:spacing w:line="336" w:lineRule="auto" w:after="180"/>
+      </w:pPr>
+      <w:r>
+        <w:rPr>
+          <w:b w:val="0"/>
+        </w:rPr>
+        <w:t>After your attempt, compare with the supported explanation: B becomes review. The known failure is removed, but a required field is still missing.</w:t>
+      </w:r>
+    </w:p>
+    <w:p>
+      <w:pPr>
+        <w:pStyle w:val="Heading2"/>
+      </w:pPr>
+      <w:r>
+        <w:t>Repair and save your work</w:t>
+      </w:r>
+    </w:p>
+    <w:p>
+      <w:pPr>
+        <w:spacing w:line="336" w:lineRule="auto" w:after="180"/>
+      </w:pPr>
+      <w:r>
+        <w:rPr>
+          <w:b w:val="0"/>
+        </w:rPr>
+        <w:t>Review Sound Becomes a Signal (ai-1/6). Goal: Interpret an ordered sequence of sound-signal samples with a stated time interval. Short practice: Does the all-zero retained record prove the full signal was silent?</w:t>
+      </w:r>
+    </w:p>
+    <w:p>
+      <w:pPr>
+        <w:spacing w:line="336" w:lineRule="auto" w:after="180"/>
+      </w:pPr>
+      <w:r>
+        <w:rPr>
+          <w:b w:val="0"/>
+        </w:rPr>
+        <w:t>Use the picture.. Return to this week and explain what you changed.</w:t>
+      </w:r>
+    </w:p>
+    <w:p>
+      <w:pPr>
+        <w:spacing w:line="336" w:lineRule="auto" w:after="180"/>
+      </w:pPr>
+      <w:r>
+        <w:rPr>
+          <w:b w:val="0"/>
+        </w:rPr>
+        <w:t xml:space="preserve">Review Rules or Learned Patterns? (ai-1/4). Goal: Execute a stated rule including its boundary. Short practice: Show which stage used </w:t>
+      </w:r>
+      <w:r>
+        <w:rPr>
+          <w:b/>
+        </w:rPr>
+        <w:t>label</w:t>
+      </w:r>
+      <w:r>
+        <w:rPr>
+          <w:b w:val="0"/>
+        </w:rPr>
+        <w:t>s and which stage used only the new measurement..</w:t>
+      </w:r>
+    </w:p>
+    <w:p>
+      <w:pPr>
+        <w:spacing w:line="336" w:lineRule="auto" w:after="180"/>
+      </w:pPr>
+      <w:r>
+        <w:rPr>
+          <w:b w:val="0"/>
+        </w:rPr>
+        <w:t>Return to this week and explain what you changed.</w:t>
+      </w:r>
+    </w:p>
+    <w:p>
+      <w:pPr>
+        <w:spacing w:line="336" w:lineRule="auto" w:after="180"/>
+      </w:pPr>
+      <w:r>
+        <w:rPr>
+          <w:b w:val="0"/>
+        </w:rPr>
+        <w:t>Review AI or Not? (ai-1/1). Goal: Distinguish an observed result from an explanation of how it was produced. Short practice: Point to the learned stage. Does the changed display prove the weather forecast changed?.</w:t>
+      </w:r>
+    </w:p>
+    <w:p>
+      <w:pPr>
+        <w:spacing w:line="336" w:lineRule="auto" w:after="180"/>
+      </w:pPr>
+      <w:r>
+        <w:rPr>
+          <w:b w:val="0"/>
+        </w:rPr>
+        <w:t>Return to this week and explain what you changed.</w:t>
+      </w:r>
+    </w:p>
+    <w:p>
+      <w:pPr>
+        <w:spacing w:line="336" w:lineRule="auto" w:after="180"/>
+      </w:pPr>
+      <w:r>
+        <w:rPr>
+          <w:b w:val="0"/>
+        </w:rPr>
+        <w:t xml:space="preserve">Use Download completed work in the hosted lesson to export your answers, reflections, practice feedback and code-run </w:t>
+      </w:r>
+      <w:r>
+        <w:rPr>
+          <w:b/>
+        </w:rPr>
+        <w:t>evidence</w:t>
+      </w:r>
+      <w:r>
+        <w:rPr>
+          <w:b w:val="0"/>
+        </w:rPr>
+        <w:t>. Open the HTML copy to read or print it.</w:t>
+      </w:r>
+    </w:p>
+    <w:p>
+      <w:pPr>
+        <w:spacing w:line="336" w:lineRule="auto" w:after="180"/>
+      </w:pPr>
+      <w:r>
+        <w:rPr>
+          <w:b w:val="0"/>
+        </w:rPr>
+        <w:t>Drafts stay in this browser when storage is available; clear drafts on a shared device.</w:t>
+      </w:r>
+    </w:p>
+    <w:p>
+      <w:pPr>
+        <w:pStyle w:val="Heading3"/>
+      </w:pPr>
+      <w:r>
+        <w:t>What I repaired, the evidence I kept and the next test</w:t>
+      </w:r>
+    </w:p>
+    <w:p>
+      <w:r>
+        <w:t>________________________________________________________________</w:t>
+      </w:r>
+    </w:p>
+    <w:p>
+      <w:r>
+        <w:t>________________________________________________________________</w:t>
+      </w:r>
+    </w:p>
+    <w:p>
+      <w:r>
+        <w:t>________________________________________________________________</w:t>
+      </w:r>
+    </w:p>
+    <w:p>
+      <w:r>
+        <w:t>________________________________________________________________</w:t>
+      </w:r>
+    </w:p>
+    <w:p>
+      <w:r>
+        <w:t>________________________________________________________________</w:t>
+      </w:r>
+    </w:p>
+    <w:p>
+      <w:pPr>
+        <w:pStyle w:val="Heading2"/>
+      </w:pPr>
+      <w:r>
+        <w:t>Earlier wording, alternatives and picture transcripts · reference / check after trying</w:t>
       </w:r>
     </w:p>
     <w:p>
@@ -2420,104 +2865,10 @@
     </w:p>
     <w:p>
       <w:pPr>
-        <w:spacing w:line="336" w:lineRule="auto" w:after="180"/>
-      </w:pPr>
-      <w:r>
-        <w:rPr>
-          <w:b w:val="0"/>
-        </w:rPr>
-        <w:t xml:space="preserve">A fictional craft club </w:t>
-      </w:r>
-      <w:r>
-        <w:rPr>
-          <w:b/>
-        </w:rPr>
-        <w:t>label</w:t>
-      </w:r>
-      <w:r>
-        <w:rPr>
-          <w:b w:val="0"/>
-        </w:rPr>
-        <w:t>s cardboard-order cards ready, review or revise.</w:t>
-      </w:r>
-    </w:p>
-    <w:p>
-      <w:pPr>
         <w:pStyle w:val="Heading3"/>
       </w:pPr>
       <w:r>
-        <w:t>Practice 1: explain the deciding evidence</w:t>
-      </w:r>
-    </w:p>
-    <w:p>
-      <w:pPr>
-        <w:spacing w:line="336" w:lineRule="auto" w:after="180"/>
-      </w:pPr>
-      <w:r>
-        <w:rPr>
-          <w:b w:val="0"/>
-        </w:rPr>
-        <w:t xml:space="preserve">Which </w:t>
-      </w:r>
-      <w:r>
-        <w:rPr>
-          <w:b/>
-        </w:rPr>
-        <w:t>label</w:t>
-      </w:r>
-      <w:r>
-        <w:rPr>
-          <w:b w:val="0"/>
-        </w:rPr>
-        <w:t>led step matches this detail? 2 is valid but colour is blank: review.</w:t>
-      </w:r>
-    </w:p>
-    <w:p>
-      <w:pPr>
-        <w:spacing w:line="336" w:lineRule="auto" w:after="180"/>
-        <w:shd w:fill="F4F9FC"/>
-      </w:pPr>
-      <w:r>
-        <w:rPr>
-          <w:b w:val="0"/>
-        </w:rPr>
-        <w:t>1. Read policy</w:t>
-      </w:r>
-    </w:p>
-    <w:p>
-      <w:pPr>
-        <w:spacing w:line="336" w:lineRule="auto" w:after="180"/>
-        <w:shd w:fill="F4F9FC"/>
-      </w:pPr>
-      <w:r>
-        <w:rPr>
-          <w:b w:val="0"/>
-        </w:rPr>
-        <w:t>2. Card B</w:t>
-      </w:r>
-    </w:p>
-    <w:p>
-      <w:pPr>
-        <w:spacing w:line="336" w:lineRule="auto" w:after="180"/>
-        <w:shd w:fill="F4F9FC"/>
-      </w:pPr>
-      <w:r>
-        <w:rPr>
-          <w:b w:val="0"/>
-        </w:rPr>
-        <w:t>3. Card A</w:t>
-      </w:r>
-    </w:p>
-    <w:p>
-      <w:pPr>
-        <w:spacing w:line="336" w:lineRule="auto" w:after="180"/>
-        <w:shd w:fill="F4F9FC"/>
-      </w:pPr>
-      <w:r>
-        <w:rPr>
-          <w:b w:val="0"/>
-        </w:rPr>
-        <w:t>4. Card C</w:t>
+        <w:t>Repair a missing building block</w:t>
       </w:r>
     </w:p>
     <w:p>
@@ -2525,460 +2876,25 @@
         <w:pStyle w:val="Heading3"/>
       </w:pPr>
       <w:r>
-        <w:t>My selected conclusion, deciding fact and explanation</w:t>
-      </w:r>
-    </w:p>
-    <w:p>
-      <w:r>
-        <w:t>________________________________________________________________</w:t>
-      </w:r>
-    </w:p>
-    <w:p>
-      <w:r>
-        <w:t>________________________________________________________________</w:t>
-      </w:r>
-    </w:p>
-    <w:p>
-      <w:r>
-        <w:t>________________________________________________________________</w:t>
-      </w:r>
-    </w:p>
-    <w:p>
-      <w:r>
-        <w:t>________________________________________________________________</w:t>
-      </w:r>
-    </w:p>
-    <w:p>
-      <w:r>
-        <w:t>________________________________________________________________</w:t>
-      </w:r>
-    </w:p>
-    <w:p>
-      <w:pPr>
-        <w:pStyle w:val="Heading3"/>
-      </w:pPr>
-      <w:r>
-        <w:t>Hint · try first</w:t>
-      </w:r>
-    </w:p>
-    <w:p>
-      <w:pPr>
-        <w:spacing w:line="336" w:lineRule="auto" w:after="180"/>
-        <w:shd w:fill="F1F6F8"/>
-      </w:pPr>
-      <w:r>
-        <w:rPr>
-          <w:b w:val="0"/>
-        </w:rPr>
-        <w:t>Hint if needed: Read the steps in the pictorial case. Match the supplied detail to the stage that performs or records it.</w:t>
-      </w:r>
-    </w:p>
-    <w:p>
-      <w:pPr>
-        <w:pStyle w:val="Heading3"/>
-      </w:pPr>
-      <w:r>
-        <w:t>Feedback · compare after trying</w:t>
-      </w:r>
-    </w:p>
-    <w:p>
-      <w:pPr>
-        <w:spacing w:line="336" w:lineRule="auto" w:after="180"/>
-        <w:shd w:fill="F1F6FC"/>
-      </w:pPr>
-      <w:r>
-        <w:rPr>
-          <w:b w:val="0"/>
-        </w:rPr>
-        <w:t xml:space="preserve">After your attempt, compare with the supported explanation: Card C 2 is valid but colour is blank: review. Operational </w:t>
-      </w:r>
-      <w:r>
-        <w:rPr>
-          <w:b/>
-        </w:rPr>
-        <w:t>label</w:t>
-      </w:r>
-      <w:r>
-        <w:rPr>
-          <w:b w:val="0"/>
-        </w:rPr>
-        <w:t>s specify what a word means for this task.</w:t>
-      </w:r>
-    </w:p>
-    <w:p>
-      <w:pPr>
-        <w:spacing w:line="336" w:lineRule="auto" w:after="180"/>
-        <w:shd w:fill="F1F6FC"/>
-      </w:pPr>
-      <w:r>
-        <w:rPr>
-          <w:b w:val="0"/>
-        </w:rPr>
-        <w:t xml:space="preserve">Two </w:t>
-      </w:r>
-      <w:r>
-        <w:rPr>
-          <w:b/>
-        </w:rPr>
-        <w:t>label</w:t>
-      </w:r>
-      <w:r>
-        <w:rPr>
-          <w:b w:val="0"/>
-        </w:rPr>
-        <w:t xml:space="preserve">lers using the same priority should agree on these cards. Review describes missing </w:t>
-      </w:r>
-      <w:r>
-        <w:rPr>
-          <w:b/>
-        </w:rPr>
-        <w:t>evidence</w:t>
-      </w:r>
-      <w:r>
-        <w:rPr>
-          <w:b w:val="0"/>
-        </w:rPr>
-        <w:t>, not a hidden assumption that the card is wrong. Revise is supported by a known failure.</w:t>
-      </w:r>
-    </w:p>
-    <w:p>
-      <w:pPr>
-        <w:pStyle w:val="Heading3"/>
-      </w:pPr>
-      <w:r>
-        <w:t>Practice 2: explain the deciding evidence</w:t>
-      </w:r>
-    </w:p>
-    <w:p>
-      <w:pPr>
-        <w:pStyle w:val="Heading3"/>
-      </w:pPr>
-      <w:r>
-        <w:t>Changed case · predict first</w:t>
-      </w:r>
-    </w:p>
-    <w:p>
-      <w:pPr>
-        <w:spacing w:line="336" w:lineRule="auto" w:after="180"/>
-        <w:shd w:fill="F5F1FB"/>
-      </w:pPr>
-      <w:r>
-        <w:rPr>
-          <w:b w:val="0"/>
-        </w:rPr>
-        <w:t>Changed-case practice: Change B’s quantity from 5 to 4; leave colour blank. Which conclusion is supported by the supplied facts?</w:t>
-      </w:r>
-    </w:p>
-    <w:p>
-      <w:pPr>
-        <w:spacing w:line="336" w:lineRule="auto" w:after="180"/>
-        <w:shd w:fill="F4F9FC"/>
-      </w:pPr>
-      <w:r>
-        <w:rPr>
-          <w:b w:val="0"/>
-        </w:rPr>
-        <w:t>1. B becomes review.</w:t>
-      </w:r>
-    </w:p>
-    <w:p>
-      <w:pPr>
-        <w:spacing w:line="336" w:lineRule="auto" w:after="180"/>
-        <w:shd w:fill="F4F9FC"/>
-      </w:pPr>
-      <w:r>
-        <w:rPr>
-          <w:b w:val="0"/>
-        </w:rPr>
-        <w:t xml:space="preserve">2. We can decide the result without examining the changed </w:t>
-      </w:r>
-      <w:r>
-        <w:rPr>
-          <w:b/>
-        </w:rPr>
-        <w:t>input</w:t>
-      </w:r>
-      <w:r>
-        <w:rPr>
-          <w:b w:val="0"/>
-        </w:rPr>
-        <w:t xml:space="preserve"> or the procedure.</w:t>
-      </w:r>
-    </w:p>
-    <w:p>
-      <w:pPr>
-        <w:spacing w:line="336" w:lineRule="auto" w:after="180"/>
-        <w:shd w:fill="F4F9FC"/>
-      </w:pPr>
-      <w:r>
-        <w:rPr>
-          <w:b w:val="0"/>
-        </w:rPr>
-        <w:t xml:space="preserve">3. This one example guarantees correct results for every future </w:t>
-      </w:r>
-      <w:r>
-        <w:rPr>
-          <w:b/>
-        </w:rPr>
-        <w:t>input</w:t>
-      </w:r>
-      <w:r>
-        <w:rPr>
-          <w:b w:val="0"/>
-        </w:rPr>
-        <w:t>.</w:t>
-      </w:r>
-    </w:p>
-    <w:p>
-      <w:pPr>
-        <w:pStyle w:val="Heading3"/>
-      </w:pPr>
-      <w:r>
-        <w:t>My selected conclusion, deciding fact and explanation</w:t>
-      </w:r>
-    </w:p>
-    <w:p>
-      <w:r>
-        <w:t>________________________________________________________________</w:t>
-      </w:r>
-    </w:p>
-    <w:p>
-      <w:r>
-        <w:t>________________________________________________________________</w:t>
-      </w:r>
-    </w:p>
-    <w:p>
-      <w:r>
-        <w:t>________________________________________________________________</w:t>
-      </w:r>
-    </w:p>
-    <w:p>
-      <w:r>
-        <w:t>________________________________________________________________</w:t>
-      </w:r>
-    </w:p>
-    <w:p>
-      <w:r>
-        <w:t>________________________________________________________________</w:t>
-      </w:r>
-    </w:p>
-    <w:p>
-      <w:pPr>
-        <w:pStyle w:val="Heading3"/>
-      </w:pPr>
-      <w:r>
-        <w:t>Hint · try first</w:t>
-      </w:r>
-    </w:p>
-    <w:p>
-      <w:pPr>
-        <w:spacing w:line="336" w:lineRule="auto" w:after="180"/>
-        <w:shd w:fill="F1F6F8"/>
-      </w:pPr>
-      <w:r>
-        <w:rPr>
-          <w:b w:val="0"/>
-        </w:rPr>
-        <w:t>Hint if needed: Use the changed condition and the deciding step in the pictorial trace. The answer must say what follows from those facts.</w:t>
-      </w:r>
-    </w:p>
-    <w:p>
-      <w:pPr>
-        <w:pStyle w:val="Heading3"/>
-      </w:pPr>
-      <w:r>
-        <w:t>Feedback · compare after trying</w:t>
-      </w:r>
-    </w:p>
-    <w:p>
-      <w:pPr>
-        <w:spacing w:line="336" w:lineRule="auto" w:after="180"/>
-        <w:shd w:fill="F1F6FC"/>
-      </w:pPr>
-      <w:r>
-        <w:rPr>
-          <w:b w:val="0"/>
-        </w:rPr>
-        <w:t>After your attempt, compare with the supported explanation: B becomes review. The known failure is removed, but a required field is still missing.</w:t>
-      </w:r>
-    </w:p>
-    <w:p>
-      <w:pPr>
-        <w:pStyle w:val="Heading3"/>
-      </w:pPr>
-      <w:r>
-        <w:t>Repair a missing building block</w:t>
-      </w:r>
-    </w:p>
-    <w:p>
-      <w:pPr>
-        <w:spacing w:line="336" w:lineRule="auto" w:after="180"/>
-      </w:pPr>
-      <w:r>
-        <w:rPr>
-          <w:b w:val="0"/>
-        </w:rPr>
-        <w:t>Review Sound Becomes a Signal (ai-1/6). Goal: Interpret an ordered sequence of sound-signal samples with a stated time interval. Short practice: Does the all-zero retained record prove the full signal was silent?</w:t>
-      </w:r>
-    </w:p>
-    <w:p>
-      <w:pPr>
-        <w:spacing w:line="336" w:lineRule="auto" w:after="180"/>
-      </w:pPr>
-      <w:r>
-        <w:rPr>
-          <w:b w:val="0"/>
-        </w:rPr>
-        <w:t>Use the picture.. Return to this week and explain what you changed.</w:t>
-      </w:r>
-    </w:p>
-    <w:p>
-      <w:pPr>
-        <w:spacing w:line="336" w:lineRule="auto" w:after="180"/>
-      </w:pPr>
-      <w:r>
-        <w:rPr>
-          <w:b w:val="0"/>
-        </w:rPr>
-        <w:t xml:space="preserve">Review Rules or Learned Patterns? (ai-1/4). Goal: Execute a stated rule including its boundary. Short practice: Show which stage used </w:t>
-      </w:r>
-      <w:r>
-        <w:rPr>
-          <w:b/>
-        </w:rPr>
-        <w:t>label</w:t>
-      </w:r>
-      <w:r>
-        <w:rPr>
-          <w:b w:val="0"/>
-        </w:rPr>
-        <w:t>s and which stage used only the new measurement..</w:t>
-      </w:r>
-    </w:p>
-    <w:p>
-      <w:pPr>
-        <w:spacing w:line="336" w:lineRule="auto" w:after="180"/>
-      </w:pPr>
-      <w:r>
-        <w:rPr>
-          <w:b w:val="0"/>
-        </w:rPr>
-        <w:t>Return to this week and explain what you changed.</w:t>
-      </w:r>
-    </w:p>
-    <w:p>
-      <w:pPr>
-        <w:spacing w:line="336" w:lineRule="auto" w:after="180"/>
-      </w:pPr>
-      <w:r>
-        <w:rPr>
-          <w:b w:val="0"/>
-        </w:rPr>
-        <w:t>Review AI or Not? (ai-1/1). Goal: Distinguish an observed result from an explanation of how it was produced. Short practice: Point to the learned stage. Does the changed display prove the weather forecast changed?.</w:t>
-      </w:r>
-    </w:p>
-    <w:p>
-      <w:pPr>
-        <w:spacing w:line="336" w:lineRule="auto" w:after="180"/>
-      </w:pPr>
-      <w:r>
-        <w:rPr>
-          <w:b w:val="0"/>
-        </w:rPr>
-        <w:t>Return to this week and explain what you changed.</w:t>
-      </w:r>
-    </w:p>
-    <w:p>
-      <w:pPr>
-        <w:pStyle w:val="Heading3"/>
-      </w:pPr>
-      <w:r>
         <w:t>Keep your completed work</w:t>
       </w:r>
     </w:p>
     <w:p>
       <w:pPr>
-        <w:spacing w:line="336" w:lineRule="auto" w:after="180"/>
-      </w:pPr>
-      <w:r>
-        <w:rPr>
-          <w:b w:val="0"/>
-        </w:rPr>
-        <w:t xml:space="preserve">Use Download completed work in the hosted lesson to export your answers, reflections, practice feedback and code-run </w:t>
-      </w:r>
-      <w:r>
-        <w:rPr>
-          <w:b/>
-        </w:rPr>
-        <w:t>evidence</w:t>
-      </w:r>
-      <w:r>
-        <w:rPr>
-          <w:b w:val="0"/>
-        </w:rPr>
-        <w:t>. Open the HTML copy to read or print it.</w:t>
-      </w:r>
-    </w:p>
-    <w:p>
-      <w:pPr>
-        <w:spacing w:line="336" w:lineRule="auto" w:after="180"/>
-      </w:pPr>
-      <w:r>
-        <w:rPr>
-          <w:b w:val="0"/>
-        </w:rPr>
-        <w:t>Drafts stay in this browser when storage is available; clear drafts on a shared device.</w:t>
-      </w:r>
-    </w:p>
-    <w:p>
-      <w:pPr>
-        <w:pStyle w:val="Heading3"/>
-      </w:pPr>
-      <w:r>
-        <w:t>What I repaired, the evidence I kept and the next test</w:t>
-      </w:r>
-    </w:p>
-    <w:p>
-      <w:r>
-        <w:t>________________________________________________________________</w:t>
-      </w:r>
-    </w:p>
-    <w:p>
-      <w:r>
-        <w:t>________________________________________________________________</w:t>
-      </w:r>
-    </w:p>
-    <w:p>
-      <w:r>
-        <w:t>________________________________________________________________</w:t>
-      </w:r>
-    </w:p>
-    <w:p>
-      <w:r>
-        <w:t>________________________________________________________________</w:t>
-      </w:r>
-    </w:p>
-    <w:p>
-      <w:r>
-        <w:t>________________________________________________________________</w:t>
-      </w:r>
-    </w:p>
-    <w:p>
-      <w:pPr>
         <w:pStyle w:val="Heading1"/>
       </w:pPr>
       <w:r>
-        <w:t>21. Visual concept journey</w:t>
-      </w:r>
-    </w:p>
-    <w:p>
-      <w:r>
-        <w:t>Explain each Categories and Labels picture from its labels, then record a relevant limit.</w:t>
-      </w:r>
-    </w:p>
-    <w:p>
-      <w:pPr>
-        <w:pStyle w:val="Heading3"/>
+        <w:t>21. Reference · Six-picture response sheets</w:t>
+      </w:r>
+    </w:p>
+    <w:p>
+      <w:r>
+        <w:t>Choose the image that helps rather than repeating all six.</w:t>
+      </w:r>
+    </w:p>
+    <w:p>
+      <w:pPr>
+        <w:pStyle w:val="Heading2"/>
       </w:pPr>
       <w:r>
         <w:t>01. Categories and Labels: the case</w:t>
@@ -3057,7 +2973,6 @@
     <w:p>
       <w:pPr>
         <w:spacing w:line="336" w:lineRule="auto" w:after="180"/>
-        <w:shd w:fill="F5F1FB"/>
       </w:pPr>
       <w:r>
         <w:rPr>
@@ -3096,7 +3011,7 @@
     </w:p>
     <w:p>
       <w:pPr>
-        <w:pStyle w:val="Heading3"/>
+        <w:pStyle w:val="Heading2"/>
       </w:pPr>
       <w:r>
         <w:t>02. Follow the deciding steps</w:t>
@@ -3152,7 +3067,6 @@
     <w:p>
       <w:pPr>
         <w:spacing w:line="336" w:lineRule="auto" w:after="180"/>
-        <w:shd w:fill="F5F1FB"/>
       </w:pPr>
       <w:r>
         <w:rPr>
@@ -3203,7 +3117,7 @@
     </w:p>
     <w:p>
       <w:pPr>
-        <w:pStyle w:val="Heading3"/>
+        <w:pStyle w:val="Heading2"/>
       </w:pPr>
       <w:r>
         <w:t>03. Three ordered checks for a calendar card</w:t>
@@ -3293,7 +3207,6 @@
     <w:p>
       <w:pPr>
         <w:spacing w:line="336" w:lineRule="auto" w:after="180"/>
-        <w:shd w:fill="F5F1FB"/>
       </w:pPr>
       <w:r>
         <w:rPr>
@@ -3344,7 +3257,7 @@
     </w:p>
     <w:p>
       <w:pPr>
-        <w:pStyle w:val="Heading3"/>
+        <w:pStyle w:val="Heading2"/>
       </w:pPr>
       <w:r>
         <w:t>04. Change one thing. Trace what follows.</w:t>
@@ -3411,7 +3324,6 @@
     <w:p>
       <w:pPr>
         <w:spacing w:line="336" w:lineRule="auto" w:after="180"/>
-        <w:shd w:fill="F5F1FB"/>
       </w:pPr>
       <w:r>
         <w:rPr>
@@ -3450,7 +3362,7 @@
     </w:p>
     <w:p>
       <w:pPr>
-        <w:pStyle w:val="Heading3"/>
+        <w:pStyle w:val="Heading2"/>
       </w:pPr>
       <w:r>
         <w:t>05. Connect the explanation to its limit</w:t>
@@ -3577,7 +3489,6 @@
     <w:p>
       <w:pPr>
         <w:spacing w:line="336" w:lineRule="auto" w:after="180"/>
-        <w:shd w:fill="F5F1FB"/>
       </w:pPr>
       <w:r>
         <w:rPr>
@@ -3616,7 +3527,7 @@
     </w:p>
     <w:p>
       <w:pPr>
-        <w:pStyle w:val="Heading3"/>
+        <w:pStyle w:val="Heading2"/>
       </w:pPr>
       <w:r>
         <w:t>06. Make the idea visible in your project</w:t>
@@ -3743,7 +3654,6 @@
     <w:p>
       <w:pPr>
         <w:spacing w:line="336" w:lineRule="auto" w:after="180"/>
-        <w:shd w:fill="F5F1FB"/>
       </w:pPr>
       <w:r>
         <w:rPr>
@@ -3790,6 +3700,62 @@
     <w:p>
       <w:r>
         <w:t>________________________________________________________________</w:t>
+      </w:r>
+    </w:p>
+    <w:p>
+      <w:pPr>
+        <w:pStyle w:val="Heading2"/>
+      </w:pPr>
+      <w:r>
+        <w:t>Earlier wording, alternatives and picture transcripts · reference / check after trying</w:t>
+      </w:r>
+    </w:p>
+    <w:p>
+      <w:pPr>
+        <w:pStyle w:val="Heading3"/>
+      </w:pPr>
+      <w:r>
+        <w:t>01. Categories and Labels: the case</w:t>
+      </w:r>
+    </w:p>
+    <w:p>
+      <w:pPr>
+        <w:pStyle w:val="Heading3"/>
+      </w:pPr>
+      <w:r>
+        <w:t>02. Follow the deciding steps</w:t>
+      </w:r>
+    </w:p>
+    <w:p>
+      <w:pPr>
+        <w:pStyle w:val="Heading3"/>
+      </w:pPr>
+      <w:r>
+        <w:t>03. Three ordered checks for a calendar card</w:t>
+      </w:r>
+    </w:p>
+    <w:p>
+      <w:pPr>
+        <w:pStyle w:val="Heading3"/>
+      </w:pPr>
+      <w:r>
+        <w:t>04. Change one thing. Trace what follows.</w:t>
+      </w:r>
+    </w:p>
+    <w:p>
+      <w:pPr>
+        <w:pStyle w:val="Heading3"/>
+      </w:pPr>
+      <w:r>
+        <w:t>05. Connect the explanation to its limit</w:t>
+      </w:r>
+    </w:p>
+    <w:p>
+      <w:pPr>
+        <w:pStyle w:val="Heading3"/>
+      </w:pPr>
+      <w:r>
+        <w:t>06. Make the idea visible in your project</w:t>
       </w:r>
     </w:p>
     <w:sectPr>
